--- a/ניסויים לפרוייקט/ניסוי 6 הדלקת לדים/ניסוי שש.docx
+++ b/ניסויים לפרוייקט/ניסוי 6 הדלקת לדים/ניסוי שש.docx
@@ -1,14 +1,8 @@
 
 <file path=word/document.xml><?xml version="1.0" encoding="utf-8"?>
-<w:document xmlns:wpc="http://schemas.microsoft.com/office/word/2010/wordprocessingCanvas" xmlns:cx="http://schemas.microsoft.com/office/drawing/2014/chartex" xmlns:cx1="http://schemas.microsoft.com/office/drawing/2015/9/8/chartex" xmlns:cx2="http://schemas.microsoft.com/office/drawing/2015/10/21/chartex" xmlns:cx3="http://schemas.microsoft.com/office/drawing/2016/5/9/chartex" xmlns:cx4="http://schemas.microsoft.com/office/drawing/2016/5/10/chartex" xmlns:cx5="http://schemas.microsoft.com/office/drawing/2016/5/11/chartex" xmlns:cx6="http://schemas.microsoft.com/office/drawing/2016/5/12/chartex" xmlns:cx7="http://schemas.microsoft.com/office/drawing/2016/5/13/chartex" xmlns:cx8="http://schemas.microsoft.com/office/drawing/2016/5/14/chartex" xmlns:mc="http://schemas.openxmlformats.org/markup-compatibility/2006" xmlns:aink="http://schemas.microsoft.com/office/drawing/2016/ink" xmlns:am3d="http://schemas.microsoft.com/office/drawing/2017/model3d" xmlns:o="urn:schemas-microsoft-com:office:office" xmlns:oel="http://schemas.microsoft.com/office/2019/extlst" xmlns:r="http://schemas.openxmlformats.org/officeDocument/2006/relationships" xmlns:m="http://schemas.openxmlformats.org/officeDocument/2006/math" xmlns:v="urn:schemas-microsoft-com:vml" xmlns:wp14="http://schemas.microsoft.com/office/word/2010/wordprocessingDrawing" xmlns:wp="http://schemas.openxmlformats.org/drawingml/2006/wordprocessingDrawing" xmlns:w10="urn:schemas-microsoft-com:office:word" xmlns:w="http://schemas.openxmlformats.org/wordprocessingml/2006/main" xmlns:w14="http://schemas.microsoft.com/office/word/2010/wordml" xmlns:w15="http://schemas.microsoft.com/office/word/2012/wordml" xmlns:w16cex="http://schemas.microsoft.com/office/word/2018/wordml/cex" xmlns:w16cid="http://schemas.microsoft.com/office/word/2016/wordml/cid" xmlns:w16="http://schemas.microsoft.com/office/word/2018/wordml" xmlns:w16du="http://schemas.microsoft.com/office/word/2023/wordml/word16du" xmlns:w16sdtdh="http://schemas.microsoft.com/office/word/2020/wordml/sdtdatahash" xmlns:w16sdtfl="http://schemas.microsoft.com/office/word/2024/wordml/sdtformatlock" xmlns:w16se="http://schemas.microsoft.com/office/word/2015/wordml/symex" xmlns:wpg="http://schemas.microsoft.com/office/word/2010/wordprocessingGroup" xmlns:wpi="http://schemas.microsoft.com/office/word/2010/wordprocessingInk" xmlns:wne="http://schemas.microsoft.com/office/word/2006/wordml" xmlns:wps="http://schemas.microsoft.com/office/word/2010/wordprocessingShape" mc:Ignorable="w14 w15 w16se w16cid w16 w16cex w16sdtdh w16sdtfl w16du wp14">
+<w:document xmlns:wpc="http://schemas.microsoft.com/office/word/2010/wordprocessingCanvas" xmlns:cx="http://schemas.microsoft.com/office/drawing/2014/chartex" xmlns:cx1="http://schemas.microsoft.com/office/drawing/2015/9/8/chartex" xmlns:cx2="http://schemas.microsoft.com/office/drawing/2015/10/21/chartex" xmlns:cx3="http://schemas.microsoft.com/office/drawing/2016/5/9/chartex" xmlns:cx4="http://schemas.microsoft.com/office/drawing/2016/5/10/chartex" xmlns:cx5="http://schemas.microsoft.com/office/drawing/2016/5/11/chartex" xmlns:cx6="http://schemas.microsoft.com/office/drawing/2016/5/12/chartex" xmlns:cx7="http://schemas.microsoft.com/office/drawing/2016/5/13/chartex" xmlns:cx8="http://schemas.microsoft.com/office/drawing/2016/5/14/chartex" xmlns:mc="http://schemas.openxmlformats.org/markup-compatibility/2006" xmlns:aink="http://schemas.microsoft.com/office/drawing/2016/ink" xmlns:am3d="http://schemas.microsoft.com/office/drawing/2017/model3d" xmlns:o="urn:schemas-microsoft-com:office:office" xmlns:r="http://schemas.openxmlformats.org/officeDocument/2006/relationships" xmlns:m="http://schemas.openxmlformats.org/officeDocument/2006/math" xmlns:v="urn:schemas-microsoft-com:vml" xmlns:wp14="http://schemas.microsoft.com/office/word/2010/wordprocessingDrawing" xmlns:wp="http://schemas.openxmlformats.org/drawingml/2006/wordprocessingDrawing" xmlns:w10="urn:schemas-microsoft-com:office:word" xmlns:w="http://schemas.openxmlformats.org/wordprocessingml/2006/main" xmlns:w14="http://schemas.microsoft.com/office/word/2010/wordml" xmlns:w15="http://schemas.microsoft.com/office/word/2012/wordml" xmlns:w16cid="http://schemas.microsoft.com/office/word/2016/wordml/cid" xmlns:w16se="http://schemas.microsoft.com/office/word/2015/wordml/symex" xmlns:wpg="http://schemas.microsoft.com/office/word/2010/wordprocessingGroup" xmlns:wpi="http://schemas.microsoft.com/office/word/2010/wordprocessingInk" xmlns:wne="http://schemas.microsoft.com/office/word/2006/wordml" xmlns:wps="http://schemas.microsoft.com/office/word/2010/wordprocessingShape" mc:Ignorable="w14 w15 w16se w16cid wp14">
   <w:body>
-    <w:p>
-      <w:pPr>
-        <w:rPr>
-          <w:rtl/>
-        </w:rPr>
-      </w:pPr>
-    </w:p>
+    <w:p/>
     <w:p>
       <w:pPr>
         <w:pStyle w:val="1"/>
@@ -28,7 +22,21 @@
           <w:rFonts w:hint="cs"/>
           <w:rtl/>
         </w:rPr>
-        <w:t xml:space="preserve"> שלישי </w:t>
+        <w:t xml:space="preserve"> </w:t>
+      </w:r>
+      <w:r>
+        <w:rPr>
+          <w:rFonts w:hint="cs"/>
+          <w:rtl/>
+        </w:rPr>
+        <w:t>שישי</w:t>
+      </w:r>
+      <w:r>
+        <w:rPr>
+          <w:rFonts w:hint="cs"/>
+          <w:rtl/>
+        </w:rPr>
+        <w:t xml:space="preserve"> </w:t>
       </w:r>
       <w:r>
         <w:rPr>
@@ -41,9 +49,44 @@
           <w:rFonts w:hint="cs"/>
           <w:rtl/>
         </w:rPr>
-        <w:t xml:space="preserve"> 27.11.24</w:t>
+        <w:t xml:space="preserve"> 2</w:t>
+      </w:r>
+      <w:r>
+        <w:rPr>
+          <w:rFonts w:hint="cs"/>
+          <w:rtl/>
+        </w:rPr>
+        <w:t>1</w:t>
+      </w:r>
+      <w:r>
+        <w:rPr>
+          <w:rFonts w:hint="cs"/>
+          <w:rtl/>
+        </w:rPr>
+        <w:t>.</w:t>
+      </w:r>
+      <w:r>
+        <w:rPr>
+          <w:rFonts w:hint="cs"/>
+          <w:rtl/>
+        </w:rPr>
+        <w:t>0</w:t>
+      </w:r>
+      <w:r>
+        <w:rPr>
+          <w:rFonts w:hint="cs"/>
+          <w:rtl/>
+        </w:rPr>
+        <w:t>1.2</w:t>
       </w:r>
       <w:bookmarkEnd w:id="0"/>
+      <w:r>
+        <w:rPr>
+          <w:rFonts w:hint="cs"/>
+          <w:rtl/>
+        </w:rPr>
+        <w:t>5</w:t>
+      </w:r>
     </w:p>
     <w:p>
       <w:pPr>
@@ -83,23 +126,34 @@
     <w:p>
       <w:pPr>
         <w:rPr>
+          <w:rFonts w:ascii="Tahoma" w:hAnsi="Tahoma" w:cs="Tahoma"/>
+          <w:rtl/>
+        </w:rPr>
+      </w:pPr>
+      <w:r>
+        <w:rPr>
           <w:rFonts w:ascii="Tahoma" w:hAnsi="Tahoma" w:cs="Tahoma" w:hint="cs"/>
           <w:rtl/>
         </w:rPr>
-      </w:pPr>
-      <w:r>
-        <w:rPr>
-          <w:rFonts w:ascii="Tahoma" w:hAnsi="Tahoma" w:cs="Tahoma" w:hint="cs"/>
-          <w:rtl/>
-        </w:rPr>
         <w:t xml:space="preserve">הדלקת </w:t>
       </w:r>
       <w:r>
         <w:rPr>
           <w:rFonts w:ascii="Tahoma" w:hAnsi="Tahoma" w:cs="Tahoma"/>
-          <w:lang w:val="en-IL"/>
-        </w:rPr>
-        <w:t>neo leds</w:t>
+        </w:rPr>
+        <w:t>neo</w:t>
+      </w:r>
+      <w:r>
+        <w:rPr>
+          <w:rFonts w:ascii="Tahoma" w:hAnsi="Tahoma" w:cs="Tahoma"/>
+        </w:rPr>
+        <w:t>Pixel</w:t>
+      </w:r>
+      <w:r>
+        <w:rPr>
+          <w:rFonts w:ascii="Tahoma" w:hAnsi="Tahoma" w:cs="Tahoma"/>
+        </w:rPr>
+        <w:t xml:space="preserve"> leds</w:t>
       </w:r>
       <w:r>
         <w:rPr>
@@ -143,7 +197,7 @@
     <w:p>
       <w:pPr>
         <w:rPr>
-          <w:rFonts w:ascii="Tahoma" w:hAnsi="Tahoma" w:cs="Tahoma" w:hint="cs"/>
+          <w:rFonts w:ascii="Tahoma" w:hAnsi="Tahoma" w:cs="Tahoma"/>
           <w:rtl/>
         </w:rPr>
       </w:pPr>
@@ -156,17 +210,15 @@
       </w:r>
       <w:r>
         <w:rPr>
-          <w:rFonts w:ascii="Tahoma" w:hAnsi="Tahoma" w:cs="Tahoma" w:hint="cs"/>
-          <w:rtl/>
-        </w:rPr>
-        <w:t>ה</w:t>
-      </w:r>
-      <w:r>
-        <w:rPr>
-          <w:rFonts w:ascii="Tahoma" w:hAnsi="Tahoma" w:cs="Tahoma"/>
-          <w:lang w:val="en-IL"/>
-        </w:rPr>
-        <w:t>neo leds</w:t>
+          <w:rFonts w:ascii="Tahoma" w:hAnsi="Tahoma" w:cs="Tahoma"/>
+        </w:rPr>
+        <w:t xml:space="preserve">neoPixel </w:t>
+      </w:r>
+      <w:r>
+        <w:rPr>
+          <w:rFonts w:ascii="Tahoma" w:hAnsi="Tahoma" w:cs="Tahoma"/>
+        </w:rPr>
+        <w:t>leds</w:t>
       </w:r>
       <w:r>
         <w:rPr>
@@ -272,9 +324,24 @@
       <w:r>
         <w:rPr>
           <w:rFonts w:ascii="Tahoma" w:hAnsi="Tahoma" w:cs="Tahoma"/>
-          <w:lang w:val="en-IL"/>
-        </w:rPr>
-        <w:t>neoled</w:t>
+        </w:rPr>
+        <w:t>neoPixel</w:t>
+      </w:r>
+      <w:r>
+        <w:rPr>
+          <w:rFonts w:ascii="Tahoma" w:hAnsi="Tahoma" w:cs="Tahoma" w:hint="cs"/>
+          <w:b/>
+          <w:bCs/>
+          <w:rtl/>
+        </w:rPr>
+        <w:t xml:space="preserve"> </w:t>
+      </w:r>
+      <w:r>
+        <w:rPr>
+          <w:rFonts w:ascii="Tahoma" w:hAnsi="Tahoma" w:cs="Tahoma" w:hint="cs"/>
+          <w:rtl/>
+        </w:rPr>
+        <w:t>בשורה</w:t>
       </w:r>
     </w:p>
     <w:p>
@@ -322,27 +389,28 @@
           <w:rFonts w:ascii="Tahoma" w:hAnsi="Tahoma" w:cs="Tahoma"/>
           <w:b/>
           <w:bCs/>
-        </w:rPr>
-      </w:pPr>
-      <w:r>
-        <w:rPr>
-          <w:rFonts w:ascii="Tahoma" w:hAnsi="Tahoma" w:cs="Tahoma"/>
-          <w:rtl/>
-        </w:rPr>
-        <w:t xml:space="preserve">תוכנה </w:t>
-      </w:r>
-      <w:r>
-        <w:rPr>
-          <w:rFonts w:ascii="Tahoma" w:hAnsi="Tahoma" w:cs="Tahoma"/>
-        </w:rPr>
-        <w:t>Arduino IDE</w:t>
-      </w:r>
-      <w:r>
-        <w:rPr>
-          <w:rFonts w:ascii="Tahoma" w:hAnsi="Tahoma" w:cs="Tahoma"/>
-          <w:rtl/>
-        </w:rPr>
-        <w:t xml:space="preserve"> לכתיבת קוד</w:t>
+          <w:rtl/>
+        </w:rPr>
+      </w:pPr>
+      <w:r>
+        <w:rPr>
+          <w:rFonts w:ascii="Tahoma" w:hAnsi="Tahoma" w:cs="Tahoma" w:hint="cs"/>
+          <w:rtl/>
+        </w:rPr>
+        <w:t>חוט זכר נקבה לחיבור ה</w:t>
+      </w:r>
+      <w:r>
+        <w:rPr>
+          <w:rFonts w:ascii="Tahoma" w:hAnsi="Tahoma" w:cs="Tahoma" w:hint="cs"/>
+        </w:rPr>
+        <w:t>LDR</w:t>
+      </w:r>
+      <w:r>
+        <w:rPr>
+          <w:rFonts w:ascii="Tahoma" w:hAnsi="Tahoma" w:cs="Tahoma" w:hint="cs"/>
+          <w:rtl/>
+        </w:rPr>
+        <w:t xml:space="preserve"> לבקר</w:t>
       </w:r>
     </w:p>
     <w:p>
@@ -363,6 +431,40 @@
           <w:rFonts w:ascii="Tahoma" w:hAnsi="Tahoma" w:cs="Tahoma"/>
           <w:rtl/>
         </w:rPr>
+        <w:t xml:space="preserve">תוכנה </w:t>
+      </w:r>
+      <w:r>
+        <w:rPr>
+          <w:rFonts w:ascii="Tahoma" w:hAnsi="Tahoma" w:cs="Tahoma"/>
+        </w:rPr>
+        <w:t>Arduino IDE</w:t>
+      </w:r>
+      <w:r>
+        <w:rPr>
+          <w:rFonts w:ascii="Tahoma" w:hAnsi="Tahoma" w:cs="Tahoma"/>
+          <w:rtl/>
+        </w:rPr>
+        <w:t xml:space="preserve"> לכתיבת קוד</w:t>
+      </w:r>
+    </w:p>
+    <w:p>
+      <w:pPr>
+        <w:pStyle w:val="a9"/>
+        <w:numPr>
+          <w:ilvl w:val="0"/>
+          <w:numId w:val="1"/>
+        </w:numPr>
+        <w:rPr>
+          <w:rFonts w:ascii="Tahoma" w:hAnsi="Tahoma" w:cs="Tahoma"/>
+          <w:b/>
+          <w:bCs/>
+        </w:rPr>
+      </w:pPr>
+      <w:r>
+        <w:rPr>
+          <w:rFonts w:ascii="Tahoma" w:hAnsi="Tahoma" w:cs="Tahoma"/>
+          <w:rtl/>
+        </w:rPr>
         <w:t>כבל להעברת תוכנה לבקר</w:t>
       </w:r>
       <w:r>
@@ -463,126 +565,216 @@
           <w:rFonts w:ascii="Tahoma" w:hAnsi="Tahoma" w:cs="Tahoma"/>
           <w:rtl/>
         </w:rPr>
-        <w:t xml:space="preserve">, מטריצה, תצוגת </w:t>
-      </w:r>
-      <w:r>
-        <w:rPr>
-          <w:rFonts w:ascii="Tahoma" w:hAnsi="Tahoma" w:cs="Tahoma"/>
-        </w:rPr>
-        <w:t>Oled</w:t>
-      </w:r>
-      <w:r>
-        <w:rPr>
-          <w:rFonts w:ascii="Tahoma" w:hAnsi="Tahoma" w:cs="Tahoma"/>
-          <w:rtl/>
-        </w:rPr>
-        <w:t xml:space="preserve">, חיישן מרחק </w:t>
-      </w:r>
-      <w:r>
-        <w:rPr>
-          <w:rFonts w:ascii="Tahoma" w:hAnsi="Tahoma" w:cs="Tahoma"/>
-        </w:rPr>
-        <w:t>Ultrasonic</w:t>
-      </w:r>
-      <w:r>
-        <w:rPr>
-          <w:rFonts w:ascii="Tahoma" w:hAnsi="Tahoma" w:cs="Tahoma"/>
-          <w:rtl/>
-        </w:rPr>
-        <w:t>. מחברים את הרכיבים לבקר דרך מטריצה; מסך ה</w:t>
-      </w:r>
-      <w:r>
-        <w:rPr>
-          <w:rFonts w:ascii="Tahoma" w:hAnsi="Tahoma" w:cs="Tahoma"/>
-        </w:rPr>
-        <w:t>Oled</w:t>
-      </w:r>
-      <w:r>
-        <w:rPr>
-          <w:rFonts w:ascii="Tahoma" w:hAnsi="Tahoma" w:cs="Tahoma"/>
-          <w:rtl/>
-        </w:rPr>
-        <w:t xml:space="preserve">: </w:t>
-      </w:r>
-      <w:r>
-        <w:rPr>
-          <w:rFonts w:ascii="Tahoma" w:hAnsi="Tahoma" w:cs="Tahoma"/>
-        </w:rPr>
-        <w:t>SDA</w:t>
-      </w:r>
-      <w:r>
-        <w:rPr>
-          <w:rFonts w:ascii="Tahoma" w:hAnsi="Tahoma" w:cs="Tahoma"/>
-          <w:rtl/>
-        </w:rPr>
-        <w:t xml:space="preserve"> להדק 22, </w:t>
-      </w:r>
-      <w:r>
-        <w:rPr>
-          <w:rFonts w:ascii="Tahoma" w:hAnsi="Tahoma" w:cs="Tahoma"/>
-        </w:rPr>
-        <w:t>SCL</w:t>
-      </w:r>
-      <w:r>
-        <w:rPr>
-          <w:rFonts w:ascii="Tahoma" w:hAnsi="Tahoma" w:cs="Tahoma"/>
-          <w:rtl/>
-        </w:rPr>
-        <w:t xml:space="preserve"> להדק 21, לאדמה ולמתח. </w:t>
-      </w:r>
-      <w:r>
-        <w:rPr>
-          <w:rFonts w:ascii="Tahoma" w:hAnsi="Tahoma" w:cs="Tahoma"/>
-        </w:rPr>
-        <w:t>Ultrasonic</w:t>
-      </w:r>
-      <w:r>
-        <w:rPr>
-          <w:rFonts w:ascii="Tahoma" w:hAnsi="Tahoma" w:cs="Tahoma"/>
-          <w:rtl/>
-        </w:rPr>
-        <w:t xml:space="preserve">: </w:t>
-      </w:r>
-      <w:r>
-        <w:rPr>
-          <w:rFonts w:ascii="Tahoma" w:hAnsi="Tahoma" w:cs="Tahoma"/>
-        </w:rPr>
-        <w:t>ECHO</w:t>
-      </w:r>
-      <w:r>
-        <w:rPr>
-          <w:rFonts w:ascii="Tahoma" w:hAnsi="Tahoma" w:cs="Tahoma"/>
-          <w:rtl/>
-        </w:rPr>
-        <w:t xml:space="preserve"> להדק 33, </w:t>
-      </w:r>
-      <w:r>
-        <w:rPr>
-          <w:rFonts w:ascii="Tahoma" w:hAnsi="Tahoma" w:cs="Tahoma"/>
-        </w:rPr>
-        <w:t>TRIGER</w:t>
-      </w:r>
-      <w:r>
-        <w:rPr>
-          <w:rFonts w:ascii="Tahoma" w:hAnsi="Tahoma" w:cs="Tahoma"/>
-          <w:rtl/>
-        </w:rPr>
-        <w:t xml:space="preserve"> להדק 32, לאדמה ולמתח. אחרי שעשינו את כל החיבורים, התחלנו כתיבת קוד התוכנית. בסיום, הרצנו את התוכנית ושינינו את המרחקים בסימולציה כדי שנוחל לראות על מסך את התוצאות. </w:t>
-      </w:r>
-    </w:p>
-    <w:p>
-      <w:pPr>
-        <w:rPr>
-          <w:rFonts w:ascii="Tahoma" w:hAnsi="Tahoma" w:cs="Tahoma"/>
-          <w:rtl/>
-        </w:rPr>
-      </w:pPr>
-      <w:r>
-        <w:rPr>
-          <w:rFonts w:ascii="Tahoma" w:hAnsi="Tahoma" w:cs="Tahoma"/>
-          <w:rtl/>
-        </w:rPr>
-        <w:t xml:space="preserve">אחרי שראינו שהכל עבד בסימולציה, עברנו לחלק המעשי. בחלק המעשי חיברנו את התצוגה ואת החיישן לבקר דרך אותו ההדקים כמו בסימולציה. העברנו את הקוד לתוכנה </w:t>
+        <w:t>, חיישן</w:t>
+      </w:r>
+      <w:r>
+        <w:rPr>
+          <w:rFonts w:ascii="Tahoma" w:hAnsi="Tahoma" w:cs="Tahoma" w:hint="cs"/>
+          <w:rtl/>
+        </w:rPr>
+        <w:t xml:space="preserve"> אור </w:t>
+      </w:r>
+      <w:r>
+        <w:rPr>
+          <w:rFonts w:ascii="Tahoma" w:hAnsi="Tahoma" w:cs="Tahoma" w:hint="cs"/>
+        </w:rPr>
+        <w:t>L</w:t>
+      </w:r>
+      <w:r>
+        <w:rPr>
+          <w:rFonts w:ascii="Tahoma" w:hAnsi="Tahoma" w:cs="Tahoma"/>
+        </w:rPr>
+        <w:t>DR</w:t>
+      </w:r>
+      <w:r>
+        <w:rPr>
+          <w:rFonts w:ascii="Tahoma" w:hAnsi="Tahoma" w:cs="Tahoma" w:hint="cs"/>
+          <w:rtl/>
+        </w:rPr>
+        <w:t>, ולבסוף משום שלא היה את תצוגת ה</w:t>
+      </w:r>
+      <w:proofErr w:type="spellStart"/>
+      <w:r>
+        <w:rPr>
+          <w:rFonts w:ascii="Tahoma" w:hAnsi="Tahoma" w:cs="Tahoma"/>
+        </w:rPr>
+        <w:t>neoPixel</w:t>
+      </w:r>
+      <w:proofErr w:type="spellEnd"/>
+      <w:r>
+        <w:rPr>
+          <w:rFonts w:ascii="Tahoma" w:hAnsi="Tahoma" w:cs="Tahoma" w:hint="cs"/>
+          <w:rtl/>
+        </w:rPr>
+        <w:t xml:space="preserve"> בשורה כמו בבקר, לקחנו טבעת </w:t>
+      </w:r>
+      <w:proofErr w:type="spellStart"/>
+      <w:r>
+        <w:rPr>
+          <w:rFonts w:ascii="Tahoma" w:hAnsi="Tahoma" w:cs="Tahoma"/>
+        </w:rPr>
+        <w:t>neoPixel</w:t>
+      </w:r>
+      <w:proofErr w:type="spellEnd"/>
+      <w:r>
+        <w:rPr>
+          <w:rFonts w:ascii="Tahoma" w:hAnsi="Tahoma" w:cs="Tahoma" w:hint="cs"/>
+          <w:rtl/>
+        </w:rPr>
+        <w:t xml:space="preserve"> העובדת על אותו עקרון כמו </w:t>
+      </w:r>
+      <w:proofErr w:type="spellStart"/>
+      <w:r>
+        <w:rPr>
+          <w:rFonts w:ascii="Tahoma" w:hAnsi="Tahoma" w:cs="Tahoma"/>
+        </w:rPr>
+        <w:t>neoPixel</w:t>
+      </w:r>
+      <w:proofErr w:type="spellEnd"/>
+      <w:r>
+        <w:rPr>
+          <w:rFonts w:ascii="Tahoma" w:hAnsi="Tahoma" w:cs="Tahoma" w:hint="cs"/>
+          <w:rtl/>
+        </w:rPr>
+        <w:t xml:space="preserve"> בשורה</w:t>
+      </w:r>
+      <w:r>
+        <w:rPr>
+          <w:rFonts w:ascii="Tahoma" w:hAnsi="Tahoma" w:cs="Tahoma"/>
+          <w:rtl/>
+        </w:rPr>
+        <w:t xml:space="preserve">. מחברים את הרכיבים לבקר </w:t>
+      </w:r>
+      <w:r>
+        <w:rPr>
+          <w:rFonts w:ascii="Tahoma" w:hAnsi="Tahoma" w:cs="Tahoma" w:hint="cs"/>
+          <w:rtl/>
+        </w:rPr>
+        <w:t xml:space="preserve">חיישן </w:t>
+      </w:r>
+      <w:r>
+        <w:rPr>
+          <w:rFonts w:ascii="Tahoma" w:hAnsi="Tahoma" w:cs="Tahoma" w:hint="cs"/>
+        </w:rPr>
+        <w:t>LDR</w:t>
+      </w:r>
+      <w:r>
+        <w:rPr>
+          <w:rFonts w:ascii="Tahoma" w:hAnsi="Tahoma" w:cs="Tahoma" w:hint="cs"/>
+          <w:rtl/>
+        </w:rPr>
+        <w:t xml:space="preserve"> לאדמה, למתח ולהדק דיגיטלי 34, טבעת </w:t>
+      </w:r>
+      <w:proofErr w:type="spellStart"/>
+      <w:r>
+        <w:rPr>
+          <w:rFonts w:ascii="Tahoma" w:hAnsi="Tahoma" w:cs="Tahoma"/>
+        </w:rPr>
+        <w:t>neoPixel</w:t>
+      </w:r>
+      <w:proofErr w:type="spellEnd"/>
+      <w:r>
+        <w:rPr>
+          <w:rFonts w:ascii="Tahoma" w:hAnsi="Tahoma" w:cs="Tahoma" w:hint="cs"/>
+          <w:rtl/>
+        </w:rPr>
+        <w:t xml:space="preserve"> לאדמה, למתח, ולהדק דיגיטלי 5. </w:t>
+      </w:r>
+      <w:r>
+        <w:rPr>
+          <w:rFonts w:ascii="Tahoma" w:hAnsi="Tahoma" w:cs="Tahoma"/>
+          <w:rtl/>
+        </w:rPr>
+        <w:t xml:space="preserve">אחרי שעשינו את כל החיבורים, התחלנו כתיבת קוד התוכנית. בסיום, הרצנו את התוכנית ושינינו את </w:t>
+      </w:r>
+      <w:r>
+        <w:rPr>
+          <w:rFonts w:ascii="Tahoma" w:hAnsi="Tahoma" w:cs="Tahoma" w:hint="cs"/>
+          <w:rtl/>
+        </w:rPr>
+        <w:t xml:space="preserve">רמת התאורה </w:t>
+      </w:r>
+      <w:r>
+        <w:rPr>
+          <w:rFonts w:ascii="Tahoma" w:hAnsi="Tahoma" w:cs="Tahoma"/>
+          <w:rtl/>
+        </w:rPr>
+        <w:t>בסימולציה כדי שנו</w:t>
+      </w:r>
+      <w:r>
+        <w:rPr>
+          <w:rFonts w:ascii="Tahoma" w:hAnsi="Tahoma" w:cs="Tahoma" w:hint="cs"/>
+          <w:rtl/>
+        </w:rPr>
+        <w:t>כ</w:t>
+      </w:r>
+      <w:r>
+        <w:rPr>
+          <w:rFonts w:ascii="Tahoma" w:hAnsi="Tahoma" w:cs="Tahoma"/>
+          <w:rtl/>
+        </w:rPr>
+        <w:t xml:space="preserve">ל לראות </w:t>
+      </w:r>
+      <w:r>
+        <w:rPr>
+          <w:rFonts w:ascii="Tahoma" w:hAnsi="Tahoma" w:cs="Tahoma" w:hint="cs"/>
+          <w:rtl/>
+        </w:rPr>
+        <w:t xml:space="preserve">את </w:t>
+      </w:r>
+      <w:proofErr w:type="spellStart"/>
+      <w:r>
+        <w:rPr>
+          <w:rFonts w:ascii="Tahoma" w:hAnsi="Tahoma" w:cs="Tahoma" w:hint="cs"/>
+          <w:rtl/>
+        </w:rPr>
+        <w:t>הלדים</w:t>
+      </w:r>
+      <w:proofErr w:type="spellEnd"/>
+      <w:r>
+        <w:rPr>
+          <w:rFonts w:ascii="Tahoma" w:hAnsi="Tahoma" w:cs="Tahoma" w:hint="cs"/>
+          <w:rtl/>
+        </w:rPr>
+        <w:t xml:space="preserve"> נדלקים ונכבים</w:t>
+      </w:r>
+      <w:r>
+        <w:rPr>
+          <w:rFonts w:ascii="Tahoma" w:hAnsi="Tahoma" w:cs="Tahoma"/>
+          <w:rtl/>
+        </w:rPr>
+        <w:t xml:space="preserve">. </w:t>
+      </w:r>
+    </w:p>
+    <w:p>
+      <w:pPr>
+        <w:rPr>
+          <w:rFonts w:ascii="Tahoma" w:hAnsi="Tahoma" w:cs="Tahoma"/>
+          <w:rtl/>
+        </w:rPr>
+      </w:pPr>
+      <w:r>
+        <w:rPr>
+          <w:rFonts w:ascii="Tahoma" w:hAnsi="Tahoma" w:cs="Tahoma"/>
+          <w:rtl/>
+        </w:rPr>
+        <w:t xml:space="preserve">אחרי שראינו </w:t>
+      </w:r>
+      <w:proofErr w:type="spellStart"/>
+      <w:r>
+        <w:rPr>
+          <w:rFonts w:ascii="Tahoma" w:hAnsi="Tahoma" w:cs="Tahoma"/>
+          <w:rtl/>
+        </w:rPr>
+        <w:t>שהכל</w:t>
+      </w:r>
+      <w:proofErr w:type="spellEnd"/>
+      <w:r>
+        <w:rPr>
+          <w:rFonts w:ascii="Tahoma" w:hAnsi="Tahoma" w:cs="Tahoma"/>
+          <w:rtl/>
+        </w:rPr>
+        <w:t xml:space="preserve"> עבד בסימולציה, עברנו לחלק המעשי. בחלק המעשי חיברנו את התצוגה ואת החיישן לבקר דרך אותו ההדקים כמו בסימולציה. העברנו את הקוד לתוכנה </w:t>
       </w:r>
       <w:r>
         <w:rPr>
@@ -608,7 +800,30 @@
           <w:rFonts w:ascii="Tahoma" w:hAnsi="Tahoma" w:cs="Tahoma"/>
           <w:rtl/>
         </w:rPr>
-        <w:t xml:space="preserve"> כדי לצרוב את התוכנית. לאחר צריבה לקחנו דף והתחלנו להזיז אותו במרחקים שונים מהחיישן כדי לראות את תוצאות הניסוי.</w:t>
+        <w:t xml:space="preserve"> כדי לצרוב את התוכנית. לאחר צריבה </w:t>
+      </w:r>
+      <w:r>
+        <w:rPr>
+          <w:rFonts w:ascii="Tahoma" w:hAnsi="Tahoma" w:cs="Tahoma" w:hint="cs"/>
+          <w:rtl/>
+        </w:rPr>
+        <w:t xml:space="preserve">כיבינו והדלקנו את האור במעבדה כדי לראות שאכן </w:t>
+      </w:r>
+      <w:proofErr w:type="spellStart"/>
+      <w:r>
+        <w:rPr>
+          <w:rFonts w:ascii="Tahoma" w:hAnsi="Tahoma" w:cs="Tahoma" w:hint="cs"/>
+          <w:rtl/>
+        </w:rPr>
+        <w:t>הלדים</w:t>
+      </w:r>
+      <w:proofErr w:type="spellEnd"/>
+      <w:r>
+        <w:rPr>
+          <w:rFonts w:ascii="Tahoma" w:hAnsi="Tahoma" w:cs="Tahoma" w:hint="cs"/>
+          <w:rtl/>
+        </w:rPr>
+        <w:t xml:space="preserve"> נדלקים</w:t>
       </w:r>
     </w:p>
     <w:p>
@@ -617,26 +832,8 @@
           <w:rFonts w:ascii="Tahoma" w:hAnsi="Tahoma" w:cs="Tahoma"/>
           <w:b/>
           <w:bCs/>
-          <w:rtl/>
-        </w:rPr>
-      </w:pPr>
-    </w:p>
-    <w:p>
-      <w:pPr>
-        <w:rPr>
-          <w:rFonts w:ascii="Tahoma" w:hAnsi="Tahoma" w:cs="Tahoma"/>
-          <w:b/>
-          <w:bCs/>
-          <w:rtl/>
-        </w:rPr>
-      </w:pPr>
-    </w:p>
-    <w:p>
-      <w:pPr>
-        <w:rPr>
-          <w:rFonts w:ascii="Tahoma" w:hAnsi="Tahoma" w:cs="Tahoma"/>
-          <w:b/>
-          <w:bCs/>
+          <w:sz w:val="20"/>
+          <w:szCs w:val="20"/>
           <w:rtl/>
         </w:rPr>
       </w:pPr>
@@ -703,7 +900,23 @@
           <w:rFonts w:ascii="Tahoma" w:hAnsi="Tahoma" w:cs="Tahoma" w:hint="cs"/>
           <w:rtl/>
         </w:rPr>
-        <w:t xml:space="preserve"> אז ראינו שאכן נדלקים הלדים בצבעים הנכונים</w:t>
+        <w:t xml:space="preserve"> אז ראינו שאכן נדלקים </w:t>
+      </w:r>
+      <w:proofErr w:type="spellStart"/>
+      <w:r>
+        <w:rPr>
+          <w:rFonts w:ascii="Tahoma" w:hAnsi="Tahoma" w:cs="Tahoma" w:hint="cs"/>
+          <w:rtl/>
+        </w:rPr>
+        <w:t>הלדים</w:t>
+      </w:r>
+      <w:proofErr w:type="spellEnd"/>
+      <w:r>
+        <w:rPr>
+          <w:rFonts w:ascii="Tahoma" w:hAnsi="Tahoma" w:cs="Tahoma" w:hint="cs"/>
+          <w:rtl/>
+        </w:rPr>
+        <w:t xml:space="preserve"> בצבעים הנכונים</w:t>
       </w:r>
     </w:p>
     <w:p>
@@ -750,23 +963,25 @@
       </w:pPr>
       <w:r>
         <w:rPr>
-          <w:rFonts w:ascii="Tahoma" w:hAnsi="Tahoma" w:cs="Tahoma"/>
-          <w:rtl/>
-        </w:rPr>
-        <w:t xml:space="preserve">לפני ניסוי זה לא ידענו איך לעבוד עם חיישן </w:t>
-      </w:r>
-      <w:r>
-        <w:rPr>
-          <w:rFonts w:ascii="Tahoma" w:hAnsi="Tahoma" w:cs="Tahoma"/>
-        </w:rPr>
-        <w:t>Ultrasonic</w:t>
-      </w:r>
-      <w:r>
-        <w:rPr>
-          <w:rFonts w:ascii="Tahoma" w:hAnsi="Tahoma" w:cs="Tahoma"/>
-          <w:rtl/>
-        </w:rPr>
-        <w:t xml:space="preserve">, ולכן היינו צריכות לחקור על חיישן זה: לאיזה הדקים הוא מחובר, איך פועל, איך להגדיר אותו ולקבל מידע ממנו. </w:t>
+          <w:rFonts w:ascii="Tahoma" w:hAnsi="Tahoma" w:cs="Tahoma" w:hint="cs"/>
+          <w:rtl/>
+        </w:rPr>
+        <w:t>בסימולציה לא היה את הרכיב המדויק אותו היינו צריכות אך מצאנו רכיב דומה שעובד עם אותו פונקציונליות. על כן בניסוי זה הבנו כי החיבור שנראה בסכמה החשמלית הוא לא נכון והיינו צריכות להבין לאן ה</w:t>
+      </w:r>
+      <w:proofErr w:type="spellStart"/>
+      <w:r>
+        <w:rPr>
+          <w:rFonts w:ascii="Tahoma" w:hAnsi="Tahoma" w:cs="Tahoma"/>
+        </w:rPr>
+        <w:t>neoPixel</w:t>
+      </w:r>
+      <w:proofErr w:type="spellEnd"/>
+      <w:r>
+        <w:rPr>
+          <w:rFonts w:ascii="Tahoma" w:hAnsi="Tahoma" w:cs="Tahoma" w:hint="cs"/>
+          <w:rtl/>
+        </w:rPr>
+        <w:t xml:space="preserve"> מחובר כדי להפעיל את זה.</w:t>
       </w:r>
     </w:p>
     <w:p>
@@ -801,6 +1016,7 @@
           <w:szCs w:val="24"/>
           <w:rtl/>
         </w:rPr>
+        <w:lastRenderedPageBreak/>
         <w:t>מס</w:t>
       </w:r>
       <w:r>
@@ -838,26 +1054,87 @@
           <w:rFonts w:ascii="Tahoma" w:hAnsi="Tahoma" w:cs="Tahoma"/>
           <w:rtl/>
         </w:rPr>
-        <w:t xml:space="preserve">הצלחנו להתנסות עם החיישן מרחק וגם עם תצוגת </w:t>
-      </w:r>
-      <w:r>
-        <w:rPr>
-          <w:rFonts w:ascii="Tahoma" w:hAnsi="Tahoma" w:cs="Tahoma"/>
-        </w:rPr>
-        <w:t>OLED</w:t>
-      </w:r>
-      <w:r>
-        <w:rPr>
-          <w:rFonts w:ascii="Tahoma" w:hAnsi="Tahoma" w:cs="Tahoma"/>
-          <w:rtl/>
-        </w:rPr>
-        <w:t xml:space="preserve">. למדנו לשלב אותם יחד, ולראות איך אפשר לקלות מידע מחיישנים ולהציג את המידע באופן מעשי על המסך. </w:t>
-      </w:r>
-    </w:p>
-    <w:p>
-      <w:pPr>
-        <w:rPr>
-          <w:rFonts w:ascii="Tahoma" w:hAnsi="Tahoma" w:cs="Tahoma"/>
+        <w:t xml:space="preserve">הצלחנו להתנסות עם החיישן </w:t>
+      </w:r>
+      <w:r>
+        <w:rPr>
+          <w:rFonts w:ascii="Tahoma" w:hAnsi="Tahoma" w:cs="Tahoma" w:hint="cs"/>
+        </w:rPr>
+        <w:t>LDR</w:t>
+      </w:r>
+      <w:r>
+        <w:rPr>
+          <w:rFonts w:ascii="Tahoma" w:hAnsi="Tahoma" w:cs="Tahoma"/>
+          <w:rtl/>
+        </w:rPr>
+        <w:t xml:space="preserve"> וגם עם </w:t>
+      </w:r>
+      <w:proofErr w:type="spellStart"/>
+      <w:r>
+        <w:rPr>
+          <w:rFonts w:ascii="Tahoma" w:hAnsi="Tahoma" w:cs="Tahoma" w:hint="cs"/>
+          <w:rtl/>
+        </w:rPr>
+        <w:t>הלדים</w:t>
+      </w:r>
+      <w:proofErr w:type="spellEnd"/>
+      <w:r>
+        <w:rPr>
+          <w:rFonts w:ascii="Tahoma" w:hAnsi="Tahoma" w:cs="Tahoma" w:hint="cs"/>
+          <w:rtl/>
+        </w:rPr>
+        <w:t xml:space="preserve"> מסוג </w:t>
+      </w:r>
+      <w:proofErr w:type="spellStart"/>
+      <w:r>
+        <w:rPr>
+          <w:rFonts w:ascii="Tahoma" w:hAnsi="Tahoma" w:cs="Tahoma"/>
+        </w:rPr>
+        <w:t>neoPixel</w:t>
+      </w:r>
+      <w:proofErr w:type="spellEnd"/>
+      <w:r>
+        <w:rPr>
+          <w:rFonts w:ascii="Tahoma" w:hAnsi="Tahoma" w:cs="Tahoma"/>
+          <w:rtl/>
+        </w:rPr>
+        <w:t>. למדנו לשלב אותם יחד, ולראות איך אפשר ל</w:t>
+      </w:r>
+      <w:r>
+        <w:rPr>
+          <w:rFonts w:ascii="Tahoma" w:hAnsi="Tahoma" w:cs="Tahoma" w:hint="cs"/>
+          <w:rtl/>
+        </w:rPr>
+        <w:t>ק</w:t>
+      </w:r>
+      <w:r>
+        <w:rPr>
+          <w:rFonts w:ascii="Tahoma" w:hAnsi="Tahoma" w:cs="Tahoma"/>
+          <w:rtl/>
+        </w:rPr>
+        <w:t>לו</w:t>
+      </w:r>
+      <w:r>
+        <w:rPr>
+          <w:rFonts w:ascii="Tahoma" w:hAnsi="Tahoma" w:cs="Tahoma" w:hint="cs"/>
+          <w:rtl/>
+        </w:rPr>
+        <w:t>ט</w:t>
+      </w:r>
+      <w:r>
+        <w:rPr>
+          <w:rFonts w:ascii="Tahoma" w:hAnsi="Tahoma" w:cs="Tahoma"/>
+          <w:rtl/>
+        </w:rPr>
+        <w:t xml:space="preserve"> מידע מחיישנים ולהציג את המידע באופן מעשי על המסך. </w:t>
+      </w:r>
+    </w:p>
+    <w:p>
+      <w:pPr>
+        <w:rPr>
+          <w:rFonts w:ascii="Tahoma" w:hAnsi="Tahoma" w:cs="Tahoma"/>
+          <w:sz w:val="20"/>
+          <w:szCs w:val="20"/>
           <w:rtl/>
         </w:rPr>
       </w:pPr>
@@ -908,14 +1185,13 @@
       <w:pPr>
         <w:rPr>
           <w:rFonts w:ascii="Tahoma" w:hAnsi="Tahoma" w:cs="Tahoma"/>
-          <w:rtl/>
-        </w:rPr>
-      </w:pPr>
-      <w:r>
-        <w:rPr>
-          <w:rFonts w:ascii="Tahoma" w:hAnsi="Tahoma" w:cs="Tahoma"/>
-        </w:rPr>
-        <w:t>https://wokwi.com/projects/417704377996250113</w:t>
+        </w:rPr>
+      </w:pPr>
+      <w:r>
+        <w:rPr>
+          <w:rFonts w:ascii="Tahoma" w:hAnsi="Tahoma" w:cs="Tahoma"/>
+        </w:rPr>
+        <w:t>https://wokwi.com/projects/420671069897757697</w:t>
       </w:r>
     </w:p>
     <w:p>
@@ -930,19 +1206,17 @@
       </w:pPr>
       <w:r>
         <w:rPr>
-          <w:rFonts w:ascii="Tahoma" w:hAnsi="Tahoma" w:cs="Tahoma" w:hint="cs"/>
+          <w:rFonts w:ascii="Tahoma" w:hAnsi="Tahoma" w:cs="Tahoma"/>
           <w:noProof/>
           <w:sz w:val="28"/>
           <w:szCs w:val="28"/>
           <w:rtl/>
-          <w:lang w:val="he-IL"/>
-          <w14:ligatures w14:val="standardContextual"/>
         </w:rPr>
         <w:drawing>
-          <wp:inline distT="0" distB="0" distL="0" distR="0" wp14:anchorId="3F5ECAC2" wp14:editId="3B092302">
-            <wp:extent cx="3914865" cy="2590800"/>
-            <wp:effectExtent l="0" t="0" r="9525" b="0"/>
-            <wp:docPr id="304965302" name="תמונה 12"/>
+          <wp:inline distT="0" distB="0" distL="0" distR="0" wp14:anchorId="21CBB83E" wp14:editId="1F67E117">
+            <wp:extent cx="3877216" cy="5306165"/>
+            <wp:effectExtent l="0" t="0" r="9525" b="8890"/>
+            <wp:docPr id="1" name="תמונה 1"/>
             <wp:cNvGraphicFramePr>
               <a:graphicFrameLocks xmlns:a="http://schemas.openxmlformats.org/drawingml/2006/main" noChangeAspect="1"/>
             </wp:cNvGraphicFramePr>
@@ -950,17 +1224,11 @@
               <a:graphicData uri="http://schemas.openxmlformats.org/drawingml/2006/picture">
                 <pic:pic xmlns:pic="http://schemas.openxmlformats.org/drawingml/2006/picture">
                   <pic:nvPicPr>
-                    <pic:cNvPr id="304965302" name="תמונה 304965302"/>
+                    <pic:cNvPr id="1" name=""/>
                     <pic:cNvPicPr/>
                   </pic:nvPicPr>
                   <pic:blipFill>
-                    <a:blip r:embed="rId5" cstate="print">
-                      <a:extLst>
-                        <a:ext uri="{28A0092B-C50C-407E-A947-70E740481C1C}">
-                          <a14:useLocalDpi xmlns:a14="http://schemas.microsoft.com/office/drawing/2010/main" val="0"/>
-                        </a:ext>
-                      </a:extLst>
-                    </a:blip>
+                    <a:blip r:embed="rId5"/>
                     <a:stretch>
                       <a:fillRect/>
                     </a:stretch>
@@ -968,7 +1236,7 @@
                   <pic:spPr>
                     <a:xfrm>
                       <a:off x="0" y="0"/>
-                      <a:ext cx="3936306" cy="2604990"/>
+                      <a:ext cx="3877216" cy="5306165"/>
                     </a:xfrm>
                     <a:prstGeom prst="rect">
                       <a:avLst/>
@@ -1065,69 +1333,6 @@
           <w:szCs w:val="21"/>
         </w:rPr>
       </w:pPr>
-      <w:r>
-        <w:rPr>
-          <w:rFonts w:ascii="Consolas" w:eastAsia="Times New Roman" w:hAnsi="Consolas" w:cs="Times New Roman"/>
-          <w:color w:val="569CD6"/>
-          <w:sz w:val="21"/>
-          <w:szCs w:val="21"/>
-        </w:rPr>
-        <w:t>#include</w:t>
-      </w:r>
-      <w:r>
-        <w:rPr>
-          <w:rFonts w:ascii="Consolas" w:eastAsia="Times New Roman" w:hAnsi="Consolas" w:cs="Times New Roman"/>
-          <w:color w:val="D4D4D4"/>
-          <w:sz w:val="21"/>
-          <w:szCs w:val="21"/>
-        </w:rPr>
-        <w:t xml:space="preserve"> </w:t>
-      </w:r>
-      <w:r>
-        <w:rPr>
-          <w:rFonts w:ascii="Consolas" w:eastAsia="Times New Roman" w:hAnsi="Consolas" w:cs="Times New Roman"/>
-          <w:color w:val="569CD6"/>
-          <w:sz w:val="21"/>
-          <w:szCs w:val="21"/>
-        </w:rPr>
-        <w:t>&lt;</w:t>
-      </w:r>
-      <w:r>
-        <w:rPr>
-          <w:rFonts w:ascii="Consolas" w:eastAsia="Times New Roman" w:hAnsi="Consolas" w:cs="Times New Roman"/>
-          <w:color w:val="CE9178"/>
-          <w:sz w:val="21"/>
-          <w:szCs w:val="21"/>
-        </w:rPr>
-        <w:t>Wire.h</w:t>
-      </w:r>
-      <w:r>
-        <w:rPr>
-          <w:rFonts w:ascii="Consolas" w:eastAsia="Times New Roman" w:hAnsi="Consolas" w:cs="Times New Roman"/>
-          <w:color w:val="569CD6"/>
-          <w:sz w:val="21"/>
-          <w:szCs w:val="21"/>
-        </w:rPr>
-        <w:t>&gt;</w:t>
-      </w:r>
-      <w:r>
-        <w:rPr>
-          <w:rFonts w:ascii="Consolas" w:eastAsia="Times New Roman" w:hAnsi="Consolas" w:cs="Times New Roman"/>
-          <w:color w:val="D4D4D4"/>
-          <w:sz w:val="21"/>
-          <w:szCs w:val="21"/>
-        </w:rPr>
-        <w:t xml:space="preserve"> </w:t>
-      </w:r>
-      <w:r>
-        <w:rPr>
-          <w:rFonts w:ascii="Consolas" w:eastAsia="Times New Roman" w:hAnsi="Consolas" w:cs="Times New Roman"/>
-          <w:color w:val="727C81"/>
-          <w:sz w:val="21"/>
-          <w:szCs w:val="21"/>
-        </w:rPr>
-        <w:t>//library which facilitates I2C communication used for the OLED</w:t>
-      </w:r>
     </w:p>
     <w:p>
       <w:pPr>
@@ -1168,6 +1373,7 @@
         </w:rPr>
         <w:t>&lt;</w:t>
       </w:r>
+      <w:proofErr w:type="spellStart"/>
       <w:r>
         <w:rPr>
           <w:rFonts w:ascii="Consolas" w:eastAsia="Times New Roman" w:hAnsi="Consolas" w:cs="Times New Roman"/>
@@ -1175,8 +1381,9 @@
           <w:sz w:val="21"/>
           <w:szCs w:val="21"/>
         </w:rPr>
-        <w:t>Adafruit_GFX.h</w:t>
-      </w:r>
+        <w:t>Adafruit_NeoPixel.h</w:t>
+      </w:r>
+      <w:proofErr w:type="spellEnd"/>
       <w:r>
         <w:rPr>
           <w:rFonts w:ascii="Consolas" w:eastAsia="Times New Roman" w:hAnsi="Consolas" w:cs="Times New Roman"/>
@@ -1185,24 +1392,6 @@
           <w:szCs w:val="21"/>
         </w:rPr>
         <w:t>&gt;</w:t>
-      </w:r>
-      <w:r>
-        <w:rPr>
-          <w:rFonts w:ascii="Consolas" w:eastAsia="Times New Roman" w:hAnsi="Consolas" w:cs="Times New Roman"/>
-          <w:color w:val="D4D4D4"/>
-          <w:sz w:val="21"/>
-          <w:szCs w:val="21"/>
-        </w:rPr>
-        <w:t xml:space="preserve"> </w:t>
-      </w:r>
-      <w:r>
-        <w:rPr>
-          <w:rFonts w:ascii="Consolas" w:eastAsia="Times New Roman" w:hAnsi="Consolas" w:cs="Times New Roman"/>
-          <w:color w:val="727C81"/>
-          <w:sz w:val="21"/>
-          <w:szCs w:val="21"/>
-        </w:rPr>
-        <w:t xml:space="preserve">//library for graphics functions </w:t>
       </w:r>
     </w:p>
     <w:p>
@@ -1217,51 +1406,6 @@
           <w:szCs w:val="21"/>
         </w:rPr>
       </w:pPr>
-      <w:r>
-        <w:rPr>
-          <w:rFonts w:ascii="Consolas" w:eastAsia="Times New Roman" w:hAnsi="Consolas" w:cs="Times New Roman"/>
-          <w:color w:val="569CD6"/>
-          <w:sz w:val="21"/>
-          <w:szCs w:val="21"/>
-        </w:rPr>
-        <w:t>#include</w:t>
-      </w:r>
-      <w:r>
-        <w:rPr>
-          <w:rFonts w:ascii="Consolas" w:eastAsia="Times New Roman" w:hAnsi="Consolas" w:cs="Times New Roman"/>
-          <w:color w:val="D4D4D4"/>
-          <w:sz w:val="21"/>
-          <w:szCs w:val="21"/>
-        </w:rPr>
-        <w:t xml:space="preserve"> </w:t>
-      </w:r>
-      <w:r>
-        <w:rPr>
-          <w:rFonts w:ascii="Consolas" w:eastAsia="Times New Roman" w:hAnsi="Consolas" w:cs="Times New Roman"/>
-          <w:color w:val="569CD6"/>
-          <w:sz w:val="21"/>
-          <w:szCs w:val="21"/>
-        </w:rPr>
-        <w:t>&lt;</w:t>
-      </w:r>
-      <w:r>
-        <w:rPr>
-          <w:rFonts w:ascii="Consolas" w:eastAsia="Times New Roman" w:hAnsi="Consolas" w:cs="Times New Roman"/>
-          <w:color w:val="CE9178"/>
-          <w:sz w:val="21"/>
-          <w:szCs w:val="21"/>
-        </w:rPr>
-        <w:t>Adafruit_SH110X.h</w:t>
-      </w:r>
-      <w:r>
-        <w:rPr>
-          <w:rFonts w:ascii="Consolas" w:eastAsia="Times New Roman" w:hAnsi="Consolas" w:cs="Times New Roman"/>
-          <w:color w:val="569CD6"/>
-          <w:sz w:val="21"/>
-          <w:szCs w:val="21"/>
-        </w:rPr>
-        <w:t>&gt;</w:t>
-      </w:r>
     </w:p>
     <w:p>
       <w:pPr>
@@ -1291,16 +1435,16 @@
           <w:sz w:val="21"/>
           <w:szCs w:val="21"/>
         </w:rPr>
-        <w:t xml:space="preserve"> i2c_Address </w:t>
-      </w:r>
-      <w:r>
-        <w:rPr>
-          <w:rFonts w:ascii="Consolas" w:eastAsia="Times New Roman" w:hAnsi="Consolas" w:cs="Times New Roman"/>
-          <w:color w:val="5BB498"/>
-          <w:sz w:val="21"/>
-          <w:szCs w:val="21"/>
-        </w:rPr>
-        <w:t>0x3c</w:t>
+        <w:t xml:space="preserve"> NEOPIXEL_PIN </w:t>
+      </w:r>
+      <w:r>
+        <w:rPr>
+          <w:rFonts w:ascii="Consolas" w:eastAsia="Times New Roman" w:hAnsi="Consolas" w:cs="Times New Roman"/>
+          <w:color w:val="B5CEA8"/>
+          <w:sz w:val="21"/>
+          <w:szCs w:val="21"/>
+        </w:rPr>
+        <w:t>5</w:t>
       </w:r>
       <w:r>
         <w:rPr>
@@ -1310,15 +1454,6 @@
           <w:szCs w:val="21"/>
         </w:rPr>
         <w:t xml:space="preserve"> </w:t>
-      </w:r>
-      <w:r>
-        <w:rPr>
-          <w:rFonts w:ascii="Consolas" w:eastAsia="Times New Roman" w:hAnsi="Consolas" w:cs="Times New Roman"/>
-          <w:color w:val="727C81"/>
-          <w:sz w:val="21"/>
-          <w:szCs w:val="21"/>
-        </w:rPr>
-        <w:t>// Screen address</w:t>
       </w:r>
     </w:p>
     <w:p>
@@ -1340,6 +1475,7 @@
           <w:sz w:val="21"/>
           <w:szCs w:val="21"/>
         </w:rPr>
+        <w:lastRenderedPageBreak/>
         <w:t>#define</w:t>
       </w:r>
       <w:r>
@@ -1349,7 +1485,7 @@
           <w:sz w:val="21"/>
           <w:szCs w:val="21"/>
         </w:rPr>
-        <w:t xml:space="preserve"> SCREEN_WIDTH </w:t>
+        <w:t xml:space="preserve"> NUM_PIXELS </w:t>
       </w:r>
       <w:r>
         <w:rPr>
@@ -1358,16 +1494,7 @@
           <w:sz w:val="21"/>
           <w:szCs w:val="21"/>
         </w:rPr>
-        <w:t>128</w:t>
-      </w:r>
-      <w:r>
-        <w:rPr>
-          <w:rFonts w:ascii="Consolas" w:eastAsia="Times New Roman" w:hAnsi="Consolas" w:cs="Times New Roman"/>
-          <w:color w:val="D4D4D4"/>
-          <w:sz w:val="21"/>
-          <w:szCs w:val="21"/>
-        </w:rPr>
-        <w:t xml:space="preserve"> </w:t>
+        <w:t>6</w:t>
       </w:r>
     </w:p>
     <w:p>
@@ -1382,33 +1509,6 @@
           <w:szCs w:val="21"/>
         </w:rPr>
       </w:pPr>
-      <w:r>
-        <w:rPr>
-          <w:rFonts w:ascii="Consolas" w:eastAsia="Times New Roman" w:hAnsi="Consolas" w:cs="Times New Roman"/>
-          <w:color w:val="569CD6"/>
-          <w:sz w:val="21"/>
-          <w:szCs w:val="21"/>
-        </w:rPr>
-        <w:t>#define</w:t>
-      </w:r>
-      <w:r>
-        <w:rPr>
-          <w:rFonts w:ascii="Consolas" w:eastAsia="Times New Roman" w:hAnsi="Consolas" w:cs="Times New Roman"/>
-          <w:color w:val="D4D4D4"/>
-          <w:sz w:val="21"/>
-          <w:szCs w:val="21"/>
-        </w:rPr>
-        <w:t xml:space="preserve"> SCREEN_HEIGHT </w:t>
-      </w:r>
-      <w:r>
-        <w:rPr>
-          <w:rFonts w:ascii="Consolas" w:eastAsia="Times New Roman" w:hAnsi="Consolas" w:cs="Times New Roman"/>
-          <w:color w:val="B5CEA8"/>
-          <w:sz w:val="21"/>
-          <w:szCs w:val="21"/>
-        </w:rPr>
-        <w:t>64</w:t>
-      </w:r>
     </w:p>
     <w:p>
       <w:pPr>
@@ -1438,16 +1538,7 @@
           <w:sz w:val="21"/>
           <w:szCs w:val="21"/>
         </w:rPr>
-        <w:t xml:space="preserve"> OLED_RESET </w:t>
-      </w:r>
-      <w:r>
-        <w:rPr>
-          <w:rFonts w:ascii="Consolas" w:eastAsia="Times New Roman" w:hAnsi="Consolas" w:cs="Times New Roman"/>
-          <w:color w:val="DCDCDC"/>
-          <w:sz w:val="21"/>
-          <w:szCs w:val="21"/>
-        </w:rPr>
-        <w:t>-</w:t>
+        <w:t xml:space="preserve"> LDR </w:t>
       </w:r>
       <w:r>
         <w:rPr>
@@ -1456,16 +1547,7 @@
           <w:sz w:val="21"/>
           <w:szCs w:val="21"/>
         </w:rPr>
-        <w:t>1</w:t>
-      </w:r>
-      <w:r>
-        <w:rPr>
-          <w:rFonts w:ascii="Consolas" w:eastAsia="Times New Roman" w:hAnsi="Consolas" w:cs="Times New Roman"/>
-          <w:color w:val="D4D4D4"/>
-          <w:sz w:val="21"/>
-          <w:szCs w:val="21"/>
-        </w:rPr>
-        <w:t xml:space="preserve"> </w:t>
+        <w:t>34</w:t>
       </w:r>
     </w:p>
     <w:p>
@@ -1480,152 +1562,6 @@
           <w:szCs w:val="21"/>
         </w:rPr>
       </w:pPr>
-      <w:r>
-        <w:rPr>
-          <w:rFonts w:ascii="Consolas" w:eastAsia="Times New Roman" w:hAnsi="Consolas" w:cs="Times New Roman"/>
-          <w:color w:val="D4D4D4"/>
-          <w:sz w:val="21"/>
-          <w:szCs w:val="21"/>
-        </w:rPr>
-        <w:t xml:space="preserve">Adafruit_SH1106G display </w:t>
-      </w:r>
-      <w:r>
-        <w:rPr>
-          <w:rFonts w:ascii="Consolas" w:eastAsia="Times New Roman" w:hAnsi="Consolas" w:cs="Times New Roman"/>
-          <w:color w:val="DCDCDC"/>
-          <w:sz w:val="21"/>
-          <w:szCs w:val="21"/>
-        </w:rPr>
-        <w:t>=</w:t>
-      </w:r>
-      <w:r>
-        <w:rPr>
-          <w:rFonts w:ascii="Consolas" w:eastAsia="Times New Roman" w:hAnsi="Consolas" w:cs="Times New Roman"/>
-          <w:color w:val="D4D4D4"/>
-          <w:sz w:val="21"/>
-          <w:szCs w:val="21"/>
-        </w:rPr>
-        <w:t xml:space="preserve"> Adafruit_SH1106G</w:t>
-      </w:r>
-      <w:r>
-        <w:rPr>
-          <w:rFonts w:ascii="Consolas" w:eastAsia="Times New Roman" w:hAnsi="Consolas" w:cs="Times New Roman"/>
-          <w:color w:val="DCDCDC"/>
-          <w:sz w:val="21"/>
-          <w:szCs w:val="21"/>
-        </w:rPr>
-        <w:t>(</w:t>
-      </w:r>
-      <w:r>
-        <w:rPr>
-          <w:rFonts w:ascii="Consolas" w:eastAsia="Times New Roman" w:hAnsi="Consolas" w:cs="Times New Roman"/>
-          <w:color w:val="D4D4D4"/>
-          <w:sz w:val="21"/>
-          <w:szCs w:val="21"/>
-        </w:rPr>
-        <w:t>SCREEN_WIDTH</w:t>
-      </w:r>
-      <w:r>
-        <w:rPr>
-          <w:rFonts w:ascii="Consolas" w:eastAsia="Times New Roman" w:hAnsi="Consolas" w:cs="Times New Roman"/>
-          <w:color w:val="DCDCDC"/>
-          <w:sz w:val="21"/>
-          <w:szCs w:val="21"/>
-        </w:rPr>
-        <w:t>,</w:t>
-      </w:r>
-      <w:r>
-        <w:rPr>
-          <w:rFonts w:ascii="Consolas" w:eastAsia="Times New Roman" w:hAnsi="Consolas" w:cs="Times New Roman"/>
-          <w:color w:val="D4D4D4"/>
-          <w:sz w:val="21"/>
-          <w:szCs w:val="21"/>
-        </w:rPr>
-        <w:t xml:space="preserve"> SCREEN_HEIGHT</w:t>
-      </w:r>
-      <w:r>
-        <w:rPr>
-          <w:rFonts w:ascii="Consolas" w:eastAsia="Times New Roman" w:hAnsi="Consolas" w:cs="Times New Roman"/>
-          <w:color w:val="DCDCDC"/>
-          <w:sz w:val="21"/>
-          <w:szCs w:val="21"/>
-        </w:rPr>
-        <w:t>,</w:t>
-      </w:r>
-      <w:r>
-        <w:rPr>
-          <w:rFonts w:ascii="Consolas" w:eastAsia="Times New Roman" w:hAnsi="Consolas" w:cs="Times New Roman"/>
-          <w:color w:val="D4D4D4"/>
-          <w:sz w:val="21"/>
-          <w:szCs w:val="21"/>
-        </w:rPr>
-        <w:t xml:space="preserve"> </w:t>
-      </w:r>
-      <w:r>
-        <w:rPr>
-          <w:rFonts w:ascii="Consolas" w:eastAsia="Times New Roman" w:hAnsi="Consolas" w:cs="Times New Roman"/>
-          <w:color w:val="DCDCDC"/>
-          <w:sz w:val="21"/>
-          <w:szCs w:val="21"/>
-        </w:rPr>
-        <w:t>&amp;</w:t>
-      </w:r>
-      <w:r>
-        <w:rPr>
-          <w:rFonts w:ascii="Consolas" w:eastAsia="Times New Roman" w:hAnsi="Consolas" w:cs="Times New Roman"/>
-          <w:b/>
-          <w:bCs/>
-          <w:color w:val="E97366"/>
-          <w:sz w:val="21"/>
-          <w:szCs w:val="21"/>
-        </w:rPr>
-        <w:t>Wire</w:t>
-      </w:r>
-      <w:r>
-        <w:rPr>
-          <w:rFonts w:ascii="Consolas" w:eastAsia="Times New Roman" w:hAnsi="Consolas" w:cs="Times New Roman"/>
-          <w:color w:val="DCDCDC"/>
-          <w:sz w:val="21"/>
-          <w:szCs w:val="21"/>
-        </w:rPr>
-        <w:t>,</w:t>
-      </w:r>
-      <w:r>
-        <w:rPr>
-          <w:rFonts w:ascii="Consolas" w:eastAsia="Times New Roman" w:hAnsi="Consolas" w:cs="Times New Roman"/>
-          <w:color w:val="D4D4D4"/>
-          <w:sz w:val="21"/>
-          <w:szCs w:val="21"/>
-        </w:rPr>
-        <w:t xml:space="preserve"> OLED_RESET</w:t>
-      </w:r>
-      <w:r>
-        <w:rPr>
-          <w:rFonts w:ascii="Consolas" w:eastAsia="Times New Roman" w:hAnsi="Consolas" w:cs="Times New Roman"/>
-          <w:color w:val="DCDCDC"/>
-          <w:sz w:val="21"/>
-          <w:szCs w:val="21"/>
-        </w:rPr>
-        <w:t>);</w:t>
-      </w:r>
-      <w:r>
-        <w:rPr>
-          <w:rFonts w:ascii="Consolas" w:eastAsia="Times New Roman" w:hAnsi="Consolas" w:cs="Times New Roman"/>
-          <w:color w:val="D4D4D4"/>
-          <w:sz w:val="21"/>
-          <w:szCs w:val="21"/>
-        </w:rPr>
-        <w:t xml:space="preserve"> </w:t>
-      </w:r>
-      <w:r>
-        <w:rPr>
-          <w:rFonts w:ascii="Consolas" w:eastAsia="Times New Roman" w:hAnsi="Consolas" w:cs="Times New Roman"/>
-          <w:color w:val="727C81"/>
-          <w:sz w:val="21"/>
-          <w:szCs w:val="21"/>
-        </w:rPr>
-        <w:t xml:space="preserve">// Creating an object for communication with the screen </w:t>
-      </w:r>
     </w:p>
     <w:p>
       <w:pPr>
@@ -1639,6 +1575,120 @@
           <w:szCs w:val="21"/>
         </w:rPr>
       </w:pPr>
+      <w:proofErr w:type="spellStart"/>
+      <w:r>
+        <w:rPr>
+          <w:rFonts w:ascii="Consolas" w:eastAsia="Times New Roman" w:hAnsi="Consolas" w:cs="Times New Roman"/>
+          <w:color w:val="D4D4D4"/>
+          <w:sz w:val="21"/>
+          <w:szCs w:val="21"/>
+        </w:rPr>
+        <w:t>Adafruit_NeoPixel</w:t>
+      </w:r>
+      <w:proofErr w:type="spellEnd"/>
+      <w:r>
+        <w:rPr>
+          <w:rFonts w:ascii="Consolas" w:eastAsia="Times New Roman" w:hAnsi="Consolas" w:cs="Times New Roman"/>
+          <w:color w:val="D4D4D4"/>
+          <w:sz w:val="21"/>
+          <w:szCs w:val="21"/>
+        </w:rPr>
+        <w:t xml:space="preserve"> </w:t>
+      </w:r>
+      <w:proofErr w:type="spellStart"/>
+      <w:proofErr w:type="gramStart"/>
+      <w:r>
+        <w:rPr>
+          <w:rFonts w:ascii="Consolas" w:eastAsia="Times New Roman" w:hAnsi="Consolas" w:cs="Times New Roman"/>
+          <w:color w:val="D4D4D4"/>
+          <w:sz w:val="21"/>
+          <w:szCs w:val="21"/>
+        </w:rPr>
+        <w:t>NeoPixel</w:t>
+      </w:r>
+      <w:proofErr w:type="spellEnd"/>
+      <w:r>
+        <w:rPr>
+          <w:rFonts w:ascii="Consolas" w:eastAsia="Times New Roman" w:hAnsi="Consolas" w:cs="Times New Roman"/>
+          <w:color w:val="DCDCDC"/>
+          <w:sz w:val="21"/>
+          <w:szCs w:val="21"/>
+        </w:rPr>
+        <w:t>(</w:t>
+      </w:r>
+      <w:proofErr w:type="gramEnd"/>
+      <w:r>
+        <w:rPr>
+          <w:rFonts w:ascii="Consolas" w:eastAsia="Times New Roman" w:hAnsi="Consolas" w:cs="Times New Roman"/>
+          <w:color w:val="D4D4D4"/>
+          <w:sz w:val="21"/>
+          <w:szCs w:val="21"/>
+        </w:rPr>
+        <w:t>NUM_PIXELS</w:t>
+      </w:r>
+      <w:r>
+        <w:rPr>
+          <w:rFonts w:ascii="Consolas" w:eastAsia="Times New Roman" w:hAnsi="Consolas" w:cs="Times New Roman"/>
+          <w:color w:val="DCDCDC"/>
+          <w:sz w:val="21"/>
+          <w:szCs w:val="21"/>
+        </w:rPr>
+        <w:t>,</w:t>
+      </w:r>
+      <w:r>
+        <w:rPr>
+          <w:rFonts w:ascii="Consolas" w:eastAsia="Times New Roman" w:hAnsi="Consolas" w:cs="Times New Roman"/>
+          <w:color w:val="D4D4D4"/>
+          <w:sz w:val="21"/>
+          <w:szCs w:val="21"/>
+        </w:rPr>
+        <w:t xml:space="preserve"> NEOPIXEL_PIN</w:t>
+      </w:r>
+      <w:r>
+        <w:rPr>
+          <w:rFonts w:ascii="Consolas" w:eastAsia="Times New Roman" w:hAnsi="Consolas" w:cs="Times New Roman"/>
+          <w:color w:val="DCDCDC"/>
+          <w:sz w:val="21"/>
+          <w:szCs w:val="21"/>
+        </w:rPr>
+        <w:t>,</w:t>
+      </w:r>
+      <w:r>
+        <w:rPr>
+          <w:rFonts w:ascii="Consolas" w:eastAsia="Times New Roman" w:hAnsi="Consolas" w:cs="Times New Roman"/>
+          <w:color w:val="D4D4D4"/>
+          <w:sz w:val="21"/>
+          <w:szCs w:val="21"/>
+        </w:rPr>
+        <w:t xml:space="preserve"> NEO_GRB </w:t>
+      </w:r>
+      <w:r>
+        <w:rPr>
+          <w:rFonts w:ascii="Consolas" w:eastAsia="Times New Roman" w:hAnsi="Consolas" w:cs="Times New Roman"/>
+          <w:color w:val="DCDCDC"/>
+          <w:sz w:val="21"/>
+          <w:szCs w:val="21"/>
+        </w:rPr>
+        <w:t>+</w:t>
+      </w:r>
+      <w:r>
+        <w:rPr>
+          <w:rFonts w:ascii="Consolas" w:eastAsia="Times New Roman" w:hAnsi="Consolas" w:cs="Times New Roman"/>
+          <w:color w:val="D4D4D4"/>
+          <w:sz w:val="21"/>
+          <w:szCs w:val="21"/>
+        </w:rPr>
+        <w:t xml:space="preserve"> NEO_KHZ800</w:t>
+      </w:r>
+      <w:r>
+        <w:rPr>
+          <w:rFonts w:ascii="Consolas" w:eastAsia="Times New Roman" w:hAnsi="Consolas" w:cs="Times New Roman"/>
+          <w:color w:val="DCDCDC"/>
+          <w:sz w:val="21"/>
+          <w:szCs w:val="21"/>
+        </w:rPr>
+        <w:t>);</w:t>
+      </w:r>
     </w:p>
     <w:p>
       <w:pPr>
@@ -1652,33 +1702,6 @@
           <w:szCs w:val="21"/>
         </w:rPr>
       </w:pPr>
-      <w:r>
-        <w:rPr>
-          <w:rFonts w:ascii="Consolas" w:eastAsia="Times New Roman" w:hAnsi="Consolas" w:cs="Times New Roman"/>
-          <w:color w:val="569CD6"/>
-          <w:sz w:val="21"/>
-          <w:szCs w:val="21"/>
-        </w:rPr>
-        <w:t>#define</w:t>
-      </w:r>
-      <w:r>
-        <w:rPr>
-          <w:rFonts w:ascii="Consolas" w:eastAsia="Times New Roman" w:hAnsi="Consolas" w:cs="Times New Roman"/>
-          <w:color w:val="D4D4D4"/>
-          <w:sz w:val="21"/>
-          <w:szCs w:val="21"/>
-        </w:rPr>
-        <w:t xml:space="preserve"> triger_Pin </w:t>
-      </w:r>
-      <w:r>
-        <w:rPr>
-          <w:rFonts w:ascii="Consolas" w:eastAsia="Times New Roman" w:hAnsi="Consolas" w:cs="Times New Roman"/>
-          <w:color w:val="B5CEA8"/>
-          <w:sz w:val="21"/>
-          <w:szCs w:val="21"/>
-        </w:rPr>
-        <w:t>32</w:t>
-      </w:r>
     </w:p>
     <w:p>
       <w:pPr>
@@ -1699,25 +1722,63 @@
           <w:sz w:val="21"/>
           <w:szCs w:val="21"/>
         </w:rPr>
-        <w:t>#define</w:t>
-      </w:r>
-      <w:r>
-        <w:rPr>
-          <w:rFonts w:ascii="Consolas" w:eastAsia="Times New Roman" w:hAnsi="Consolas" w:cs="Times New Roman"/>
-          <w:color w:val="D4D4D4"/>
-          <w:sz w:val="21"/>
-          <w:szCs w:val="21"/>
-        </w:rPr>
-        <w:t xml:space="preserve"> echo_Pin </w:t>
-      </w:r>
-      <w:r>
-        <w:rPr>
-          <w:rFonts w:ascii="Consolas" w:eastAsia="Times New Roman" w:hAnsi="Consolas" w:cs="Times New Roman"/>
-          <w:color w:val="B5CEA8"/>
-          <w:sz w:val="21"/>
-          <w:szCs w:val="21"/>
-        </w:rPr>
-        <w:t>33</w:t>
+        <w:t>void</w:t>
+      </w:r>
+      <w:r>
+        <w:rPr>
+          <w:rFonts w:ascii="Consolas" w:eastAsia="Times New Roman" w:hAnsi="Consolas" w:cs="Times New Roman"/>
+          <w:color w:val="D4D4D4"/>
+          <w:sz w:val="21"/>
+          <w:szCs w:val="21"/>
+        </w:rPr>
+        <w:t xml:space="preserve"> </w:t>
+      </w:r>
+      <w:proofErr w:type="gramStart"/>
+      <w:r>
+        <w:rPr>
+          <w:rFonts w:ascii="Consolas" w:eastAsia="Times New Roman" w:hAnsi="Consolas" w:cs="Times New Roman"/>
+          <w:color w:val="5E6D03"/>
+          <w:sz w:val="21"/>
+          <w:szCs w:val="21"/>
+        </w:rPr>
+        <w:t>setup</w:t>
+      </w:r>
+      <w:r>
+        <w:rPr>
+          <w:rFonts w:ascii="Consolas" w:eastAsia="Times New Roman" w:hAnsi="Consolas" w:cs="Times New Roman"/>
+          <w:color w:val="DCDCDC"/>
+          <w:sz w:val="21"/>
+          <w:szCs w:val="21"/>
+        </w:rPr>
+        <w:t>(</w:t>
+      </w:r>
+      <w:proofErr w:type="gramEnd"/>
+      <w:r>
+        <w:rPr>
+          <w:rFonts w:ascii="Consolas" w:eastAsia="Times New Roman" w:hAnsi="Consolas" w:cs="Times New Roman"/>
+          <w:color w:val="DCDCDC"/>
+          <w:sz w:val="21"/>
+          <w:szCs w:val="21"/>
+        </w:rPr>
+        <w:t>)</w:t>
+      </w:r>
+      <w:r>
+        <w:rPr>
+          <w:rFonts w:ascii="Consolas" w:eastAsia="Times New Roman" w:hAnsi="Consolas" w:cs="Times New Roman"/>
+          <w:color w:val="D4D4D4"/>
+          <w:sz w:val="21"/>
+          <w:szCs w:val="21"/>
+        </w:rPr>
+        <w:t xml:space="preserve"> </w:t>
+      </w:r>
+      <w:r>
+        <w:rPr>
+          <w:rFonts w:ascii="Consolas" w:eastAsia="Times New Roman" w:hAnsi="Consolas" w:cs="Times New Roman"/>
+          <w:color w:val="DCDCDC"/>
+          <w:sz w:val="21"/>
+          <w:szCs w:val="21"/>
+        </w:rPr>
+        <w:t>{</w:t>
       </w:r>
     </w:p>
     <w:p>
@@ -1732,6 +1793,91 @@
           <w:szCs w:val="21"/>
         </w:rPr>
       </w:pPr>
+      <w:r>
+        <w:rPr>
+          <w:rFonts w:ascii="Consolas" w:eastAsia="Times New Roman" w:hAnsi="Consolas" w:cs="Times New Roman"/>
+          <w:color w:val="D4D4D4"/>
+          <w:sz w:val="21"/>
+          <w:szCs w:val="21"/>
+        </w:rPr>
+        <w:t xml:space="preserve">  </w:t>
+      </w:r>
+      <w:proofErr w:type="spellStart"/>
+      <w:r>
+        <w:rPr>
+          <w:rFonts w:ascii="Consolas" w:eastAsia="Times New Roman" w:hAnsi="Consolas" w:cs="Times New Roman"/>
+          <w:color w:val="D4D4D4"/>
+          <w:sz w:val="21"/>
+          <w:szCs w:val="21"/>
+        </w:rPr>
+        <w:t>NeoPixel</w:t>
+      </w:r>
+      <w:r>
+        <w:rPr>
+          <w:rFonts w:ascii="Consolas" w:eastAsia="Times New Roman" w:hAnsi="Consolas" w:cs="Times New Roman"/>
+          <w:color w:val="DCDCDC"/>
+          <w:sz w:val="21"/>
+          <w:szCs w:val="21"/>
+        </w:rPr>
+        <w:t>.</w:t>
+      </w:r>
+      <w:r>
+        <w:rPr>
+          <w:rFonts w:ascii="Consolas" w:eastAsia="Times New Roman" w:hAnsi="Consolas" w:cs="Times New Roman"/>
+          <w:color w:val="E97366"/>
+          <w:sz w:val="21"/>
+          <w:szCs w:val="21"/>
+        </w:rPr>
+        <w:t>begin</w:t>
+      </w:r>
+      <w:proofErr w:type="spellEnd"/>
+      <w:r>
+        <w:rPr>
+          <w:rFonts w:ascii="Consolas" w:eastAsia="Times New Roman" w:hAnsi="Consolas" w:cs="Times New Roman"/>
+          <w:color w:val="DCDCDC"/>
+          <w:sz w:val="21"/>
+          <w:szCs w:val="21"/>
+        </w:rPr>
+        <w:t>();</w:t>
+      </w:r>
+      <w:r>
+        <w:rPr>
+          <w:rFonts w:ascii="Consolas" w:eastAsia="Times New Roman" w:hAnsi="Consolas" w:cs="Times New Roman"/>
+          <w:color w:val="D4D4D4"/>
+          <w:sz w:val="21"/>
+          <w:szCs w:val="21"/>
+        </w:rPr>
+        <w:t xml:space="preserve"> </w:t>
+      </w:r>
+      <w:r>
+        <w:rPr>
+          <w:rFonts w:ascii="Consolas" w:eastAsia="Times New Roman" w:hAnsi="Consolas" w:cs="Times New Roman"/>
+          <w:color w:val="727C81"/>
+          <w:sz w:val="21"/>
+          <w:szCs w:val="21"/>
+        </w:rPr>
+        <w:t xml:space="preserve">// initialize </w:t>
+      </w:r>
+      <w:proofErr w:type="spellStart"/>
+      <w:r>
+        <w:rPr>
+          <w:rFonts w:ascii="Consolas" w:eastAsia="Times New Roman" w:hAnsi="Consolas" w:cs="Times New Roman"/>
+          <w:color w:val="727C81"/>
+          <w:sz w:val="21"/>
+          <w:szCs w:val="21"/>
+        </w:rPr>
+        <w:t>NeoPixel</w:t>
+      </w:r>
+      <w:proofErr w:type="spellEnd"/>
+      <w:r>
+        <w:rPr>
+          <w:rFonts w:ascii="Consolas" w:eastAsia="Times New Roman" w:hAnsi="Consolas" w:cs="Times New Roman"/>
+          <w:color w:val="727C81"/>
+          <w:sz w:val="21"/>
+          <w:szCs w:val="21"/>
+        </w:rPr>
+        <w:t xml:space="preserve"> strip object (REQUIRED)</w:t>
+      </w:r>
     </w:p>
     <w:p>
       <w:pPr>
@@ -1745,42 +1891,6 @@
           <w:szCs w:val="21"/>
         </w:rPr>
       </w:pPr>
-      <w:r>
-        <w:rPr>
-          <w:rFonts w:ascii="Consolas" w:eastAsia="Times New Roman" w:hAnsi="Consolas" w:cs="Times New Roman"/>
-          <w:color w:val="569CD6"/>
-          <w:sz w:val="21"/>
-          <w:szCs w:val="21"/>
-        </w:rPr>
-        <w:t>void</w:t>
-      </w:r>
-      <w:r>
-        <w:rPr>
-          <w:rFonts w:ascii="Consolas" w:eastAsia="Times New Roman" w:hAnsi="Consolas" w:cs="Times New Roman"/>
-          <w:color w:val="D4D4D4"/>
-          <w:sz w:val="21"/>
-          <w:szCs w:val="21"/>
-        </w:rPr>
-        <w:t xml:space="preserve"> </w:t>
-      </w:r>
-      <w:r>
-        <w:rPr>
-          <w:rFonts w:ascii="Consolas" w:eastAsia="Times New Roman" w:hAnsi="Consolas" w:cs="Times New Roman"/>
-          <w:color w:val="5E6D03"/>
-          <w:sz w:val="21"/>
-          <w:szCs w:val="21"/>
-        </w:rPr>
-        <w:t>setup</w:t>
-      </w:r>
-      <w:r>
-        <w:rPr>
-          <w:rFonts w:ascii="Consolas" w:eastAsia="Times New Roman" w:hAnsi="Consolas" w:cs="Times New Roman"/>
-          <w:color w:val="DCDCDC"/>
-          <w:sz w:val="21"/>
-          <w:szCs w:val="21"/>
-        </w:rPr>
-        <w:t>()</w:t>
-      </w:r>
     </w:p>
     <w:p>
       <w:pPr>
@@ -1797,11 +1907,56 @@
       <w:r>
         <w:rPr>
           <w:rFonts w:ascii="Consolas" w:eastAsia="Times New Roman" w:hAnsi="Consolas" w:cs="Times New Roman"/>
-          <w:color w:val="DCDCDC"/>
-          <w:sz w:val="21"/>
-          <w:szCs w:val="21"/>
-        </w:rPr>
-        <w:t>{</w:t>
+          <w:color w:val="D4D4D4"/>
+          <w:sz w:val="21"/>
+          <w:szCs w:val="21"/>
+        </w:rPr>
+        <w:t xml:space="preserve">  </w:t>
+      </w:r>
+      <w:r>
+        <w:rPr>
+          <w:rFonts w:ascii="Consolas" w:eastAsia="Times New Roman" w:hAnsi="Consolas" w:cs="Times New Roman"/>
+          <w:color w:val="E97366"/>
+          <w:sz w:val="21"/>
+          <w:szCs w:val="21"/>
+        </w:rPr>
+        <w:t>delay</w:t>
+      </w:r>
+      <w:r>
+        <w:rPr>
+          <w:rFonts w:ascii="Consolas" w:eastAsia="Times New Roman" w:hAnsi="Consolas" w:cs="Times New Roman"/>
+          <w:color w:val="D4D4D4"/>
+          <w:sz w:val="21"/>
+          <w:szCs w:val="21"/>
+        </w:rPr>
+        <w:t xml:space="preserve"> </w:t>
+      </w:r>
+      <w:r>
+        <w:rPr>
+          <w:rFonts w:ascii="Consolas" w:eastAsia="Times New Roman" w:hAnsi="Consolas" w:cs="Times New Roman"/>
+          <w:color w:val="DCDCDC"/>
+          <w:sz w:val="21"/>
+          <w:szCs w:val="21"/>
+        </w:rPr>
+        <w:t>(</w:t>
+      </w:r>
+      <w:r>
+        <w:rPr>
+          <w:rFonts w:ascii="Consolas" w:eastAsia="Times New Roman" w:hAnsi="Consolas" w:cs="Times New Roman"/>
+          <w:color w:val="B5CEA8"/>
+          <w:sz w:val="21"/>
+          <w:szCs w:val="21"/>
+        </w:rPr>
+        <w:t>200</w:t>
+      </w:r>
+      <w:r>
+        <w:rPr>
+          <w:rFonts w:ascii="Consolas" w:eastAsia="Times New Roman" w:hAnsi="Consolas" w:cs="Times New Roman"/>
+          <w:color w:val="DCDCDC"/>
+          <w:sz w:val="21"/>
+          <w:szCs w:val="21"/>
+        </w:rPr>
+        <w:t>);</w:t>
       </w:r>
     </w:p>
     <w:p>
@@ -1816,78 +1971,6 @@
           <w:szCs w:val="21"/>
         </w:rPr>
       </w:pPr>
-      <w:r>
-        <w:rPr>
-          <w:rFonts w:ascii="Consolas" w:eastAsia="Times New Roman" w:hAnsi="Consolas" w:cs="Times New Roman"/>
-          <w:color w:val="D4D4D4"/>
-          <w:sz w:val="21"/>
-          <w:szCs w:val="21"/>
-        </w:rPr>
-        <w:t>display</w:t>
-      </w:r>
-      <w:r>
-        <w:rPr>
-          <w:rFonts w:ascii="Consolas" w:eastAsia="Times New Roman" w:hAnsi="Consolas" w:cs="Times New Roman"/>
-          <w:color w:val="DCDCDC"/>
-          <w:sz w:val="21"/>
-          <w:szCs w:val="21"/>
-        </w:rPr>
-        <w:t>.</w:t>
-      </w:r>
-      <w:r>
-        <w:rPr>
-          <w:rFonts w:ascii="Consolas" w:eastAsia="Times New Roman" w:hAnsi="Consolas" w:cs="Times New Roman"/>
-          <w:color w:val="D4D4D4"/>
-          <w:sz w:val="21"/>
-          <w:szCs w:val="21"/>
-        </w:rPr>
-        <w:t>setTextColor</w:t>
-      </w:r>
-      <w:r>
-        <w:rPr>
-          <w:rFonts w:ascii="Consolas" w:eastAsia="Times New Roman" w:hAnsi="Consolas" w:cs="Times New Roman"/>
-          <w:color w:val="DCDCDC"/>
-          <w:sz w:val="21"/>
-          <w:szCs w:val="21"/>
-        </w:rPr>
-        <w:t>(</w:t>
-      </w:r>
-      <w:r>
-        <w:rPr>
-          <w:rFonts w:ascii="Consolas" w:eastAsia="Times New Roman" w:hAnsi="Consolas" w:cs="Times New Roman"/>
-          <w:color w:val="D4D4D4"/>
-          <w:sz w:val="21"/>
-          <w:szCs w:val="21"/>
-        </w:rPr>
-        <w:t>SH110X_WHITE</w:t>
-      </w:r>
-      <w:r>
-        <w:rPr>
-          <w:rFonts w:ascii="Consolas" w:eastAsia="Times New Roman" w:hAnsi="Consolas" w:cs="Times New Roman"/>
-          <w:color w:val="DCDCDC"/>
-          <w:sz w:val="21"/>
-          <w:szCs w:val="21"/>
-        </w:rPr>
-        <w:t>);</w:t>
-      </w:r>
-      <w:r>
-        <w:rPr>
-          <w:rFonts w:ascii="Consolas" w:eastAsia="Times New Roman" w:hAnsi="Consolas" w:cs="Times New Roman"/>
-          <w:color w:val="D4D4D4"/>
-          <w:sz w:val="21"/>
-          <w:szCs w:val="21"/>
-        </w:rPr>
-        <w:t xml:space="preserve"> </w:t>
-      </w:r>
-      <w:r>
-        <w:rPr>
-          <w:rFonts w:ascii="Consolas" w:eastAsia="Times New Roman" w:hAnsi="Consolas" w:cs="Times New Roman"/>
-          <w:color w:val="727C81"/>
-          <w:sz w:val="21"/>
-          <w:szCs w:val="21"/>
-        </w:rPr>
-        <w:t>// Setting font color</w:t>
-      </w:r>
     </w:p>
     <w:p>
       <w:pPr>
@@ -1908,7 +1991,17 @@
           <w:sz w:val="21"/>
           <w:szCs w:val="21"/>
         </w:rPr>
-        <w:t>display</w:t>
+        <w:t xml:space="preserve">  </w:t>
+      </w:r>
+      <w:proofErr w:type="spellStart"/>
+      <w:r>
+        <w:rPr>
+          <w:rFonts w:ascii="Consolas" w:eastAsia="Times New Roman" w:hAnsi="Consolas" w:cs="Times New Roman"/>
+          <w:color w:val="D4D4D4"/>
+          <w:sz w:val="21"/>
+          <w:szCs w:val="21"/>
+        </w:rPr>
+        <w:t>NeoPixel</w:t>
       </w:r>
       <w:r>
         <w:rPr>
@@ -1926,43 +2019,26 @@
           <w:sz w:val="21"/>
           <w:szCs w:val="21"/>
         </w:rPr>
-        <w:t>setTextSize</w:t>
-      </w:r>
-      <w:r>
-        <w:rPr>
-          <w:rFonts w:ascii="Consolas" w:eastAsia="Times New Roman" w:hAnsi="Consolas" w:cs="Times New Roman"/>
-          <w:color w:val="DCDCDC"/>
-          <w:sz w:val="21"/>
-          <w:szCs w:val="21"/>
-        </w:rPr>
-        <w:t>(</w:t>
-      </w:r>
-      <w:r>
-        <w:rPr>
-          <w:rFonts w:ascii="Consolas" w:eastAsia="Times New Roman" w:hAnsi="Consolas" w:cs="Times New Roman"/>
-          <w:color w:val="B5CEA8"/>
-          <w:sz w:val="21"/>
-          <w:szCs w:val="21"/>
-        </w:rPr>
-        <w:t>1.5</w:t>
-      </w:r>
-      <w:r>
-        <w:rPr>
-          <w:rFonts w:ascii="Consolas" w:eastAsia="Times New Roman" w:hAnsi="Consolas" w:cs="Times New Roman"/>
-          <w:color w:val="DCDCDC"/>
-          <w:sz w:val="21"/>
-          <w:szCs w:val="21"/>
-        </w:rPr>
-        <w:t>);</w:t>
-      </w:r>
-      <w:r>
-        <w:rPr>
-          <w:rFonts w:ascii="Consolas" w:eastAsia="Times New Roman" w:hAnsi="Consolas" w:cs="Times New Roman"/>
-          <w:color w:val="D4D4D4"/>
-          <w:sz w:val="21"/>
-          <w:szCs w:val="21"/>
-        </w:rPr>
-        <w:t xml:space="preserve">  </w:t>
+        <w:t>clear</w:t>
+      </w:r>
+      <w:proofErr w:type="spellEnd"/>
+      <w:r>
+        <w:rPr>
+          <w:rFonts w:ascii="Consolas" w:eastAsia="Times New Roman" w:hAnsi="Consolas" w:cs="Times New Roman"/>
+          <w:color w:val="DCDCDC"/>
+          <w:sz w:val="21"/>
+          <w:szCs w:val="21"/>
+        </w:rPr>
+        <w:t>();</w:t>
+      </w:r>
+      <w:r>
+        <w:rPr>
+          <w:rFonts w:ascii="Consolas" w:eastAsia="Times New Roman" w:hAnsi="Consolas" w:cs="Times New Roman"/>
+          <w:color w:val="D4D4D4"/>
+          <w:sz w:val="21"/>
+          <w:szCs w:val="21"/>
+        </w:rPr>
+        <w:t xml:space="preserve"> </w:t>
       </w:r>
       <w:r>
         <w:rPr>
@@ -1971,7 +2047,7 @@
           <w:sz w:val="21"/>
           <w:szCs w:val="21"/>
         </w:rPr>
-        <w:t>// Setting font size</w:t>
+        <w:t>// Start the program with lights off</w:t>
       </w:r>
     </w:p>
     <w:p>
@@ -1993,7 +2069,17 @@
           <w:sz w:val="21"/>
           <w:szCs w:val="21"/>
         </w:rPr>
-        <w:t>display</w:t>
+        <w:t xml:space="preserve">  </w:t>
+      </w:r>
+      <w:proofErr w:type="spellStart"/>
+      <w:r>
+        <w:rPr>
+          <w:rFonts w:ascii="Consolas" w:eastAsia="Times New Roman" w:hAnsi="Consolas" w:cs="Times New Roman"/>
+          <w:color w:val="D4D4D4"/>
+          <w:sz w:val="21"/>
+          <w:szCs w:val="21"/>
+        </w:rPr>
+        <w:t>NeoPixel</w:t>
       </w:r>
       <w:r>
         <w:rPr>
@@ -2007,56 +2093,21 @@
       <w:r>
         <w:rPr>
           <w:rFonts w:ascii="Consolas" w:eastAsia="Times New Roman" w:hAnsi="Consolas" w:cs="Times New Roman"/>
-          <w:color w:val="E97366"/>
-          <w:sz w:val="21"/>
-          <w:szCs w:val="21"/>
-        </w:rPr>
-        <w:t>begin</w:t>
-      </w:r>
-      <w:r>
-        <w:rPr>
-          <w:rFonts w:ascii="Consolas" w:eastAsia="Times New Roman" w:hAnsi="Consolas" w:cs="Times New Roman"/>
-          <w:color w:val="DCDCDC"/>
-          <w:sz w:val="21"/>
-          <w:szCs w:val="21"/>
-        </w:rPr>
-        <w:t>(</w:t>
-      </w:r>
-      <w:r>
-        <w:rPr>
-          <w:rFonts w:ascii="Consolas" w:eastAsia="Times New Roman" w:hAnsi="Consolas" w:cs="Times New Roman"/>
-          <w:color w:val="D4D4D4"/>
-          <w:sz w:val="21"/>
-          <w:szCs w:val="21"/>
-        </w:rPr>
-        <w:t>i2c_Address</w:t>
-      </w:r>
-      <w:r>
-        <w:rPr>
-          <w:rFonts w:ascii="Consolas" w:eastAsia="Times New Roman" w:hAnsi="Consolas" w:cs="Times New Roman"/>
-          <w:color w:val="DCDCDC"/>
-          <w:sz w:val="21"/>
-          <w:szCs w:val="21"/>
-        </w:rPr>
-        <w:t>,</w:t>
-      </w:r>
-      <w:r>
-        <w:rPr>
-          <w:rFonts w:ascii="Consolas" w:eastAsia="Times New Roman" w:hAnsi="Consolas" w:cs="Times New Roman"/>
-          <w:color w:val="569CD6"/>
-          <w:sz w:val="21"/>
-          <w:szCs w:val="21"/>
-        </w:rPr>
-        <w:t>true</w:t>
-      </w:r>
-      <w:r>
-        <w:rPr>
-          <w:rFonts w:ascii="Consolas" w:eastAsia="Times New Roman" w:hAnsi="Consolas" w:cs="Times New Roman"/>
-          <w:color w:val="DCDCDC"/>
-          <w:sz w:val="21"/>
-          <w:szCs w:val="21"/>
-        </w:rPr>
-        <w:t>);</w:t>
+          <w:color w:val="D4D4D4"/>
+          <w:sz w:val="21"/>
+          <w:szCs w:val="21"/>
+        </w:rPr>
+        <w:t>show</w:t>
+      </w:r>
+      <w:proofErr w:type="spellEnd"/>
+      <w:r>
+        <w:rPr>
+          <w:rFonts w:ascii="Consolas" w:eastAsia="Times New Roman" w:hAnsi="Consolas" w:cs="Times New Roman"/>
+          <w:color w:val="DCDCDC"/>
+          <w:sz w:val="21"/>
+          <w:szCs w:val="21"/>
+        </w:rPr>
+        <w:t>();</w:t>
       </w:r>
       <w:r>
         <w:rPr>
@@ -2074,7 +2125,27 @@
           <w:sz w:val="21"/>
           <w:szCs w:val="21"/>
         </w:rPr>
-        <w:t xml:space="preserve">// Initializing </w:t>
+        <w:t xml:space="preserve">// update to the </w:t>
+      </w:r>
+      <w:proofErr w:type="spellStart"/>
+      <w:r>
+        <w:rPr>
+          <w:rFonts w:ascii="Consolas" w:eastAsia="Times New Roman" w:hAnsi="Consolas" w:cs="Times New Roman"/>
+          <w:color w:val="727C81"/>
+          <w:sz w:val="21"/>
+          <w:szCs w:val="21"/>
+        </w:rPr>
+        <w:t>NeoPixel</w:t>
+      </w:r>
+      <w:proofErr w:type="spellEnd"/>
+      <w:r>
+        <w:rPr>
+          <w:rFonts w:ascii="Consolas" w:eastAsia="Times New Roman" w:hAnsi="Consolas" w:cs="Times New Roman"/>
+          <w:color w:val="727C81"/>
+          <w:sz w:val="21"/>
+          <w:szCs w:val="21"/>
+        </w:rPr>
+        <w:t xml:space="preserve"> Led Strip</w:t>
       </w:r>
     </w:p>
     <w:p>
@@ -2089,52 +2160,6 @@
           <w:szCs w:val="21"/>
         </w:rPr>
       </w:pPr>
-      <w:r>
-        <w:rPr>
-          <w:rFonts w:ascii="Consolas" w:eastAsia="Times New Roman" w:hAnsi="Consolas" w:cs="Times New Roman"/>
-          <w:color w:val="D4D4D4"/>
-          <w:sz w:val="21"/>
-          <w:szCs w:val="21"/>
-        </w:rPr>
-        <w:lastRenderedPageBreak/>
-        <w:t>display</w:t>
-      </w:r>
-      <w:r>
-        <w:rPr>
-          <w:rFonts w:ascii="Consolas" w:eastAsia="Times New Roman" w:hAnsi="Consolas" w:cs="Times New Roman"/>
-          <w:color w:val="DCDCDC"/>
-          <w:sz w:val="21"/>
-          <w:szCs w:val="21"/>
-        </w:rPr>
-        <w:t>.</w:t>
-      </w:r>
-      <w:r>
-        <w:rPr>
-          <w:rFonts w:ascii="Consolas" w:eastAsia="Times New Roman" w:hAnsi="Consolas" w:cs="Times New Roman"/>
-          <w:color w:val="D4D4D4"/>
-          <w:sz w:val="21"/>
-          <w:szCs w:val="21"/>
-        </w:rPr>
-        <w:t>clearDisplay</w:t>
-      </w:r>
-      <w:r>
-        <w:rPr>
-          <w:rFonts w:ascii="Consolas" w:eastAsia="Times New Roman" w:hAnsi="Consolas" w:cs="Times New Roman"/>
-          <w:color w:val="DCDCDC"/>
-          <w:sz w:val="21"/>
-          <w:szCs w:val="21"/>
-        </w:rPr>
-        <w:t>();</w:t>
-      </w:r>
-      <w:r>
-        <w:rPr>
-          <w:rFonts w:ascii="Consolas" w:eastAsia="Times New Roman" w:hAnsi="Consolas" w:cs="Times New Roman"/>
-          <w:color w:val="D4D4D4"/>
-          <w:sz w:val="21"/>
-          <w:szCs w:val="21"/>
-        </w:rPr>
-        <w:t xml:space="preserve"> </w:t>
-      </w:r>
     </w:p>
     <w:p>
       <w:pPr>
@@ -2148,6 +2173,100 @@
           <w:szCs w:val="21"/>
         </w:rPr>
       </w:pPr>
+      <w:r>
+        <w:rPr>
+          <w:rFonts w:ascii="Consolas" w:eastAsia="Times New Roman" w:hAnsi="Consolas" w:cs="Times New Roman"/>
+          <w:color w:val="D4D4D4"/>
+          <w:sz w:val="21"/>
+          <w:szCs w:val="21"/>
+        </w:rPr>
+        <w:t xml:space="preserve">  </w:t>
+      </w:r>
+      <w:proofErr w:type="spellStart"/>
+      <w:proofErr w:type="gramStart"/>
+      <w:r>
+        <w:rPr>
+          <w:rFonts w:ascii="Consolas" w:eastAsia="Times New Roman" w:hAnsi="Consolas" w:cs="Times New Roman"/>
+          <w:color w:val="E97366"/>
+          <w:sz w:val="21"/>
+          <w:szCs w:val="21"/>
+        </w:rPr>
+        <w:t>pinMode</w:t>
+      </w:r>
+      <w:proofErr w:type="spellEnd"/>
+      <w:r>
+        <w:rPr>
+          <w:rFonts w:ascii="Consolas" w:eastAsia="Times New Roman" w:hAnsi="Consolas" w:cs="Times New Roman"/>
+          <w:color w:val="DCDCDC"/>
+          <w:sz w:val="21"/>
+          <w:szCs w:val="21"/>
+        </w:rPr>
+        <w:t>(</w:t>
+      </w:r>
+      <w:proofErr w:type="gramEnd"/>
+      <w:r>
+        <w:rPr>
+          <w:rFonts w:ascii="Consolas" w:eastAsia="Times New Roman" w:hAnsi="Consolas" w:cs="Times New Roman"/>
+          <w:color w:val="D4D4D4"/>
+          <w:sz w:val="21"/>
+          <w:szCs w:val="21"/>
+        </w:rPr>
+        <w:t>LDR</w:t>
+      </w:r>
+      <w:r>
+        <w:rPr>
+          <w:rFonts w:ascii="Consolas" w:eastAsia="Times New Roman" w:hAnsi="Consolas" w:cs="Times New Roman"/>
+          <w:color w:val="DCDCDC"/>
+          <w:sz w:val="21"/>
+          <w:szCs w:val="21"/>
+        </w:rPr>
+        <w:t>,</w:t>
+      </w:r>
+      <w:r>
+        <w:rPr>
+          <w:rFonts w:ascii="Consolas" w:eastAsia="Times New Roman" w:hAnsi="Consolas" w:cs="Times New Roman"/>
+          <w:color w:val="D4D4D4"/>
+          <w:sz w:val="21"/>
+          <w:szCs w:val="21"/>
+        </w:rPr>
+        <w:t xml:space="preserve"> </w:t>
+      </w:r>
+      <w:r>
+        <w:rPr>
+          <w:rFonts w:ascii="Consolas" w:eastAsia="Times New Roman" w:hAnsi="Consolas" w:cs="Times New Roman"/>
+          <w:color w:val="00979C"/>
+          <w:sz w:val="21"/>
+          <w:szCs w:val="21"/>
+        </w:rPr>
+        <w:t>INPUT</w:t>
+      </w:r>
+      <w:r>
+        <w:rPr>
+          <w:rFonts w:ascii="Consolas" w:eastAsia="Times New Roman" w:hAnsi="Consolas" w:cs="Times New Roman"/>
+          <w:color w:val="DCDCDC"/>
+          <w:sz w:val="21"/>
+          <w:szCs w:val="21"/>
+        </w:rPr>
+        <w:t>);</w:t>
+      </w:r>
+      <w:r>
+        <w:rPr>
+          <w:rFonts w:ascii="Consolas" w:eastAsia="Times New Roman" w:hAnsi="Consolas" w:cs="Times New Roman"/>
+          <w:color w:val="D4D4D4"/>
+          <w:sz w:val="21"/>
+          <w:szCs w:val="21"/>
+        </w:rPr>
+        <w:t xml:space="preserve"> </w:t>
+      </w:r>
+      <w:r>
+        <w:rPr>
+          <w:rFonts w:ascii="Consolas" w:eastAsia="Times New Roman" w:hAnsi="Consolas" w:cs="Times New Roman"/>
+          <w:color w:val="727C81"/>
+          <w:sz w:val="21"/>
+          <w:szCs w:val="21"/>
+        </w:rPr>
+        <w:t>// Init the LDR</w:t>
+      </w:r>
     </w:p>
     <w:p>
       <w:pPr>
@@ -2164,74 +2283,11 @@
       <w:r>
         <w:rPr>
           <w:rFonts w:ascii="Consolas" w:eastAsia="Times New Roman" w:hAnsi="Consolas" w:cs="Times New Roman"/>
-          <w:color w:val="E97366"/>
-          <w:sz w:val="21"/>
-          <w:szCs w:val="21"/>
-        </w:rPr>
-        <w:t>pinMode</w:t>
-      </w:r>
-      <w:r>
-        <w:rPr>
-          <w:rFonts w:ascii="Consolas" w:eastAsia="Times New Roman" w:hAnsi="Consolas" w:cs="Times New Roman"/>
-          <w:color w:val="DCDCDC"/>
-          <w:sz w:val="21"/>
-          <w:szCs w:val="21"/>
-        </w:rPr>
-        <w:t>(</w:t>
-      </w:r>
-      <w:r>
-        <w:rPr>
-          <w:rFonts w:ascii="Consolas" w:eastAsia="Times New Roman" w:hAnsi="Consolas" w:cs="Times New Roman"/>
-          <w:color w:val="D4D4D4"/>
-          <w:sz w:val="21"/>
-          <w:szCs w:val="21"/>
-        </w:rPr>
-        <w:t>triger_Pin</w:t>
-      </w:r>
-      <w:r>
-        <w:rPr>
-          <w:rFonts w:ascii="Consolas" w:eastAsia="Times New Roman" w:hAnsi="Consolas" w:cs="Times New Roman"/>
-          <w:color w:val="DCDCDC"/>
-          <w:sz w:val="21"/>
-          <w:szCs w:val="21"/>
-        </w:rPr>
-        <w:t>,</w:t>
-      </w:r>
-      <w:r>
-        <w:rPr>
-          <w:rFonts w:ascii="Consolas" w:eastAsia="Times New Roman" w:hAnsi="Consolas" w:cs="Times New Roman"/>
-          <w:color w:val="D4D4D4"/>
-          <w:sz w:val="21"/>
-          <w:szCs w:val="21"/>
-        </w:rPr>
-        <w:t xml:space="preserve"> </w:t>
-      </w:r>
-      <w:r>
-        <w:rPr>
-          <w:rFonts w:ascii="Consolas" w:eastAsia="Times New Roman" w:hAnsi="Consolas" w:cs="Times New Roman"/>
-          <w:color w:val="00979C"/>
-          <w:sz w:val="21"/>
-          <w:szCs w:val="21"/>
-        </w:rPr>
-        <w:t>OUTPUT</w:t>
-      </w:r>
-      <w:r>
-        <w:rPr>
-          <w:rFonts w:ascii="Consolas" w:eastAsia="Times New Roman" w:hAnsi="Consolas" w:cs="Times New Roman"/>
-          <w:color w:val="DCDCDC"/>
-          <w:sz w:val="21"/>
-          <w:szCs w:val="21"/>
-        </w:rPr>
-        <w:t>);</w:t>
-      </w:r>
-      <w:r>
-        <w:rPr>
-          <w:rFonts w:ascii="Consolas" w:eastAsia="Times New Roman" w:hAnsi="Consolas" w:cs="Times New Roman"/>
-          <w:color w:val="D4D4D4"/>
-          <w:sz w:val="21"/>
-          <w:szCs w:val="21"/>
-        </w:rPr>
-        <w:t xml:space="preserve"> </w:t>
+          <w:color w:val="DCDCDC"/>
+          <w:sz w:val="21"/>
+          <w:szCs w:val="21"/>
+        </w:rPr>
+        <w:t>}</w:t>
       </w:r>
     </w:p>
     <w:p>
@@ -2246,78 +2302,6 @@
           <w:szCs w:val="21"/>
         </w:rPr>
       </w:pPr>
-      <w:r>
-        <w:rPr>
-          <w:rFonts w:ascii="Consolas" w:eastAsia="Times New Roman" w:hAnsi="Consolas" w:cs="Times New Roman"/>
-          <w:color w:val="E97366"/>
-          <w:sz w:val="21"/>
-          <w:szCs w:val="21"/>
-        </w:rPr>
-        <w:t>pinMode</w:t>
-      </w:r>
-      <w:r>
-        <w:rPr>
-          <w:rFonts w:ascii="Consolas" w:eastAsia="Times New Roman" w:hAnsi="Consolas" w:cs="Times New Roman"/>
-          <w:color w:val="DCDCDC"/>
-          <w:sz w:val="21"/>
-          <w:szCs w:val="21"/>
-        </w:rPr>
-        <w:t>(</w:t>
-      </w:r>
-      <w:r>
-        <w:rPr>
-          <w:rFonts w:ascii="Consolas" w:eastAsia="Times New Roman" w:hAnsi="Consolas" w:cs="Times New Roman"/>
-          <w:color w:val="D4D4D4"/>
-          <w:sz w:val="21"/>
-          <w:szCs w:val="21"/>
-        </w:rPr>
-        <w:t>echo_Pin</w:t>
-      </w:r>
-      <w:r>
-        <w:rPr>
-          <w:rFonts w:ascii="Consolas" w:eastAsia="Times New Roman" w:hAnsi="Consolas" w:cs="Times New Roman"/>
-          <w:color w:val="DCDCDC"/>
-          <w:sz w:val="21"/>
-          <w:szCs w:val="21"/>
-        </w:rPr>
-        <w:t>,</w:t>
-      </w:r>
-      <w:r>
-        <w:rPr>
-          <w:rFonts w:ascii="Consolas" w:eastAsia="Times New Roman" w:hAnsi="Consolas" w:cs="Times New Roman"/>
-          <w:color w:val="D4D4D4"/>
-          <w:sz w:val="21"/>
-          <w:szCs w:val="21"/>
-        </w:rPr>
-        <w:t xml:space="preserve"> </w:t>
-      </w:r>
-      <w:r>
-        <w:rPr>
-          <w:rFonts w:ascii="Consolas" w:eastAsia="Times New Roman" w:hAnsi="Consolas" w:cs="Times New Roman"/>
-          <w:color w:val="00979C"/>
-          <w:sz w:val="21"/>
-          <w:szCs w:val="21"/>
-        </w:rPr>
-        <w:t>INPUT</w:t>
-      </w:r>
-      <w:r>
-        <w:rPr>
-          <w:rFonts w:ascii="Consolas" w:eastAsia="Times New Roman" w:hAnsi="Consolas" w:cs="Times New Roman"/>
-          <w:color w:val="DCDCDC"/>
-          <w:sz w:val="21"/>
-          <w:szCs w:val="21"/>
-        </w:rPr>
-        <w:t>);</w:t>
-      </w:r>
-      <w:r>
-        <w:rPr>
-          <w:rFonts w:ascii="Consolas" w:eastAsia="Times New Roman" w:hAnsi="Consolas" w:cs="Times New Roman"/>
-          <w:color w:val="D4D4D4"/>
-          <w:sz w:val="21"/>
-          <w:szCs w:val="21"/>
-        </w:rPr>
-        <w:t xml:space="preserve"> </w:t>
-      </w:r>
     </w:p>
     <w:p>
       <w:pPr>
@@ -2331,6 +2315,71 @@
           <w:szCs w:val="21"/>
         </w:rPr>
       </w:pPr>
+      <w:r>
+        <w:rPr>
+          <w:rFonts w:ascii="Consolas" w:eastAsia="Times New Roman" w:hAnsi="Consolas" w:cs="Times New Roman"/>
+          <w:color w:val="569CD6"/>
+          <w:sz w:val="21"/>
+          <w:szCs w:val="21"/>
+        </w:rPr>
+        <w:t>void</w:t>
+      </w:r>
+      <w:r>
+        <w:rPr>
+          <w:rFonts w:ascii="Consolas" w:eastAsia="Times New Roman" w:hAnsi="Consolas" w:cs="Times New Roman"/>
+          <w:color w:val="D4D4D4"/>
+          <w:sz w:val="21"/>
+          <w:szCs w:val="21"/>
+        </w:rPr>
+        <w:t xml:space="preserve"> </w:t>
+      </w:r>
+      <w:proofErr w:type="gramStart"/>
+      <w:r>
+        <w:rPr>
+          <w:rFonts w:ascii="Consolas" w:eastAsia="Times New Roman" w:hAnsi="Consolas" w:cs="Times New Roman"/>
+          <w:color w:val="5E6D03"/>
+          <w:sz w:val="21"/>
+          <w:szCs w:val="21"/>
+        </w:rPr>
+        <w:t>loop</w:t>
+      </w:r>
+      <w:r>
+        <w:rPr>
+          <w:rFonts w:ascii="Consolas" w:eastAsia="Times New Roman" w:hAnsi="Consolas" w:cs="Times New Roman"/>
+          <w:color w:val="DCDCDC"/>
+          <w:sz w:val="21"/>
+          <w:szCs w:val="21"/>
+        </w:rPr>
+        <w:t>(</w:t>
+      </w:r>
+      <w:proofErr w:type="gramEnd"/>
+      <w:r>
+        <w:rPr>
+          <w:rFonts w:ascii="Consolas" w:eastAsia="Times New Roman" w:hAnsi="Consolas" w:cs="Times New Roman"/>
+          <w:color w:val="DCDCDC"/>
+          <w:sz w:val="21"/>
+          <w:szCs w:val="21"/>
+        </w:rPr>
+        <w:t>)</w:t>
+      </w:r>
+      <w:r>
+        <w:rPr>
+          <w:rFonts w:ascii="Consolas" w:eastAsia="Times New Roman" w:hAnsi="Consolas" w:cs="Times New Roman"/>
+          <w:color w:val="D4D4D4"/>
+          <w:sz w:val="21"/>
+          <w:szCs w:val="21"/>
+        </w:rPr>
+        <w:t xml:space="preserve"> </w:t>
+      </w:r>
+      <w:r>
+        <w:rPr>
+          <w:rFonts w:ascii="Consolas" w:eastAsia="Times New Roman" w:hAnsi="Consolas" w:cs="Times New Roman"/>
+          <w:color w:val="DCDCDC"/>
+          <w:sz w:val="21"/>
+          <w:szCs w:val="21"/>
+        </w:rPr>
+        <w:t>{</w:t>
+      </w:r>
     </w:p>
     <w:p>
       <w:pPr>
@@ -2347,11 +2396,123 @@
       <w:r>
         <w:rPr>
           <w:rFonts w:ascii="Consolas" w:eastAsia="Times New Roman" w:hAnsi="Consolas" w:cs="Times New Roman"/>
-          <w:color w:val="DCDCDC"/>
-          <w:sz w:val="21"/>
-          <w:szCs w:val="21"/>
-        </w:rPr>
-        <w:t>}</w:t>
+          <w:color w:val="D4D4D4"/>
+          <w:sz w:val="21"/>
+          <w:szCs w:val="21"/>
+        </w:rPr>
+        <w:t xml:space="preserve">  </w:t>
+      </w:r>
+      <w:r>
+        <w:rPr>
+          <w:rFonts w:ascii="Consolas" w:eastAsia="Times New Roman" w:hAnsi="Consolas" w:cs="Times New Roman"/>
+          <w:color w:val="569CD6"/>
+          <w:sz w:val="21"/>
+          <w:szCs w:val="21"/>
+        </w:rPr>
+        <w:t>if</w:t>
+      </w:r>
+      <w:r>
+        <w:rPr>
+          <w:rFonts w:ascii="Consolas" w:eastAsia="Times New Roman" w:hAnsi="Consolas" w:cs="Times New Roman"/>
+          <w:color w:val="D4D4D4"/>
+          <w:sz w:val="21"/>
+          <w:szCs w:val="21"/>
+        </w:rPr>
+        <w:t xml:space="preserve"> </w:t>
+      </w:r>
+      <w:r>
+        <w:rPr>
+          <w:rFonts w:ascii="Consolas" w:eastAsia="Times New Roman" w:hAnsi="Consolas" w:cs="Times New Roman"/>
+          <w:color w:val="DCDCDC"/>
+          <w:sz w:val="21"/>
+          <w:szCs w:val="21"/>
+        </w:rPr>
+        <w:t>(</w:t>
+      </w:r>
+      <w:proofErr w:type="spellStart"/>
+      <w:proofErr w:type="gramStart"/>
+      <w:r>
+        <w:rPr>
+          <w:rFonts w:ascii="Consolas" w:eastAsia="Times New Roman" w:hAnsi="Consolas" w:cs="Times New Roman"/>
+          <w:color w:val="E97366"/>
+          <w:sz w:val="21"/>
+          <w:szCs w:val="21"/>
+        </w:rPr>
+        <w:t>digitalRead</w:t>
+      </w:r>
+      <w:proofErr w:type="spellEnd"/>
+      <w:r>
+        <w:rPr>
+          <w:rFonts w:ascii="Consolas" w:eastAsia="Times New Roman" w:hAnsi="Consolas" w:cs="Times New Roman"/>
+          <w:color w:val="DCDCDC"/>
+          <w:sz w:val="21"/>
+          <w:szCs w:val="21"/>
+        </w:rPr>
+        <w:t>(</w:t>
+      </w:r>
+      <w:proofErr w:type="gramEnd"/>
+      <w:r>
+        <w:rPr>
+          <w:rFonts w:ascii="Consolas" w:eastAsia="Times New Roman" w:hAnsi="Consolas" w:cs="Times New Roman"/>
+          <w:color w:val="D4D4D4"/>
+          <w:sz w:val="21"/>
+          <w:szCs w:val="21"/>
+        </w:rPr>
+        <w:t>LDR</w:t>
+      </w:r>
+      <w:r>
+        <w:rPr>
+          <w:rFonts w:ascii="Consolas" w:eastAsia="Times New Roman" w:hAnsi="Consolas" w:cs="Times New Roman"/>
+          <w:color w:val="DCDCDC"/>
+          <w:sz w:val="21"/>
+          <w:szCs w:val="21"/>
+        </w:rPr>
+        <w:t>)</w:t>
+      </w:r>
+      <w:r>
+        <w:rPr>
+          <w:rFonts w:ascii="Consolas" w:eastAsia="Times New Roman" w:hAnsi="Consolas" w:cs="Times New Roman"/>
+          <w:color w:val="D4D4D4"/>
+          <w:sz w:val="21"/>
+          <w:szCs w:val="21"/>
+        </w:rPr>
+        <w:t xml:space="preserve"> </w:t>
+      </w:r>
+      <w:r>
+        <w:rPr>
+          <w:rFonts w:ascii="Consolas" w:eastAsia="Times New Roman" w:hAnsi="Consolas" w:cs="Times New Roman"/>
+          <w:color w:val="DCDCDC"/>
+          <w:sz w:val="21"/>
+          <w:szCs w:val="21"/>
+        </w:rPr>
+        <w:t>==</w:t>
+      </w:r>
+      <w:r>
+        <w:rPr>
+          <w:rFonts w:ascii="Consolas" w:eastAsia="Times New Roman" w:hAnsi="Consolas" w:cs="Times New Roman"/>
+          <w:color w:val="D4D4D4"/>
+          <w:sz w:val="21"/>
+          <w:szCs w:val="21"/>
+        </w:rPr>
+        <w:t xml:space="preserve"> </w:t>
+      </w:r>
+      <w:r>
+        <w:rPr>
+          <w:rFonts w:ascii="Consolas" w:eastAsia="Times New Roman" w:hAnsi="Consolas" w:cs="Times New Roman"/>
+          <w:color w:val="00979C"/>
+          <w:sz w:val="21"/>
+          <w:szCs w:val="21"/>
+        </w:rPr>
+        <w:t>LOW</w:t>
+      </w:r>
+      <w:r>
+        <w:rPr>
+          <w:rFonts w:ascii="Consolas" w:eastAsia="Times New Roman" w:hAnsi="Consolas" w:cs="Times New Roman"/>
+          <w:color w:val="DCDCDC"/>
+          <w:sz w:val="21"/>
+          <w:szCs w:val="21"/>
+        </w:rPr>
+        <w:t>)</w:t>
       </w:r>
     </w:p>
     <w:p>
@@ -2366,6 +2527,24 @@
           <w:szCs w:val="21"/>
         </w:rPr>
       </w:pPr>
+      <w:r>
+        <w:rPr>
+          <w:rFonts w:ascii="Consolas" w:eastAsia="Times New Roman" w:hAnsi="Consolas" w:cs="Times New Roman"/>
+          <w:color w:val="D4D4D4"/>
+          <w:sz w:val="21"/>
+          <w:szCs w:val="21"/>
+        </w:rPr>
+        <w:t xml:space="preserve">  </w:t>
+      </w:r>
+      <w:r>
+        <w:rPr>
+          <w:rFonts w:ascii="Consolas" w:eastAsia="Times New Roman" w:hAnsi="Consolas" w:cs="Times New Roman"/>
+          <w:color w:val="DCDCDC"/>
+          <w:sz w:val="21"/>
+          <w:szCs w:val="21"/>
+        </w:rPr>
+        <w:t>{</w:t>
+      </w:r>
     </w:p>
     <w:p>
       <w:pPr>
@@ -2382,38 +2561,20 @@
       <w:r>
         <w:rPr>
           <w:rFonts w:ascii="Consolas" w:eastAsia="Times New Roman" w:hAnsi="Consolas" w:cs="Times New Roman"/>
-          <w:color w:val="569CD6"/>
-          <w:sz w:val="21"/>
-          <w:szCs w:val="21"/>
-        </w:rPr>
-        <w:t>void</w:t>
-      </w:r>
-      <w:r>
-        <w:rPr>
-          <w:rFonts w:ascii="Consolas" w:eastAsia="Times New Roman" w:hAnsi="Consolas" w:cs="Times New Roman"/>
-          <w:color w:val="D4D4D4"/>
-          <w:sz w:val="21"/>
-          <w:szCs w:val="21"/>
-        </w:rPr>
-        <w:t xml:space="preserve"> </w:t>
-      </w:r>
-      <w:r>
-        <w:rPr>
-          <w:rFonts w:ascii="Consolas" w:eastAsia="Times New Roman" w:hAnsi="Consolas" w:cs="Times New Roman"/>
-          <w:color w:val="5E6D03"/>
-          <w:sz w:val="21"/>
-          <w:szCs w:val="21"/>
-        </w:rPr>
-        <w:t>loop</w:t>
-      </w:r>
-      <w:r>
-        <w:rPr>
-          <w:rFonts w:ascii="Consolas" w:eastAsia="Times New Roman" w:hAnsi="Consolas" w:cs="Times New Roman"/>
-          <w:color w:val="DCDCDC"/>
-          <w:sz w:val="21"/>
-          <w:szCs w:val="21"/>
-        </w:rPr>
-        <w:t>()</w:t>
+          <w:color w:val="D4D4D4"/>
+          <w:sz w:val="21"/>
+          <w:szCs w:val="21"/>
+        </w:rPr>
+        <w:t xml:space="preserve">    </w:t>
+      </w:r>
+      <w:r>
+        <w:rPr>
+          <w:rFonts w:ascii="Consolas" w:eastAsia="Times New Roman" w:hAnsi="Consolas" w:cs="Times New Roman"/>
+          <w:color w:val="727C81"/>
+          <w:sz w:val="21"/>
+          <w:szCs w:val="21"/>
+        </w:rPr>
+        <w:t>// Turn on the lights</w:t>
       </w:r>
     </w:p>
     <w:p>
@@ -2428,15 +2589,6 @@
           <w:szCs w:val="21"/>
         </w:rPr>
       </w:pPr>
-      <w:r>
-        <w:rPr>
-          <w:rFonts w:ascii="Consolas" w:eastAsia="Times New Roman" w:hAnsi="Consolas" w:cs="Times New Roman"/>
-          <w:color w:val="DCDCDC"/>
-          <w:sz w:val="21"/>
-          <w:szCs w:val="21"/>
-        </w:rPr>
-        <w:t>{</w:t>
-      </w:r>
     </w:p>
     <w:p>
       <w:pPr>
@@ -2453,11 +2605,40 @@
       <w:r>
         <w:rPr>
           <w:rFonts w:ascii="Consolas" w:eastAsia="Times New Roman" w:hAnsi="Consolas" w:cs="Times New Roman"/>
+          <w:color w:val="D4D4D4"/>
+          <w:sz w:val="21"/>
+          <w:szCs w:val="21"/>
+        </w:rPr>
+        <w:t xml:space="preserve">    </w:t>
+      </w:r>
+      <w:r>
+        <w:rPr>
+          <w:rFonts w:ascii="Consolas" w:eastAsia="Times New Roman" w:hAnsi="Consolas" w:cs="Times New Roman"/>
           <w:color w:val="727C81"/>
           <w:sz w:val="21"/>
           <w:szCs w:val="21"/>
         </w:rPr>
-        <w:t>// Activating the trigger signal</w:t>
+        <w:t xml:space="preserve">// The front </w:t>
+      </w:r>
+      <w:proofErr w:type="spellStart"/>
+      <w:r>
+        <w:rPr>
+          <w:rFonts w:ascii="Consolas" w:eastAsia="Times New Roman" w:hAnsi="Consolas" w:cs="Times New Roman"/>
+          <w:color w:val="727C81"/>
+          <w:sz w:val="21"/>
+          <w:szCs w:val="21"/>
+        </w:rPr>
+        <w:t>leds</w:t>
+      </w:r>
+      <w:proofErr w:type="spellEnd"/>
+      <w:r>
+        <w:rPr>
+          <w:rFonts w:ascii="Consolas" w:eastAsia="Times New Roman" w:hAnsi="Consolas" w:cs="Times New Roman"/>
+          <w:color w:val="727C81"/>
+          <w:sz w:val="21"/>
+          <w:szCs w:val="21"/>
+        </w:rPr>
+        <w:t xml:space="preserve"> will be white (because of the blue tint we put it on 150)</w:t>
       </w:r>
     </w:p>
     <w:p>
@@ -2475,12 +2656,41 @@
       <w:r>
         <w:rPr>
           <w:rFonts w:ascii="Consolas" w:eastAsia="Times New Roman" w:hAnsi="Consolas" w:cs="Times New Roman"/>
-          <w:color w:val="E97366"/>
-          <w:sz w:val="21"/>
-          <w:szCs w:val="21"/>
-        </w:rPr>
-        <w:t>digitalWrite</w:t>
-      </w:r>
+          <w:color w:val="D4D4D4"/>
+          <w:sz w:val="21"/>
+          <w:szCs w:val="21"/>
+        </w:rPr>
+        <w:t xml:space="preserve">    </w:t>
+      </w:r>
+      <w:proofErr w:type="spellStart"/>
+      <w:r>
+        <w:rPr>
+          <w:rFonts w:ascii="Consolas" w:eastAsia="Times New Roman" w:hAnsi="Consolas" w:cs="Times New Roman"/>
+          <w:color w:val="D4D4D4"/>
+          <w:sz w:val="21"/>
+          <w:szCs w:val="21"/>
+        </w:rPr>
+        <w:t>NeoPixel</w:t>
+      </w:r>
+      <w:r>
+        <w:rPr>
+          <w:rFonts w:ascii="Consolas" w:eastAsia="Times New Roman" w:hAnsi="Consolas" w:cs="Times New Roman"/>
+          <w:color w:val="DCDCDC"/>
+          <w:sz w:val="21"/>
+          <w:szCs w:val="21"/>
+        </w:rPr>
+        <w:t>.</w:t>
+      </w:r>
+      <w:r>
+        <w:rPr>
+          <w:rFonts w:ascii="Consolas" w:eastAsia="Times New Roman" w:hAnsi="Consolas" w:cs="Times New Roman"/>
+          <w:color w:val="D4D4D4"/>
+          <w:sz w:val="21"/>
+          <w:szCs w:val="21"/>
+        </w:rPr>
+        <w:t>setPixelColor</w:t>
+      </w:r>
+      <w:proofErr w:type="spellEnd"/>
       <w:r>
         <w:rPr>
           <w:rFonts w:ascii="Consolas" w:eastAsia="Times New Roman" w:hAnsi="Consolas" w:cs="Times New Roman"/>
@@ -2493,11 +2703,11 @@
       <w:r>
         <w:rPr>
           <w:rFonts w:ascii="Consolas" w:eastAsia="Times New Roman" w:hAnsi="Consolas" w:cs="Times New Roman"/>
-          <w:color w:val="D4D4D4"/>
-          <w:sz w:val="21"/>
-          <w:szCs w:val="21"/>
-        </w:rPr>
-        <w:t>triger_Pin</w:t>
+          <w:color w:val="B5CEA8"/>
+          <w:sz w:val="21"/>
+          <w:szCs w:val="21"/>
+        </w:rPr>
+        <w:t>0</w:t>
       </w:r>
       <w:r>
         <w:rPr>
@@ -2517,23 +2727,61 @@
         </w:rPr>
         <w:t xml:space="preserve"> </w:t>
       </w:r>
-      <w:r>
-        <w:rPr>
-          <w:rFonts w:ascii="Consolas" w:eastAsia="Times New Roman" w:hAnsi="Consolas" w:cs="Times New Roman"/>
-          <w:color w:val="00979C"/>
-          <w:sz w:val="21"/>
-          <w:szCs w:val="21"/>
-        </w:rPr>
-        <w:t>LOW</w:t>
-      </w:r>
-      <w:r>
-        <w:rPr>
-          <w:rFonts w:ascii="Consolas" w:eastAsia="Times New Roman" w:hAnsi="Consolas" w:cs="Times New Roman"/>
-          <w:color w:val="DCDCDC"/>
-          <w:sz w:val="21"/>
-          <w:szCs w:val="21"/>
-        </w:rPr>
-        <w:t>);</w:t>
+      <w:proofErr w:type="spellStart"/>
+      <w:r>
+        <w:rPr>
+          <w:rFonts w:ascii="Consolas" w:eastAsia="Times New Roman" w:hAnsi="Consolas" w:cs="Times New Roman"/>
+          <w:color w:val="D4D4D4"/>
+          <w:sz w:val="21"/>
+          <w:szCs w:val="21"/>
+        </w:rPr>
+        <w:t>NeoPixel</w:t>
+      </w:r>
+      <w:r>
+        <w:rPr>
+          <w:rFonts w:ascii="Consolas" w:eastAsia="Times New Roman" w:hAnsi="Consolas" w:cs="Times New Roman"/>
+          <w:color w:val="DCDCDC"/>
+          <w:sz w:val="21"/>
+          <w:szCs w:val="21"/>
+        </w:rPr>
+        <w:t>.</w:t>
+      </w:r>
+      <w:r>
+        <w:rPr>
+          <w:rFonts w:ascii="Consolas" w:eastAsia="Times New Roman" w:hAnsi="Consolas" w:cs="Times New Roman"/>
+          <w:color w:val="D4D4D4"/>
+          <w:sz w:val="21"/>
+          <w:szCs w:val="21"/>
+        </w:rPr>
+        <w:t>Color</w:t>
+      </w:r>
+      <w:proofErr w:type="spellEnd"/>
+      <w:r>
+        <w:rPr>
+          <w:rFonts w:ascii="Consolas" w:eastAsia="Times New Roman" w:hAnsi="Consolas" w:cs="Times New Roman"/>
+          <w:color w:val="DCDCDC"/>
+          <w:sz w:val="21"/>
+          <w:szCs w:val="21"/>
+        </w:rPr>
+        <w:t>(</w:t>
+      </w:r>
+      <w:r>
+        <w:rPr>
+          <w:rFonts w:ascii="Consolas" w:eastAsia="Times New Roman" w:hAnsi="Consolas" w:cs="Times New Roman"/>
+          <w:color w:val="B5CEA8"/>
+          <w:sz w:val="21"/>
+          <w:szCs w:val="21"/>
+        </w:rPr>
+        <w:t>255</w:t>
+      </w:r>
+      <w:r>
+        <w:rPr>
+          <w:rFonts w:ascii="Consolas" w:eastAsia="Times New Roman" w:hAnsi="Consolas" w:cs="Times New Roman"/>
+          <w:color w:val="DCDCDC"/>
+          <w:sz w:val="21"/>
+          <w:szCs w:val="21"/>
+        </w:rPr>
+        <w:t>,</w:t>
       </w:r>
       <w:r>
         <w:rPr>
@@ -2547,11 +2795,56 @@
       <w:r>
         <w:rPr>
           <w:rFonts w:ascii="Consolas" w:eastAsia="Times New Roman" w:hAnsi="Consolas" w:cs="Times New Roman"/>
-          <w:color w:val="727C81"/>
-          <w:sz w:val="21"/>
-          <w:szCs w:val="21"/>
-        </w:rPr>
-        <w:t>// Resetting the trigger</w:t>
+          <w:color w:val="B5CEA8"/>
+          <w:sz w:val="21"/>
+          <w:szCs w:val="21"/>
+        </w:rPr>
+        <w:t>255</w:t>
+      </w:r>
+      <w:r>
+        <w:rPr>
+          <w:rFonts w:ascii="Consolas" w:eastAsia="Times New Roman" w:hAnsi="Consolas" w:cs="Times New Roman"/>
+          <w:color w:val="DCDCDC"/>
+          <w:sz w:val="21"/>
+          <w:szCs w:val="21"/>
+        </w:rPr>
+        <w:t>,</w:t>
+      </w:r>
+      <w:r>
+        <w:rPr>
+          <w:rFonts w:ascii="Consolas" w:eastAsia="Times New Roman" w:hAnsi="Consolas" w:cs="Times New Roman"/>
+          <w:color w:val="D4D4D4"/>
+          <w:sz w:val="21"/>
+          <w:szCs w:val="21"/>
+        </w:rPr>
+        <w:t xml:space="preserve"> </w:t>
+      </w:r>
+      <w:r>
+        <w:rPr>
+          <w:rFonts w:ascii="Consolas" w:eastAsia="Times New Roman" w:hAnsi="Consolas" w:cs="Times New Roman"/>
+          <w:color w:val="B5CEA8"/>
+          <w:sz w:val="21"/>
+          <w:szCs w:val="21"/>
+        </w:rPr>
+        <w:t>150</w:t>
+      </w:r>
+      <w:r>
+        <w:rPr>
+          <w:rFonts w:ascii="Consolas" w:eastAsia="Times New Roman" w:hAnsi="Consolas" w:cs="Times New Roman"/>
+          <w:color w:val="DCDCDC"/>
+          <w:sz w:val="21"/>
+          <w:szCs w:val="21"/>
+        </w:rPr>
+        <w:t>));</w:t>
+      </w:r>
+      <w:r>
+        <w:rPr>
+          <w:rFonts w:ascii="Consolas" w:eastAsia="Times New Roman" w:hAnsi="Consolas" w:cs="Times New Roman"/>
+          <w:color w:val="D4D4D4"/>
+          <w:sz w:val="21"/>
+          <w:szCs w:val="21"/>
+        </w:rPr>
+        <w:t xml:space="preserve">  </w:t>
       </w:r>
     </w:p>
     <w:p>
@@ -2569,12 +2862,41 @@
       <w:r>
         <w:rPr>
           <w:rFonts w:ascii="Consolas" w:eastAsia="Times New Roman" w:hAnsi="Consolas" w:cs="Times New Roman"/>
-          <w:color w:val="E97366"/>
-          <w:sz w:val="21"/>
-          <w:szCs w:val="21"/>
-        </w:rPr>
-        <w:t>delayMicroseconds</w:t>
-      </w:r>
+          <w:color w:val="D4D4D4"/>
+          <w:sz w:val="21"/>
+          <w:szCs w:val="21"/>
+        </w:rPr>
+        <w:t xml:space="preserve">    </w:t>
+      </w:r>
+      <w:proofErr w:type="spellStart"/>
+      <w:r>
+        <w:rPr>
+          <w:rFonts w:ascii="Consolas" w:eastAsia="Times New Roman" w:hAnsi="Consolas" w:cs="Times New Roman"/>
+          <w:color w:val="D4D4D4"/>
+          <w:sz w:val="21"/>
+          <w:szCs w:val="21"/>
+        </w:rPr>
+        <w:t>NeoPixel</w:t>
+      </w:r>
+      <w:r>
+        <w:rPr>
+          <w:rFonts w:ascii="Consolas" w:eastAsia="Times New Roman" w:hAnsi="Consolas" w:cs="Times New Roman"/>
+          <w:color w:val="DCDCDC"/>
+          <w:sz w:val="21"/>
+          <w:szCs w:val="21"/>
+        </w:rPr>
+        <w:t>.</w:t>
+      </w:r>
+      <w:r>
+        <w:rPr>
+          <w:rFonts w:ascii="Consolas" w:eastAsia="Times New Roman" w:hAnsi="Consolas" w:cs="Times New Roman"/>
+          <w:color w:val="D4D4D4"/>
+          <w:sz w:val="21"/>
+          <w:szCs w:val="21"/>
+        </w:rPr>
+        <w:t>setPixelColor</w:t>
+      </w:r>
+      <w:proofErr w:type="spellEnd"/>
       <w:r>
         <w:rPr>
           <w:rFonts w:ascii="Consolas" w:eastAsia="Times New Roman" w:hAnsi="Consolas" w:cs="Times New Roman"/>
@@ -2591,16 +2913,16 @@
           <w:sz w:val="21"/>
           <w:szCs w:val="21"/>
         </w:rPr>
-        <w:t>2</w:t>
-      </w:r>
-      <w:r>
-        <w:rPr>
-          <w:rFonts w:ascii="Consolas" w:eastAsia="Times New Roman" w:hAnsi="Consolas" w:cs="Times New Roman"/>
-          <w:color w:val="DCDCDC"/>
-          <w:sz w:val="21"/>
-          <w:szCs w:val="21"/>
-        </w:rPr>
-        <w:t>);</w:t>
+        <w:t>1</w:t>
+      </w:r>
+      <w:r>
+        <w:rPr>
+          <w:rFonts w:ascii="Consolas" w:eastAsia="Times New Roman" w:hAnsi="Consolas" w:cs="Times New Roman"/>
+          <w:color w:val="DCDCDC"/>
+          <w:sz w:val="21"/>
+          <w:szCs w:val="21"/>
+        </w:rPr>
+        <w:t>,</w:t>
       </w:r>
       <w:r>
         <w:rPr>
@@ -2610,6 +2932,125 @@
           <w:szCs w:val="21"/>
         </w:rPr>
         <w:t xml:space="preserve"> </w:t>
+      </w:r>
+      <w:proofErr w:type="spellStart"/>
+      <w:r>
+        <w:rPr>
+          <w:rFonts w:ascii="Consolas" w:eastAsia="Times New Roman" w:hAnsi="Consolas" w:cs="Times New Roman"/>
+          <w:color w:val="D4D4D4"/>
+          <w:sz w:val="21"/>
+          <w:szCs w:val="21"/>
+        </w:rPr>
+        <w:t>NeoPixel</w:t>
+      </w:r>
+      <w:r>
+        <w:rPr>
+          <w:rFonts w:ascii="Consolas" w:eastAsia="Times New Roman" w:hAnsi="Consolas" w:cs="Times New Roman"/>
+          <w:color w:val="DCDCDC"/>
+          <w:sz w:val="21"/>
+          <w:szCs w:val="21"/>
+        </w:rPr>
+        <w:t>.</w:t>
+      </w:r>
+      <w:r>
+        <w:rPr>
+          <w:rFonts w:ascii="Consolas" w:eastAsia="Times New Roman" w:hAnsi="Consolas" w:cs="Times New Roman"/>
+          <w:color w:val="D4D4D4"/>
+          <w:sz w:val="21"/>
+          <w:szCs w:val="21"/>
+        </w:rPr>
+        <w:t>Color</w:t>
+      </w:r>
+      <w:proofErr w:type="spellEnd"/>
+      <w:r>
+        <w:rPr>
+          <w:rFonts w:ascii="Consolas" w:eastAsia="Times New Roman" w:hAnsi="Consolas" w:cs="Times New Roman"/>
+          <w:color w:val="DCDCDC"/>
+          <w:sz w:val="21"/>
+          <w:szCs w:val="21"/>
+        </w:rPr>
+        <w:t>(</w:t>
+      </w:r>
+      <w:r>
+        <w:rPr>
+          <w:rFonts w:ascii="Consolas" w:eastAsia="Times New Roman" w:hAnsi="Consolas" w:cs="Times New Roman"/>
+          <w:color w:val="B5CEA8"/>
+          <w:sz w:val="21"/>
+          <w:szCs w:val="21"/>
+        </w:rPr>
+        <w:t>255</w:t>
+      </w:r>
+      <w:r>
+        <w:rPr>
+          <w:rFonts w:ascii="Consolas" w:eastAsia="Times New Roman" w:hAnsi="Consolas" w:cs="Times New Roman"/>
+          <w:color w:val="DCDCDC"/>
+          <w:sz w:val="21"/>
+          <w:szCs w:val="21"/>
+        </w:rPr>
+        <w:t>,</w:t>
+      </w:r>
+      <w:r>
+        <w:rPr>
+          <w:rFonts w:ascii="Consolas" w:eastAsia="Times New Roman" w:hAnsi="Consolas" w:cs="Times New Roman"/>
+          <w:color w:val="D4D4D4"/>
+          <w:sz w:val="21"/>
+          <w:szCs w:val="21"/>
+        </w:rPr>
+        <w:t xml:space="preserve"> </w:t>
+      </w:r>
+      <w:r>
+        <w:rPr>
+          <w:rFonts w:ascii="Consolas" w:eastAsia="Times New Roman" w:hAnsi="Consolas" w:cs="Times New Roman"/>
+          <w:color w:val="B5CEA8"/>
+          <w:sz w:val="21"/>
+          <w:szCs w:val="21"/>
+        </w:rPr>
+        <w:t>255</w:t>
+      </w:r>
+      <w:r>
+        <w:rPr>
+          <w:rFonts w:ascii="Consolas" w:eastAsia="Times New Roman" w:hAnsi="Consolas" w:cs="Times New Roman"/>
+          <w:color w:val="DCDCDC"/>
+          <w:sz w:val="21"/>
+          <w:szCs w:val="21"/>
+        </w:rPr>
+        <w:t>,</w:t>
+      </w:r>
+      <w:r>
+        <w:rPr>
+          <w:rFonts w:ascii="Consolas" w:eastAsia="Times New Roman" w:hAnsi="Consolas" w:cs="Times New Roman"/>
+          <w:color w:val="D4D4D4"/>
+          <w:sz w:val="21"/>
+          <w:szCs w:val="21"/>
+        </w:rPr>
+        <w:t xml:space="preserve"> </w:t>
+      </w:r>
+      <w:r>
+        <w:rPr>
+          <w:rFonts w:ascii="Consolas" w:eastAsia="Times New Roman" w:hAnsi="Consolas" w:cs="Times New Roman"/>
+          <w:color w:val="B5CEA8"/>
+          <w:sz w:val="21"/>
+          <w:szCs w:val="21"/>
+        </w:rPr>
+        <w:t>150</w:t>
+      </w:r>
+      <w:r>
+        <w:rPr>
+          <w:rFonts w:ascii="Consolas" w:eastAsia="Times New Roman" w:hAnsi="Consolas" w:cs="Times New Roman"/>
+          <w:color w:val="DCDCDC"/>
+          <w:sz w:val="21"/>
+          <w:szCs w:val="21"/>
+        </w:rPr>
+        <w:t>));</w:t>
+      </w:r>
+      <w:r>
+        <w:rPr>
+          <w:rFonts w:ascii="Consolas" w:eastAsia="Times New Roman" w:hAnsi="Consolas" w:cs="Times New Roman"/>
+          <w:color w:val="D4D4D4"/>
+          <w:sz w:val="21"/>
+          <w:szCs w:val="21"/>
+        </w:rPr>
+        <w:t xml:space="preserve">  </w:t>
       </w:r>
     </w:p>
     <w:p>
@@ -2627,12 +3068,41 @@
       <w:r>
         <w:rPr>
           <w:rFonts w:ascii="Consolas" w:eastAsia="Times New Roman" w:hAnsi="Consolas" w:cs="Times New Roman"/>
-          <w:color w:val="E97366"/>
-          <w:sz w:val="21"/>
-          <w:szCs w:val="21"/>
-        </w:rPr>
-        <w:t>digitalWrite</w:t>
-      </w:r>
+          <w:color w:val="D4D4D4"/>
+          <w:sz w:val="21"/>
+          <w:szCs w:val="21"/>
+        </w:rPr>
+        <w:t xml:space="preserve">    </w:t>
+      </w:r>
+      <w:proofErr w:type="spellStart"/>
+      <w:r>
+        <w:rPr>
+          <w:rFonts w:ascii="Consolas" w:eastAsia="Times New Roman" w:hAnsi="Consolas" w:cs="Times New Roman"/>
+          <w:color w:val="D4D4D4"/>
+          <w:sz w:val="21"/>
+          <w:szCs w:val="21"/>
+        </w:rPr>
+        <w:t>NeoPixel</w:t>
+      </w:r>
+      <w:r>
+        <w:rPr>
+          <w:rFonts w:ascii="Consolas" w:eastAsia="Times New Roman" w:hAnsi="Consolas" w:cs="Times New Roman"/>
+          <w:color w:val="DCDCDC"/>
+          <w:sz w:val="21"/>
+          <w:szCs w:val="21"/>
+        </w:rPr>
+        <w:t>.</w:t>
+      </w:r>
+      <w:r>
+        <w:rPr>
+          <w:rFonts w:ascii="Consolas" w:eastAsia="Times New Roman" w:hAnsi="Consolas" w:cs="Times New Roman"/>
+          <w:color w:val="D4D4D4"/>
+          <w:sz w:val="21"/>
+          <w:szCs w:val="21"/>
+        </w:rPr>
+        <w:t>setPixelColor</w:t>
+      </w:r>
+      <w:proofErr w:type="spellEnd"/>
       <w:r>
         <w:rPr>
           <w:rFonts w:ascii="Consolas" w:eastAsia="Times New Roman" w:hAnsi="Consolas" w:cs="Times New Roman"/>
@@ -2645,11 +3115,11 @@
       <w:r>
         <w:rPr>
           <w:rFonts w:ascii="Consolas" w:eastAsia="Times New Roman" w:hAnsi="Consolas" w:cs="Times New Roman"/>
-          <w:color w:val="D4D4D4"/>
-          <w:sz w:val="21"/>
-          <w:szCs w:val="21"/>
-        </w:rPr>
-        <w:t>triger_Pin</w:t>
+          <w:color w:val="B5CEA8"/>
+          <w:sz w:val="21"/>
+          <w:szCs w:val="21"/>
+        </w:rPr>
+        <w:t>2</w:t>
       </w:r>
       <w:r>
         <w:rPr>
@@ -2669,23 +3139,61 @@
         </w:rPr>
         <w:t xml:space="preserve"> </w:t>
       </w:r>
-      <w:r>
-        <w:rPr>
-          <w:rFonts w:ascii="Consolas" w:eastAsia="Times New Roman" w:hAnsi="Consolas" w:cs="Times New Roman"/>
-          <w:color w:val="00979C"/>
-          <w:sz w:val="21"/>
-          <w:szCs w:val="21"/>
-        </w:rPr>
-        <w:t>HIGH</w:t>
-      </w:r>
-      <w:r>
-        <w:rPr>
-          <w:rFonts w:ascii="Consolas" w:eastAsia="Times New Roman" w:hAnsi="Consolas" w:cs="Times New Roman"/>
-          <w:color w:val="DCDCDC"/>
-          <w:sz w:val="21"/>
-          <w:szCs w:val="21"/>
-        </w:rPr>
-        <w:t>);</w:t>
+      <w:proofErr w:type="spellStart"/>
+      <w:r>
+        <w:rPr>
+          <w:rFonts w:ascii="Consolas" w:eastAsia="Times New Roman" w:hAnsi="Consolas" w:cs="Times New Roman"/>
+          <w:color w:val="D4D4D4"/>
+          <w:sz w:val="21"/>
+          <w:szCs w:val="21"/>
+        </w:rPr>
+        <w:t>NeoPixel</w:t>
+      </w:r>
+      <w:r>
+        <w:rPr>
+          <w:rFonts w:ascii="Consolas" w:eastAsia="Times New Roman" w:hAnsi="Consolas" w:cs="Times New Roman"/>
+          <w:color w:val="DCDCDC"/>
+          <w:sz w:val="21"/>
+          <w:szCs w:val="21"/>
+        </w:rPr>
+        <w:t>.</w:t>
+      </w:r>
+      <w:r>
+        <w:rPr>
+          <w:rFonts w:ascii="Consolas" w:eastAsia="Times New Roman" w:hAnsi="Consolas" w:cs="Times New Roman"/>
+          <w:color w:val="D4D4D4"/>
+          <w:sz w:val="21"/>
+          <w:szCs w:val="21"/>
+        </w:rPr>
+        <w:t>Color</w:t>
+      </w:r>
+      <w:proofErr w:type="spellEnd"/>
+      <w:r>
+        <w:rPr>
+          <w:rFonts w:ascii="Consolas" w:eastAsia="Times New Roman" w:hAnsi="Consolas" w:cs="Times New Roman"/>
+          <w:color w:val="DCDCDC"/>
+          <w:sz w:val="21"/>
+          <w:szCs w:val="21"/>
+        </w:rPr>
+        <w:t>(</w:t>
+      </w:r>
+      <w:r>
+        <w:rPr>
+          <w:rFonts w:ascii="Consolas" w:eastAsia="Times New Roman" w:hAnsi="Consolas" w:cs="Times New Roman"/>
+          <w:color w:val="B5CEA8"/>
+          <w:sz w:val="21"/>
+          <w:szCs w:val="21"/>
+        </w:rPr>
+        <w:t>255</w:t>
+      </w:r>
+      <w:r>
+        <w:rPr>
+          <w:rFonts w:ascii="Consolas" w:eastAsia="Times New Roman" w:hAnsi="Consolas" w:cs="Times New Roman"/>
+          <w:color w:val="DCDCDC"/>
+          <w:sz w:val="21"/>
+          <w:szCs w:val="21"/>
+        </w:rPr>
+        <w:t>,</w:t>
       </w:r>
       <w:r>
         <w:rPr>
@@ -2699,11 +3207,56 @@
       <w:r>
         <w:rPr>
           <w:rFonts w:ascii="Consolas" w:eastAsia="Times New Roman" w:hAnsi="Consolas" w:cs="Times New Roman"/>
-          <w:color w:val="727C81"/>
-          <w:sz w:val="21"/>
-          <w:szCs w:val="21"/>
-        </w:rPr>
-        <w:t>// Activating the trigger</w:t>
+          <w:color w:val="B5CEA8"/>
+          <w:sz w:val="21"/>
+          <w:szCs w:val="21"/>
+        </w:rPr>
+        <w:t>255</w:t>
+      </w:r>
+      <w:r>
+        <w:rPr>
+          <w:rFonts w:ascii="Consolas" w:eastAsia="Times New Roman" w:hAnsi="Consolas" w:cs="Times New Roman"/>
+          <w:color w:val="DCDCDC"/>
+          <w:sz w:val="21"/>
+          <w:szCs w:val="21"/>
+        </w:rPr>
+        <w:t>,</w:t>
+      </w:r>
+      <w:r>
+        <w:rPr>
+          <w:rFonts w:ascii="Consolas" w:eastAsia="Times New Roman" w:hAnsi="Consolas" w:cs="Times New Roman"/>
+          <w:color w:val="D4D4D4"/>
+          <w:sz w:val="21"/>
+          <w:szCs w:val="21"/>
+        </w:rPr>
+        <w:t xml:space="preserve"> </w:t>
+      </w:r>
+      <w:r>
+        <w:rPr>
+          <w:rFonts w:ascii="Consolas" w:eastAsia="Times New Roman" w:hAnsi="Consolas" w:cs="Times New Roman"/>
+          <w:color w:val="B5CEA8"/>
+          <w:sz w:val="21"/>
+          <w:szCs w:val="21"/>
+        </w:rPr>
+        <w:t>150</w:t>
+      </w:r>
+      <w:r>
+        <w:rPr>
+          <w:rFonts w:ascii="Consolas" w:eastAsia="Times New Roman" w:hAnsi="Consolas" w:cs="Times New Roman"/>
+          <w:color w:val="DCDCDC"/>
+          <w:sz w:val="21"/>
+          <w:szCs w:val="21"/>
+        </w:rPr>
+        <w:t>));</w:t>
+      </w:r>
+      <w:r>
+        <w:rPr>
+          <w:rFonts w:ascii="Consolas" w:eastAsia="Times New Roman" w:hAnsi="Consolas" w:cs="Times New Roman"/>
+          <w:color w:val="D4D4D4"/>
+          <w:sz w:val="21"/>
+          <w:szCs w:val="21"/>
+        </w:rPr>
+        <w:t xml:space="preserve">  </w:t>
       </w:r>
     </w:p>
     <w:p>
@@ -2721,12 +3274,41 @@
       <w:r>
         <w:rPr>
           <w:rFonts w:ascii="Consolas" w:eastAsia="Times New Roman" w:hAnsi="Consolas" w:cs="Times New Roman"/>
-          <w:color w:val="E97366"/>
-          <w:sz w:val="21"/>
-          <w:szCs w:val="21"/>
-        </w:rPr>
-        <w:t>delayMicroseconds</w:t>
-      </w:r>
+          <w:color w:val="D4D4D4"/>
+          <w:sz w:val="21"/>
+          <w:szCs w:val="21"/>
+        </w:rPr>
+        <w:t xml:space="preserve">    </w:t>
+      </w:r>
+      <w:proofErr w:type="spellStart"/>
+      <w:r>
+        <w:rPr>
+          <w:rFonts w:ascii="Consolas" w:eastAsia="Times New Roman" w:hAnsi="Consolas" w:cs="Times New Roman"/>
+          <w:color w:val="D4D4D4"/>
+          <w:sz w:val="21"/>
+          <w:szCs w:val="21"/>
+        </w:rPr>
+        <w:t>NeoPixel</w:t>
+      </w:r>
+      <w:r>
+        <w:rPr>
+          <w:rFonts w:ascii="Consolas" w:eastAsia="Times New Roman" w:hAnsi="Consolas" w:cs="Times New Roman"/>
+          <w:color w:val="DCDCDC"/>
+          <w:sz w:val="21"/>
+          <w:szCs w:val="21"/>
+        </w:rPr>
+        <w:t>.</w:t>
+      </w:r>
+      <w:r>
+        <w:rPr>
+          <w:rFonts w:ascii="Consolas" w:eastAsia="Times New Roman" w:hAnsi="Consolas" w:cs="Times New Roman"/>
+          <w:color w:val="D4D4D4"/>
+          <w:sz w:val="21"/>
+          <w:szCs w:val="21"/>
+        </w:rPr>
+        <w:t>setPixelColor</w:t>
+      </w:r>
+      <w:proofErr w:type="spellEnd"/>
       <w:r>
         <w:rPr>
           <w:rFonts w:ascii="Consolas" w:eastAsia="Times New Roman" w:hAnsi="Consolas" w:cs="Times New Roman"/>
@@ -2743,16 +3325,135 @@
           <w:sz w:val="21"/>
           <w:szCs w:val="21"/>
         </w:rPr>
-        <w:t>10</w:t>
-      </w:r>
-      <w:r>
-        <w:rPr>
-          <w:rFonts w:ascii="Consolas" w:eastAsia="Times New Roman" w:hAnsi="Consolas" w:cs="Times New Roman"/>
-          <w:color w:val="DCDCDC"/>
-          <w:sz w:val="21"/>
-          <w:szCs w:val="21"/>
-        </w:rPr>
-        <w:t>);</w:t>
+        <w:t>3</w:t>
+      </w:r>
+      <w:r>
+        <w:rPr>
+          <w:rFonts w:ascii="Consolas" w:eastAsia="Times New Roman" w:hAnsi="Consolas" w:cs="Times New Roman"/>
+          <w:color w:val="DCDCDC"/>
+          <w:sz w:val="21"/>
+          <w:szCs w:val="21"/>
+        </w:rPr>
+        <w:t>,</w:t>
+      </w:r>
+      <w:r>
+        <w:rPr>
+          <w:rFonts w:ascii="Consolas" w:eastAsia="Times New Roman" w:hAnsi="Consolas" w:cs="Times New Roman"/>
+          <w:color w:val="D4D4D4"/>
+          <w:sz w:val="21"/>
+          <w:szCs w:val="21"/>
+        </w:rPr>
+        <w:t xml:space="preserve"> </w:t>
+      </w:r>
+      <w:proofErr w:type="spellStart"/>
+      <w:r>
+        <w:rPr>
+          <w:rFonts w:ascii="Consolas" w:eastAsia="Times New Roman" w:hAnsi="Consolas" w:cs="Times New Roman"/>
+          <w:color w:val="D4D4D4"/>
+          <w:sz w:val="21"/>
+          <w:szCs w:val="21"/>
+        </w:rPr>
+        <w:t>NeoPixel</w:t>
+      </w:r>
+      <w:r>
+        <w:rPr>
+          <w:rFonts w:ascii="Consolas" w:eastAsia="Times New Roman" w:hAnsi="Consolas" w:cs="Times New Roman"/>
+          <w:color w:val="DCDCDC"/>
+          <w:sz w:val="21"/>
+          <w:szCs w:val="21"/>
+        </w:rPr>
+        <w:t>.</w:t>
+      </w:r>
+      <w:r>
+        <w:rPr>
+          <w:rFonts w:ascii="Consolas" w:eastAsia="Times New Roman" w:hAnsi="Consolas" w:cs="Times New Roman"/>
+          <w:color w:val="D4D4D4"/>
+          <w:sz w:val="21"/>
+          <w:szCs w:val="21"/>
+        </w:rPr>
+        <w:t>Color</w:t>
+      </w:r>
+      <w:proofErr w:type="spellEnd"/>
+      <w:r>
+        <w:rPr>
+          <w:rFonts w:ascii="Consolas" w:eastAsia="Times New Roman" w:hAnsi="Consolas" w:cs="Times New Roman"/>
+          <w:color w:val="DCDCDC"/>
+          <w:sz w:val="21"/>
+          <w:szCs w:val="21"/>
+        </w:rPr>
+        <w:t>(</w:t>
+      </w:r>
+      <w:r>
+        <w:rPr>
+          <w:rFonts w:ascii="Consolas" w:eastAsia="Times New Roman" w:hAnsi="Consolas" w:cs="Times New Roman"/>
+          <w:color w:val="B5CEA8"/>
+          <w:sz w:val="21"/>
+          <w:szCs w:val="21"/>
+        </w:rPr>
+        <w:t>255</w:t>
+      </w:r>
+      <w:r>
+        <w:rPr>
+          <w:rFonts w:ascii="Consolas" w:eastAsia="Times New Roman" w:hAnsi="Consolas" w:cs="Times New Roman"/>
+          <w:color w:val="DCDCDC"/>
+          <w:sz w:val="21"/>
+          <w:szCs w:val="21"/>
+        </w:rPr>
+        <w:t>,</w:t>
+      </w:r>
+      <w:r>
+        <w:rPr>
+          <w:rFonts w:ascii="Consolas" w:eastAsia="Times New Roman" w:hAnsi="Consolas" w:cs="Times New Roman"/>
+          <w:color w:val="D4D4D4"/>
+          <w:sz w:val="21"/>
+          <w:szCs w:val="21"/>
+        </w:rPr>
+        <w:t xml:space="preserve"> </w:t>
+      </w:r>
+      <w:r>
+        <w:rPr>
+          <w:rFonts w:ascii="Consolas" w:eastAsia="Times New Roman" w:hAnsi="Consolas" w:cs="Times New Roman"/>
+          <w:color w:val="B5CEA8"/>
+          <w:sz w:val="21"/>
+          <w:szCs w:val="21"/>
+        </w:rPr>
+        <w:t>255</w:t>
+      </w:r>
+      <w:r>
+        <w:rPr>
+          <w:rFonts w:ascii="Consolas" w:eastAsia="Times New Roman" w:hAnsi="Consolas" w:cs="Times New Roman"/>
+          <w:color w:val="DCDCDC"/>
+          <w:sz w:val="21"/>
+          <w:szCs w:val="21"/>
+        </w:rPr>
+        <w:t>,</w:t>
+      </w:r>
+      <w:r>
+        <w:rPr>
+          <w:rFonts w:ascii="Consolas" w:eastAsia="Times New Roman" w:hAnsi="Consolas" w:cs="Times New Roman"/>
+          <w:color w:val="D4D4D4"/>
+          <w:sz w:val="21"/>
+          <w:szCs w:val="21"/>
+        </w:rPr>
+        <w:t xml:space="preserve"> </w:t>
+      </w:r>
+      <w:r>
+        <w:rPr>
+          <w:rFonts w:ascii="Consolas" w:eastAsia="Times New Roman" w:hAnsi="Consolas" w:cs="Times New Roman"/>
+          <w:color w:val="B5CEA8"/>
+          <w:sz w:val="21"/>
+          <w:szCs w:val="21"/>
+        </w:rPr>
+        <w:t>150</w:t>
+      </w:r>
+      <w:r>
+        <w:rPr>
+          <w:rFonts w:ascii="Consolas" w:eastAsia="Times New Roman" w:hAnsi="Consolas" w:cs="Times New Roman"/>
+          <w:color w:val="DCDCDC"/>
+          <w:sz w:val="21"/>
+          <w:szCs w:val="21"/>
+        </w:rPr>
+        <w:t>));</w:t>
       </w:r>
       <w:r>
         <w:rPr>
@@ -2776,87 +3477,6 @@
           <w:szCs w:val="21"/>
         </w:rPr>
       </w:pPr>
-      <w:r>
-        <w:rPr>
-          <w:rFonts w:ascii="Consolas" w:eastAsia="Times New Roman" w:hAnsi="Consolas" w:cs="Times New Roman"/>
-          <w:color w:val="E97366"/>
-          <w:sz w:val="21"/>
-          <w:szCs w:val="21"/>
-        </w:rPr>
-        <w:t>digitalWrite</w:t>
-      </w:r>
-      <w:r>
-        <w:rPr>
-          <w:rFonts w:ascii="Consolas" w:eastAsia="Times New Roman" w:hAnsi="Consolas" w:cs="Times New Roman"/>
-          <w:color w:val="DCDCDC"/>
-          <w:sz w:val="21"/>
-          <w:szCs w:val="21"/>
-        </w:rPr>
-        <w:t>(</w:t>
-      </w:r>
-      <w:r>
-        <w:rPr>
-          <w:rFonts w:ascii="Consolas" w:eastAsia="Times New Roman" w:hAnsi="Consolas" w:cs="Times New Roman"/>
-          <w:color w:val="D4D4D4"/>
-          <w:sz w:val="21"/>
-          <w:szCs w:val="21"/>
-        </w:rPr>
-        <w:t>triger_Pin</w:t>
-      </w:r>
-      <w:r>
-        <w:rPr>
-          <w:rFonts w:ascii="Consolas" w:eastAsia="Times New Roman" w:hAnsi="Consolas" w:cs="Times New Roman"/>
-          <w:color w:val="DCDCDC"/>
-          <w:sz w:val="21"/>
-          <w:szCs w:val="21"/>
-        </w:rPr>
-        <w:t>,</w:t>
-      </w:r>
-      <w:r>
-        <w:rPr>
-          <w:rFonts w:ascii="Consolas" w:eastAsia="Times New Roman" w:hAnsi="Consolas" w:cs="Times New Roman"/>
-          <w:color w:val="D4D4D4"/>
-          <w:sz w:val="21"/>
-          <w:szCs w:val="21"/>
-        </w:rPr>
-        <w:t xml:space="preserve"> </w:t>
-      </w:r>
-      <w:r>
-        <w:rPr>
-          <w:rFonts w:ascii="Consolas" w:eastAsia="Times New Roman" w:hAnsi="Consolas" w:cs="Times New Roman"/>
-          <w:color w:val="00979C"/>
-          <w:sz w:val="21"/>
-          <w:szCs w:val="21"/>
-        </w:rPr>
-        <w:t>LOW</w:t>
-      </w:r>
-      <w:r>
-        <w:rPr>
-          <w:rFonts w:ascii="Consolas" w:eastAsia="Times New Roman" w:hAnsi="Consolas" w:cs="Times New Roman"/>
-          <w:color w:val="DCDCDC"/>
-          <w:sz w:val="21"/>
-          <w:szCs w:val="21"/>
-        </w:rPr>
-        <w:t>);</w:t>
-      </w:r>
-      <w:r>
-        <w:rPr>
-          <w:rFonts w:ascii="Consolas" w:eastAsia="Times New Roman" w:hAnsi="Consolas" w:cs="Times New Roman"/>
-          <w:color w:val="D4D4D4"/>
-          <w:sz w:val="21"/>
-          <w:szCs w:val="21"/>
-        </w:rPr>
-        <w:t xml:space="preserve"> </w:t>
-      </w:r>
-      <w:r>
-        <w:rPr>
-          <w:rFonts w:ascii="Consolas" w:eastAsia="Times New Roman" w:hAnsi="Consolas" w:cs="Times New Roman"/>
-          <w:color w:val="727C81"/>
-          <w:sz w:val="21"/>
-          <w:szCs w:val="21"/>
-        </w:rPr>
-        <w:t>// Resetting the trigger</w:t>
-      </w:r>
     </w:p>
     <w:p>
       <w:pPr>
@@ -2873,11 +3493,40 @@
       <w:r>
         <w:rPr>
           <w:rFonts w:ascii="Consolas" w:eastAsia="Times New Roman" w:hAnsi="Consolas" w:cs="Times New Roman"/>
+          <w:color w:val="D4D4D4"/>
+          <w:sz w:val="21"/>
+          <w:szCs w:val="21"/>
+        </w:rPr>
+        <w:t xml:space="preserve">    </w:t>
+      </w:r>
+      <w:r>
+        <w:rPr>
+          <w:rFonts w:ascii="Consolas" w:eastAsia="Times New Roman" w:hAnsi="Consolas" w:cs="Times New Roman"/>
           <w:color w:val="727C81"/>
           <w:sz w:val="21"/>
           <w:szCs w:val="21"/>
         </w:rPr>
-        <w:t>// Calculating the distance</w:t>
+        <w:t xml:space="preserve">// The back </w:t>
+      </w:r>
+      <w:proofErr w:type="spellStart"/>
+      <w:r>
+        <w:rPr>
+          <w:rFonts w:ascii="Consolas" w:eastAsia="Times New Roman" w:hAnsi="Consolas" w:cs="Times New Roman"/>
+          <w:color w:val="727C81"/>
+          <w:sz w:val="21"/>
+          <w:szCs w:val="21"/>
+        </w:rPr>
+        <w:t>leds</w:t>
+      </w:r>
+      <w:proofErr w:type="spellEnd"/>
+      <w:r>
+        <w:rPr>
+          <w:rFonts w:ascii="Consolas" w:eastAsia="Times New Roman" w:hAnsi="Consolas" w:cs="Times New Roman"/>
+          <w:color w:val="727C81"/>
+          <w:sz w:val="21"/>
+          <w:szCs w:val="21"/>
+        </w:rPr>
+        <w:t xml:space="preserve"> will be red</w:t>
       </w:r>
     </w:p>
     <w:p>
@@ -2895,29 +3544,67 @@
       <w:r>
         <w:rPr>
           <w:rFonts w:ascii="Consolas" w:eastAsia="Times New Roman" w:hAnsi="Consolas" w:cs="Times New Roman"/>
-          <w:color w:val="569CD6"/>
-          <w:sz w:val="21"/>
-          <w:szCs w:val="21"/>
-        </w:rPr>
-        <w:t>float</w:t>
-      </w:r>
-      <w:r>
-        <w:rPr>
-          <w:rFonts w:ascii="Consolas" w:eastAsia="Times New Roman" w:hAnsi="Consolas" w:cs="Times New Roman"/>
-          <w:color w:val="D4D4D4"/>
-          <w:sz w:val="21"/>
-          <w:szCs w:val="21"/>
-        </w:rPr>
-        <w:t xml:space="preserve"> Duration </w:t>
-      </w:r>
-      <w:r>
-        <w:rPr>
-          <w:rFonts w:ascii="Consolas" w:eastAsia="Times New Roman" w:hAnsi="Consolas" w:cs="Times New Roman"/>
-          <w:color w:val="DCDCDC"/>
-          <w:sz w:val="21"/>
-          <w:szCs w:val="21"/>
-        </w:rPr>
-        <w:t>=</w:t>
+          <w:color w:val="D4D4D4"/>
+          <w:sz w:val="21"/>
+          <w:szCs w:val="21"/>
+        </w:rPr>
+        <w:t xml:space="preserve">    </w:t>
+      </w:r>
+      <w:proofErr w:type="spellStart"/>
+      <w:r>
+        <w:rPr>
+          <w:rFonts w:ascii="Consolas" w:eastAsia="Times New Roman" w:hAnsi="Consolas" w:cs="Times New Roman"/>
+          <w:color w:val="D4D4D4"/>
+          <w:sz w:val="21"/>
+          <w:szCs w:val="21"/>
+        </w:rPr>
+        <w:t>NeoPixel</w:t>
+      </w:r>
+      <w:r>
+        <w:rPr>
+          <w:rFonts w:ascii="Consolas" w:eastAsia="Times New Roman" w:hAnsi="Consolas" w:cs="Times New Roman"/>
+          <w:color w:val="DCDCDC"/>
+          <w:sz w:val="21"/>
+          <w:szCs w:val="21"/>
+        </w:rPr>
+        <w:t>.</w:t>
+      </w:r>
+      <w:r>
+        <w:rPr>
+          <w:rFonts w:ascii="Consolas" w:eastAsia="Times New Roman" w:hAnsi="Consolas" w:cs="Times New Roman"/>
+          <w:color w:val="D4D4D4"/>
+          <w:sz w:val="21"/>
+          <w:szCs w:val="21"/>
+        </w:rPr>
+        <w:t>setPixelColor</w:t>
+      </w:r>
+      <w:proofErr w:type="spellEnd"/>
+      <w:r>
+        <w:rPr>
+          <w:rFonts w:ascii="Consolas" w:eastAsia="Times New Roman" w:hAnsi="Consolas" w:cs="Times New Roman"/>
+          <w:color w:val="DCDCDC"/>
+          <w:sz w:val="21"/>
+          <w:szCs w:val="21"/>
+        </w:rPr>
+        <w:t>(</w:t>
+      </w:r>
+      <w:r>
+        <w:rPr>
+          <w:rFonts w:ascii="Consolas" w:eastAsia="Times New Roman" w:hAnsi="Consolas" w:cs="Times New Roman"/>
+          <w:color w:val="B5CEA8"/>
+          <w:sz w:val="21"/>
+          <w:szCs w:val="21"/>
+        </w:rPr>
+        <w:t>4</w:t>
+      </w:r>
+      <w:r>
+        <w:rPr>
+          <w:rFonts w:ascii="Consolas" w:eastAsia="Times New Roman" w:hAnsi="Consolas" w:cs="Times New Roman"/>
+          <w:color w:val="DCDCDC"/>
+          <w:sz w:val="21"/>
+          <w:szCs w:val="21"/>
+        </w:rPr>
+        <w:t>,</w:t>
       </w:r>
       <w:r>
         <w:rPr>
@@ -2928,15 +3615,35 @@
         </w:rPr>
         <w:t xml:space="preserve"> </w:t>
       </w:r>
-      <w:r>
-        <w:rPr>
-          <w:rFonts w:ascii="Consolas" w:eastAsia="Times New Roman" w:hAnsi="Consolas" w:cs="Times New Roman"/>
-          <w:color w:val="E97366"/>
-          <w:sz w:val="21"/>
-          <w:szCs w:val="21"/>
-        </w:rPr>
-        <w:t>pulseIn</w:t>
-      </w:r>
+      <w:proofErr w:type="spellStart"/>
+      <w:r>
+        <w:rPr>
+          <w:rFonts w:ascii="Consolas" w:eastAsia="Times New Roman" w:hAnsi="Consolas" w:cs="Times New Roman"/>
+          <w:color w:val="D4D4D4"/>
+          <w:sz w:val="21"/>
+          <w:szCs w:val="21"/>
+        </w:rPr>
+        <w:t>NeoPixel</w:t>
+      </w:r>
+      <w:r>
+        <w:rPr>
+          <w:rFonts w:ascii="Consolas" w:eastAsia="Times New Roman" w:hAnsi="Consolas" w:cs="Times New Roman"/>
+          <w:color w:val="DCDCDC"/>
+          <w:sz w:val="21"/>
+          <w:szCs w:val="21"/>
+        </w:rPr>
+        <w:t>.</w:t>
+      </w:r>
+      <w:r>
+        <w:rPr>
+          <w:rFonts w:ascii="Consolas" w:eastAsia="Times New Roman" w:hAnsi="Consolas" w:cs="Times New Roman"/>
+          <w:color w:val="D4D4D4"/>
+          <w:sz w:val="21"/>
+          <w:szCs w:val="21"/>
+        </w:rPr>
+        <w:t>Color</w:t>
+      </w:r>
+      <w:proofErr w:type="spellEnd"/>
       <w:r>
         <w:rPr>
           <w:rFonts w:ascii="Consolas" w:eastAsia="Times New Roman" w:hAnsi="Consolas" w:cs="Times New Roman"/>
@@ -2949,11 +3656,11 @@
       <w:r>
         <w:rPr>
           <w:rFonts w:ascii="Consolas" w:eastAsia="Times New Roman" w:hAnsi="Consolas" w:cs="Times New Roman"/>
-          <w:color w:val="D4D4D4"/>
-          <w:sz w:val="21"/>
-          <w:szCs w:val="21"/>
-        </w:rPr>
-        <w:t>echo_Pin</w:t>
+          <w:color w:val="B5CEA8"/>
+          <w:sz w:val="21"/>
+          <w:szCs w:val="21"/>
+        </w:rPr>
+        <w:t>255</w:t>
       </w:r>
       <w:r>
         <w:rPr>
@@ -2980,16 +3687,16 @@
           <w:sz w:val="21"/>
           <w:szCs w:val="21"/>
         </w:rPr>
-        <w:t>1</w:t>
-      </w:r>
-      <w:r>
-        <w:rPr>
-          <w:rFonts w:ascii="Consolas" w:eastAsia="Times New Roman" w:hAnsi="Consolas" w:cs="Times New Roman"/>
-          <w:color w:val="DCDCDC"/>
-          <w:sz w:val="21"/>
-          <w:szCs w:val="21"/>
-        </w:rPr>
-        <w:t>);</w:t>
+        <w:t>0</w:t>
+      </w:r>
+      <w:r>
+        <w:rPr>
+          <w:rFonts w:ascii="Consolas" w:eastAsia="Times New Roman" w:hAnsi="Consolas" w:cs="Times New Roman"/>
+          <w:color w:val="DCDCDC"/>
+          <w:sz w:val="21"/>
+          <w:szCs w:val="21"/>
+        </w:rPr>
+        <w:t>,</w:t>
       </w:r>
       <w:r>
         <w:rPr>
@@ -2999,6 +3706,33 @@
           <w:szCs w:val="21"/>
         </w:rPr>
         <w:t xml:space="preserve"> </w:t>
+      </w:r>
+      <w:r>
+        <w:rPr>
+          <w:rFonts w:ascii="Consolas" w:eastAsia="Times New Roman" w:hAnsi="Consolas" w:cs="Times New Roman"/>
+          <w:color w:val="B5CEA8"/>
+          <w:sz w:val="21"/>
+          <w:szCs w:val="21"/>
+        </w:rPr>
+        <w:t>0</w:t>
+      </w:r>
+      <w:r>
+        <w:rPr>
+          <w:rFonts w:ascii="Consolas" w:eastAsia="Times New Roman" w:hAnsi="Consolas" w:cs="Times New Roman"/>
+          <w:color w:val="DCDCDC"/>
+          <w:sz w:val="21"/>
+          <w:szCs w:val="21"/>
+        </w:rPr>
+        <w:t>));</w:t>
+      </w:r>
+      <w:r>
+        <w:rPr>
+          <w:rFonts w:ascii="Consolas" w:eastAsia="Times New Roman" w:hAnsi="Consolas" w:cs="Times New Roman"/>
+          <w:color w:val="D4D4D4"/>
+          <w:sz w:val="21"/>
+          <w:szCs w:val="21"/>
+        </w:rPr>
+        <w:t xml:space="preserve">  </w:t>
       </w:r>
     </w:p>
     <w:p>
@@ -3016,47 +3750,49 @@
       <w:r>
         <w:rPr>
           <w:rFonts w:ascii="Consolas" w:eastAsia="Times New Roman" w:hAnsi="Consolas" w:cs="Times New Roman"/>
-          <w:color w:val="569CD6"/>
-          <w:sz w:val="21"/>
-          <w:szCs w:val="21"/>
-        </w:rPr>
-        <w:t>float</w:t>
-      </w:r>
-      <w:r>
-        <w:rPr>
-          <w:rFonts w:ascii="Consolas" w:eastAsia="Times New Roman" w:hAnsi="Consolas" w:cs="Times New Roman"/>
-          <w:color w:val="D4D4D4"/>
-          <w:sz w:val="21"/>
-          <w:szCs w:val="21"/>
-        </w:rPr>
-        <w:t xml:space="preserve"> space </w:t>
-      </w:r>
-      <w:r>
-        <w:rPr>
-          <w:rFonts w:ascii="Consolas" w:eastAsia="Times New Roman" w:hAnsi="Consolas" w:cs="Times New Roman"/>
-          <w:color w:val="DCDCDC"/>
-          <w:sz w:val="21"/>
-          <w:szCs w:val="21"/>
-        </w:rPr>
-        <w:t>=</w:t>
-      </w:r>
-      <w:r>
-        <w:rPr>
-          <w:rFonts w:ascii="Consolas" w:eastAsia="Times New Roman" w:hAnsi="Consolas" w:cs="Times New Roman"/>
-          <w:color w:val="D4D4D4"/>
-          <w:sz w:val="21"/>
-          <w:szCs w:val="21"/>
-        </w:rPr>
-        <w:t xml:space="preserve"> Duration</w:t>
-      </w:r>
-      <w:r>
-        <w:rPr>
-          <w:rFonts w:ascii="Consolas" w:eastAsia="Times New Roman" w:hAnsi="Consolas" w:cs="Times New Roman"/>
-          <w:color w:val="DCDCDC"/>
-          <w:sz w:val="21"/>
-          <w:szCs w:val="21"/>
-        </w:rPr>
-        <w:t>/</w:t>
+          <w:color w:val="D4D4D4"/>
+          <w:sz w:val="21"/>
+          <w:szCs w:val="21"/>
+        </w:rPr>
+        <w:t xml:space="preserve">    </w:t>
+      </w:r>
+      <w:proofErr w:type="spellStart"/>
+      <w:r>
+        <w:rPr>
+          <w:rFonts w:ascii="Consolas" w:eastAsia="Times New Roman" w:hAnsi="Consolas" w:cs="Times New Roman"/>
+          <w:color w:val="D4D4D4"/>
+          <w:sz w:val="21"/>
+          <w:szCs w:val="21"/>
+        </w:rPr>
+        <w:t>NeoPixel</w:t>
+      </w:r>
+      <w:r>
+        <w:rPr>
+          <w:rFonts w:ascii="Consolas" w:eastAsia="Times New Roman" w:hAnsi="Consolas" w:cs="Times New Roman"/>
+          <w:color w:val="DCDCDC"/>
+          <w:sz w:val="21"/>
+          <w:szCs w:val="21"/>
+        </w:rPr>
+        <w:t>.</w:t>
+      </w:r>
+      <w:r>
+        <w:rPr>
+          <w:rFonts w:ascii="Consolas" w:eastAsia="Times New Roman" w:hAnsi="Consolas" w:cs="Times New Roman"/>
+          <w:color w:val="D4D4D4"/>
+          <w:sz w:val="21"/>
+          <w:szCs w:val="21"/>
+        </w:rPr>
+        <w:t>setPixelColor</w:t>
+      </w:r>
+      <w:proofErr w:type="spellEnd"/>
+      <w:r>
+        <w:rPr>
+          <w:rFonts w:ascii="Consolas" w:eastAsia="Times New Roman" w:hAnsi="Consolas" w:cs="Times New Roman"/>
+          <w:color w:val="DCDCDC"/>
+          <w:sz w:val="21"/>
+          <w:szCs w:val="21"/>
+        </w:rPr>
+        <w:t>(</w:t>
       </w:r>
       <w:r>
         <w:rPr>
@@ -3065,16 +3801,16 @@
           <w:sz w:val="21"/>
           <w:szCs w:val="21"/>
         </w:rPr>
-        <w:t>58.0</w:t>
-      </w:r>
-      <w:r>
-        <w:rPr>
-          <w:rFonts w:ascii="Consolas" w:eastAsia="Times New Roman" w:hAnsi="Consolas" w:cs="Times New Roman"/>
-          <w:color w:val="DCDCDC"/>
-          <w:sz w:val="21"/>
-          <w:szCs w:val="21"/>
-        </w:rPr>
-        <w:t>;</w:t>
+        <w:t>5</w:t>
+      </w:r>
+      <w:r>
+        <w:rPr>
+          <w:rFonts w:ascii="Consolas" w:eastAsia="Times New Roman" w:hAnsi="Consolas" w:cs="Times New Roman"/>
+          <w:color w:val="DCDCDC"/>
+          <w:sz w:val="21"/>
+          <w:szCs w:val="21"/>
+        </w:rPr>
+        <w:t>,</w:t>
       </w:r>
       <w:r>
         <w:rPr>
@@ -3084,6 +3820,125 @@
           <w:szCs w:val="21"/>
         </w:rPr>
         <w:t xml:space="preserve"> </w:t>
+      </w:r>
+      <w:proofErr w:type="spellStart"/>
+      <w:r>
+        <w:rPr>
+          <w:rFonts w:ascii="Consolas" w:eastAsia="Times New Roman" w:hAnsi="Consolas" w:cs="Times New Roman"/>
+          <w:color w:val="D4D4D4"/>
+          <w:sz w:val="21"/>
+          <w:szCs w:val="21"/>
+        </w:rPr>
+        <w:t>NeoPixel</w:t>
+      </w:r>
+      <w:r>
+        <w:rPr>
+          <w:rFonts w:ascii="Consolas" w:eastAsia="Times New Roman" w:hAnsi="Consolas" w:cs="Times New Roman"/>
+          <w:color w:val="DCDCDC"/>
+          <w:sz w:val="21"/>
+          <w:szCs w:val="21"/>
+        </w:rPr>
+        <w:t>.</w:t>
+      </w:r>
+      <w:r>
+        <w:rPr>
+          <w:rFonts w:ascii="Consolas" w:eastAsia="Times New Roman" w:hAnsi="Consolas" w:cs="Times New Roman"/>
+          <w:color w:val="D4D4D4"/>
+          <w:sz w:val="21"/>
+          <w:szCs w:val="21"/>
+        </w:rPr>
+        <w:t>Color</w:t>
+      </w:r>
+      <w:proofErr w:type="spellEnd"/>
+      <w:r>
+        <w:rPr>
+          <w:rFonts w:ascii="Consolas" w:eastAsia="Times New Roman" w:hAnsi="Consolas" w:cs="Times New Roman"/>
+          <w:color w:val="DCDCDC"/>
+          <w:sz w:val="21"/>
+          <w:szCs w:val="21"/>
+        </w:rPr>
+        <w:t>(</w:t>
+      </w:r>
+      <w:r>
+        <w:rPr>
+          <w:rFonts w:ascii="Consolas" w:eastAsia="Times New Roman" w:hAnsi="Consolas" w:cs="Times New Roman"/>
+          <w:color w:val="B5CEA8"/>
+          <w:sz w:val="21"/>
+          <w:szCs w:val="21"/>
+        </w:rPr>
+        <w:t>255</w:t>
+      </w:r>
+      <w:r>
+        <w:rPr>
+          <w:rFonts w:ascii="Consolas" w:eastAsia="Times New Roman" w:hAnsi="Consolas" w:cs="Times New Roman"/>
+          <w:color w:val="DCDCDC"/>
+          <w:sz w:val="21"/>
+          <w:szCs w:val="21"/>
+        </w:rPr>
+        <w:t>,</w:t>
+      </w:r>
+      <w:r>
+        <w:rPr>
+          <w:rFonts w:ascii="Consolas" w:eastAsia="Times New Roman" w:hAnsi="Consolas" w:cs="Times New Roman"/>
+          <w:color w:val="D4D4D4"/>
+          <w:sz w:val="21"/>
+          <w:szCs w:val="21"/>
+        </w:rPr>
+        <w:t xml:space="preserve"> </w:t>
+      </w:r>
+      <w:r>
+        <w:rPr>
+          <w:rFonts w:ascii="Consolas" w:eastAsia="Times New Roman" w:hAnsi="Consolas" w:cs="Times New Roman"/>
+          <w:color w:val="B5CEA8"/>
+          <w:sz w:val="21"/>
+          <w:szCs w:val="21"/>
+        </w:rPr>
+        <w:t>0</w:t>
+      </w:r>
+      <w:r>
+        <w:rPr>
+          <w:rFonts w:ascii="Consolas" w:eastAsia="Times New Roman" w:hAnsi="Consolas" w:cs="Times New Roman"/>
+          <w:color w:val="DCDCDC"/>
+          <w:sz w:val="21"/>
+          <w:szCs w:val="21"/>
+        </w:rPr>
+        <w:t>,</w:t>
+      </w:r>
+      <w:r>
+        <w:rPr>
+          <w:rFonts w:ascii="Consolas" w:eastAsia="Times New Roman" w:hAnsi="Consolas" w:cs="Times New Roman"/>
+          <w:color w:val="D4D4D4"/>
+          <w:sz w:val="21"/>
+          <w:szCs w:val="21"/>
+        </w:rPr>
+        <w:t xml:space="preserve"> </w:t>
+      </w:r>
+      <w:r>
+        <w:rPr>
+          <w:rFonts w:ascii="Consolas" w:eastAsia="Times New Roman" w:hAnsi="Consolas" w:cs="Times New Roman"/>
+          <w:color w:val="B5CEA8"/>
+          <w:sz w:val="21"/>
+          <w:szCs w:val="21"/>
+        </w:rPr>
+        <w:t>0</w:t>
+      </w:r>
+      <w:r>
+        <w:rPr>
+          <w:rFonts w:ascii="Consolas" w:eastAsia="Times New Roman" w:hAnsi="Consolas" w:cs="Times New Roman"/>
+          <w:color w:val="DCDCDC"/>
+          <w:sz w:val="21"/>
+          <w:szCs w:val="21"/>
+        </w:rPr>
+        <w:t>));</w:t>
+      </w:r>
+      <w:r>
+        <w:rPr>
+          <w:rFonts w:ascii="Consolas" w:eastAsia="Times New Roman" w:hAnsi="Consolas" w:cs="Times New Roman"/>
+          <w:color w:val="D4D4D4"/>
+          <w:sz w:val="21"/>
+          <w:szCs w:val="21"/>
+        </w:rPr>
+        <w:t xml:space="preserve">  </w:t>
       </w:r>
     </w:p>
     <w:p>
@@ -3114,11 +3969,87 @@
       <w:r>
         <w:rPr>
           <w:rFonts w:ascii="Consolas" w:eastAsia="Times New Roman" w:hAnsi="Consolas" w:cs="Times New Roman"/>
+          <w:color w:val="D4D4D4"/>
+          <w:sz w:val="21"/>
+          <w:szCs w:val="21"/>
+        </w:rPr>
+        <w:t xml:space="preserve">    </w:t>
+      </w:r>
+      <w:proofErr w:type="spellStart"/>
+      <w:r>
+        <w:rPr>
+          <w:rFonts w:ascii="Consolas" w:eastAsia="Times New Roman" w:hAnsi="Consolas" w:cs="Times New Roman"/>
+          <w:color w:val="D4D4D4"/>
+          <w:sz w:val="21"/>
+          <w:szCs w:val="21"/>
+        </w:rPr>
+        <w:t>NeoPixel</w:t>
+      </w:r>
+      <w:r>
+        <w:rPr>
+          <w:rFonts w:ascii="Consolas" w:eastAsia="Times New Roman" w:hAnsi="Consolas" w:cs="Times New Roman"/>
+          <w:color w:val="DCDCDC"/>
+          <w:sz w:val="21"/>
+          <w:szCs w:val="21"/>
+        </w:rPr>
+        <w:t>.</w:t>
+      </w:r>
+      <w:r>
+        <w:rPr>
+          <w:rFonts w:ascii="Consolas" w:eastAsia="Times New Roman" w:hAnsi="Consolas" w:cs="Times New Roman"/>
+          <w:color w:val="D4D4D4"/>
+          <w:sz w:val="21"/>
+          <w:szCs w:val="21"/>
+        </w:rPr>
+        <w:t>show</w:t>
+      </w:r>
+      <w:proofErr w:type="spellEnd"/>
+      <w:r>
+        <w:rPr>
+          <w:rFonts w:ascii="Consolas" w:eastAsia="Times New Roman" w:hAnsi="Consolas" w:cs="Times New Roman"/>
+          <w:color w:val="DCDCDC"/>
+          <w:sz w:val="21"/>
+          <w:szCs w:val="21"/>
+        </w:rPr>
+        <w:t>();</w:t>
+      </w:r>
+      <w:r>
+        <w:rPr>
+          <w:rFonts w:ascii="Consolas" w:eastAsia="Times New Roman" w:hAnsi="Consolas" w:cs="Times New Roman"/>
+          <w:color w:val="D4D4D4"/>
+          <w:sz w:val="21"/>
+          <w:szCs w:val="21"/>
+        </w:rPr>
+        <w:t xml:space="preserve"> </w:t>
+      </w:r>
+      <w:r>
+        <w:rPr>
+          <w:rFonts w:ascii="Consolas" w:eastAsia="Times New Roman" w:hAnsi="Consolas" w:cs="Times New Roman"/>
           <w:color w:val="727C81"/>
           <w:sz w:val="21"/>
           <w:szCs w:val="21"/>
         </w:rPr>
-        <w:t>// Displaying data on screen</w:t>
+        <w:t xml:space="preserve">// update to the </w:t>
+      </w:r>
+      <w:proofErr w:type="spellStart"/>
+      <w:r>
+        <w:rPr>
+          <w:rFonts w:ascii="Consolas" w:eastAsia="Times New Roman" w:hAnsi="Consolas" w:cs="Times New Roman"/>
+          <w:color w:val="727C81"/>
+          <w:sz w:val="21"/>
+          <w:szCs w:val="21"/>
+        </w:rPr>
+        <w:t>NeoPixel</w:t>
+      </w:r>
+      <w:proofErr w:type="spellEnd"/>
+      <w:r>
+        <w:rPr>
+          <w:rFonts w:ascii="Consolas" w:eastAsia="Times New Roman" w:hAnsi="Consolas" w:cs="Times New Roman"/>
+          <w:color w:val="727C81"/>
+          <w:sz w:val="21"/>
+          <w:szCs w:val="21"/>
+        </w:rPr>
+        <w:t xml:space="preserve"> Led Strip</w:t>
       </w:r>
     </w:p>
     <w:p>
@@ -3133,51 +4064,6 @@
           <w:szCs w:val="21"/>
         </w:rPr>
       </w:pPr>
-      <w:r>
-        <w:rPr>
-          <w:rFonts w:ascii="Consolas" w:eastAsia="Times New Roman" w:hAnsi="Consolas" w:cs="Times New Roman"/>
-          <w:color w:val="D4D4D4"/>
-          <w:sz w:val="21"/>
-          <w:szCs w:val="21"/>
-        </w:rPr>
-        <w:t>display</w:t>
-      </w:r>
-      <w:r>
-        <w:rPr>
-          <w:rFonts w:ascii="Consolas" w:eastAsia="Times New Roman" w:hAnsi="Consolas" w:cs="Times New Roman"/>
-          <w:color w:val="DCDCDC"/>
-          <w:sz w:val="21"/>
-          <w:szCs w:val="21"/>
-        </w:rPr>
-        <w:t>.</w:t>
-      </w:r>
-      <w:r>
-        <w:rPr>
-          <w:rFonts w:ascii="Consolas" w:eastAsia="Times New Roman" w:hAnsi="Consolas" w:cs="Times New Roman"/>
-          <w:color w:val="D4D4D4"/>
-          <w:sz w:val="21"/>
-          <w:szCs w:val="21"/>
-        </w:rPr>
-        <w:t>clearDisplay</w:t>
-      </w:r>
-      <w:r>
-        <w:rPr>
-          <w:rFonts w:ascii="Consolas" w:eastAsia="Times New Roman" w:hAnsi="Consolas" w:cs="Times New Roman"/>
-          <w:color w:val="DCDCDC"/>
-          <w:sz w:val="21"/>
-          <w:szCs w:val="21"/>
-        </w:rPr>
-        <w:t>();</w:t>
-      </w:r>
-      <w:r>
-        <w:rPr>
-          <w:rFonts w:ascii="Consolas" w:eastAsia="Times New Roman" w:hAnsi="Consolas" w:cs="Times New Roman"/>
-          <w:color w:val="D4D4D4"/>
-          <w:sz w:val="21"/>
-          <w:szCs w:val="21"/>
-        </w:rPr>
-        <w:t xml:space="preserve"> </w:t>
-      </w:r>
     </w:p>
     <w:p>
       <w:pPr>
@@ -3198,88 +4084,16 @@
           <w:sz w:val="21"/>
           <w:szCs w:val="21"/>
         </w:rPr>
-        <w:t>display</w:t>
-      </w:r>
-      <w:r>
-        <w:rPr>
-          <w:rFonts w:ascii="Consolas" w:eastAsia="Times New Roman" w:hAnsi="Consolas" w:cs="Times New Roman"/>
-          <w:color w:val="DCDCDC"/>
-          <w:sz w:val="21"/>
-          <w:szCs w:val="21"/>
-        </w:rPr>
-        <w:t>.</w:t>
-      </w:r>
-      <w:r>
-        <w:rPr>
-          <w:rFonts w:ascii="Consolas" w:eastAsia="Times New Roman" w:hAnsi="Consolas" w:cs="Times New Roman"/>
-          <w:color w:val="D4D4D4"/>
-          <w:sz w:val="21"/>
-          <w:szCs w:val="21"/>
-        </w:rPr>
-        <w:t>setCursor</w:t>
-      </w:r>
-      <w:r>
-        <w:rPr>
-          <w:rFonts w:ascii="Consolas" w:eastAsia="Times New Roman" w:hAnsi="Consolas" w:cs="Times New Roman"/>
-          <w:color w:val="DCDCDC"/>
-          <w:sz w:val="21"/>
-          <w:szCs w:val="21"/>
-        </w:rPr>
-        <w:t>(</w:t>
-      </w:r>
-      <w:r>
-        <w:rPr>
-          <w:rFonts w:ascii="Consolas" w:eastAsia="Times New Roman" w:hAnsi="Consolas" w:cs="Times New Roman"/>
-          <w:color w:val="B5CEA8"/>
-          <w:sz w:val="21"/>
-          <w:szCs w:val="21"/>
-        </w:rPr>
-        <w:t>1</w:t>
-      </w:r>
-      <w:r>
-        <w:rPr>
-          <w:rFonts w:ascii="Consolas" w:eastAsia="Times New Roman" w:hAnsi="Consolas" w:cs="Times New Roman"/>
-          <w:color w:val="DCDCDC"/>
-          <w:sz w:val="21"/>
-          <w:szCs w:val="21"/>
-        </w:rPr>
-        <w:t>,</w:t>
-      </w:r>
-      <w:r>
-        <w:rPr>
-          <w:rFonts w:ascii="Consolas" w:eastAsia="Times New Roman" w:hAnsi="Consolas" w:cs="Times New Roman"/>
-          <w:color w:val="D4D4D4"/>
-          <w:sz w:val="21"/>
-          <w:szCs w:val="21"/>
-        </w:rPr>
-        <w:t xml:space="preserve"> </w:t>
-      </w:r>
-      <w:r>
-        <w:rPr>
-          <w:rFonts w:ascii="Consolas" w:eastAsia="Times New Roman" w:hAnsi="Consolas" w:cs="Times New Roman"/>
-          <w:color w:val="B5CEA8"/>
-          <w:sz w:val="21"/>
-          <w:szCs w:val="21"/>
-        </w:rPr>
-        <w:t>10</w:t>
-      </w:r>
-      <w:r>
-        <w:rPr>
-          <w:rFonts w:ascii="Consolas" w:eastAsia="Times New Roman" w:hAnsi="Consolas" w:cs="Times New Roman"/>
-          <w:color w:val="DCDCDC"/>
-          <w:sz w:val="21"/>
-          <w:szCs w:val="21"/>
-        </w:rPr>
-        <w:t>);</w:t>
-      </w:r>
-      <w:r>
-        <w:rPr>
-          <w:rFonts w:ascii="Consolas" w:eastAsia="Times New Roman" w:hAnsi="Consolas" w:cs="Times New Roman"/>
-          <w:color w:val="D4D4D4"/>
-          <w:sz w:val="21"/>
-          <w:szCs w:val="21"/>
-        </w:rPr>
-        <w:t xml:space="preserve"> </w:t>
+        <w:t xml:space="preserve">  </w:t>
+      </w:r>
+      <w:r>
+        <w:rPr>
+          <w:rFonts w:ascii="Consolas" w:eastAsia="Times New Roman" w:hAnsi="Consolas" w:cs="Times New Roman"/>
+          <w:color w:val="DCDCDC"/>
+          <w:sz w:val="21"/>
+          <w:szCs w:val="21"/>
+        </w:rPr>
+        <w:t>}</w:t>
       </w:r>
     </w:p>
     <w:p>
@@ -3301,52 +4115,16 @@
           <w:sz w:val="21"/>
           <w:szCs w:val="21"/>
         </w:rPr>
-        <w:t>display</w:t>
-      </w:r>
-      <w:r>
-        <w:rPr>
-          <w:rFonts w:ascii="Consolas" w:eastAsia="Times New Roman" w:hAnsi="Consolas" w:cs="Times New Roman"/>
-          <w:color w:val="DCDCDC"/>
-          <w:sz w:val="21"/>
-          <w:szCs w:val="21"/>
-        </w:rPr>
-        <w:t>.</w:t>
-      </w:r>
-      <w:r>
-        <w:rPr>
-          <w:rFonts w:ascii="Consolas" w:eastAsia="Times New Roman" w:hAnsi="Consolas" w:cs="Times New Roman"/>
-          <w:color w:val="E97366"/>
-          <w:sz w:val="21"/>
-          <w:szCs w:val="21"/>
-        </w:rPr>
-        <w:t>print</w:t>
-      </w:r>
-      <w:r>
-        <w:rPr>
-          <w:rFonts w:ascii="Consolas" w:eastAsia="Times New Roman" w:hAnsi="Consolas" w:cs="Times New Roman"/>
-          <w:color w:val="DCDCDC"/>
-          <w:sz w:val="21"/>
-          <w:szCs w:val="21"/>
-        </w:rPr>
-        <w:t>(</w:t>
-      </w:r>
-      <w:r>
-        <w:rPr>
-          <w:rFonts w:ascii="Consolas" w:eastAsia="Times New Roman" w:hAnsi="Consolas" w:cs="Times New Roman"/>
-          <w:color w:val="CE9178"/>
-          <w:sz w:val="21"/>
-          <w:szCs w:val="21"/>
-        </w:rPr>
-        <w:t>"Distance: "</w:t>
-      </w:r>
-      <w:r>
-        <w:rPr>
-          <w:rFonts w:ascii="Consolas" w:eastAsia="Times New Roman" w:hAnsi="Consolas" w:cs="Times New Roman"/>
-          <w:color w:val="DCDCDC"/>
-          <w:sz w:val="21"/>
-          <w:szCs w:val="21"/>
-        </w:rPr>
-        <w:t>);</w:t>
+        <w:t xml:space="preserve">  </w:t>
+      </w:r>
+      <w:r>
+        <w:rPr>
+          <w:rFonts w:ascii="Consolas" w:eastAsia="Times New Roman" w:hAnsi="Consolas" w:cs="Times New Roman"/>
+          <w:color w:val="569CD6"/>
+          <w:sz w:val="21"/>
+          <w:szCs w:val="21"/>
+        </w:rPr>
+        <w:t>else</w:t>
       </w:r>
     </w:p>
     <w:p>
@@ -3368,61 +4146,16 @@
           <w:sz w:val="21"/>
           <w:szCs w:val="21"/>
         </w:rPr>
-        <w:t>display</w:t>
-      </w:r>
-      <w:r>
-        <w:rPr>
-          <w:rFonts w:ascii="Consolas" w:eastAsia="Times New Roman" w:hAnsi="Consolas" w:cs="Times New Roman"/>
-          <w:color w:val="DCDCDC"/>
-          <w:sz w:val="21"/>
-          <w:szCs w:val="21"/>
-        </w:rPr>
-        <w:t>.</w:t>
-      </w:r>
-      <w:r>
-        <w:rPr>
-          <w:rFonts w:ascii="Consolas" w:eastAsia="Times New Roman" w:hAnsi="Consolas" w:cs="Times New Roman"/>
-          <w:color w:val="E97366"/>
-          <w:sz w:val="21"/>
-          <w:szCs w:val="21"/>
-        </w:rPr>
-        <w:t>print</w:t>
-      </w:r>
-      <w:r>
-        <w:rPr>
-          <w:rFonts w:ascii="Consolas" w:eastAsia="Times New Roman" w:hAnsi="Consolas" w:cs="Times New Roman"/>
-          <w:color w:val="DCDCDC"/>
-          <w:sz w:val="21"/>
-          <w:szCs w:val="21"/>
-        </w:rPr>
-        <w:t>(</w:t>
-      </w:r>
-      <w:r>
-        <w:rPr>
-          <w:rFonts w:ascii="Consolas" w:eastAsia="Times New Roman" w:hAnsi="Consolas" w:cs="Times New Roman"/>
-          <w:color w:val="D4D4D4"/>
-          <w:sz w:val="21"/>
-          <w:szCs w:val="21"/>
-        </w:rPr>
-        <w:t>space</w:t>
-      </w:r>
-      <w:r>
-        <w:rPr>
-          <w:rFonts w:ascii="Consolas" w:eastAsia="Times New Roman" w:hAnsi="Consolas" w:cs="Times New Roman"/>
-          <w:color w:val="DCDCDC"/>
-          <w:sz w:val="21"/>
-          <w:szCs w:val="21"/>
-        </w:rPr>
-        <w:t>);</w:t>
-      </w:r>
-      <w:r>
-        <w:rPr>
-          <w:rFonts w:ascii="Consolas" w:eastAsia="Times New Roman" w:hAnsi="Consolas" w:cs="Times New Roman"/>
-          <w:color w:val="D4D4D4"/>
-          <w:sz w:val="21"/>
-          <w:szCs w:val="21"/>
-        </w:rPr>
-        <w:t xml:space="preserve"> </w:t>
+        <w:t xml:space="preserve">  </w:t>
+      </w:r>
+      <w:r>
+        <w:rPr>
+          <w:rFonts w:ascii="Consolas" w:eastAsia="Times New Roman" w:hAnsi="Consolas" w:cs="Times New Roman"/>
+          <w:color w:val="DCDCDC"/>
+          <w:sz w:val="21"/>
+          <w:szCs w:val="21"/>
+        </w:rPr>
+        <w:t>{</w:t>
       </w:r>
     </w:p>
     <w:p>
@@ -3444,52 +4177,16 @@
           <w:sz w:val="21"/>
           <w:szCs w:val="21"/>
         </w:rPr>
-        <w:t>display</w:t>
-      </w:r>
-      <w:r>
-        <w:rPr>
-          <w:rFonts w:ascii="Consolas" w:eastAsia="Times New Roman" w:hAnsi="Consolas" w:cs="Times New Roman"/>
-          <w:color w:val="DCDCDC"/>
-          <w:sz w:val="21"/>
-          <w:szCs w:val="21"/>
-        </w:rPr>
-        <w:t>.</w:t>
-      </w:r>
-      <w:r>
-        <w:rPr>
-          <w:rFonts w:ascii="Consolas" w:eastAsia="Times New Roman" w:hAnsi="Consolas" w:cs="Times New Roman"/>
-          <w:color w:val="E97366"/>
-          <w:sz w:val="21"/>
-          <w:szCs w:val="21"/>
-        </w:rPr>
-        <w:t>print</w:t>
-      </w:r>
-      <w:r>
-        <w:rPr>
-          <w:rFonts w:ascii="Consolas" w:eastAsia="Times New Roman" w:hAnsi="Consolas" w:cs="Times New Roman"/>
-          <w:color w:val="DCDCDC"/>
-          <w:sz w:val="21"/>
-          <w:szCs w:val="21"/>
-        </w:rPr>
-        <w:t>(</w:t>
-      </w:r>
-      <w:r>
-        <w:rPr>
-          <w:rFonts w:ascii="Consolas" w:eastAsia="Times New Roman" w:hAnsi="Consolas" w:cs="Times New Roman"/>
-          <w:color w:val="CE9178"/>
-          <w:sz w:val="21"/>
-          <w:szCs w:val="21"/>
-        </w:rPr>
-        <w:t>"cm"</w:t>
-      </w:r>
-      <w:r>
-        <w:rPr>
-          <w:rFonts w:ascii="Consolas" w:eastAsia="Times New Roman" w:hAnsi="Consolas" w:cs="Times New Roman"/>
-          <w:color w:val="DCDCDC"/>
-          <w:sz w:val="21"/>
-          <w:szCs w:val="21"/>
-        </w:rPr>
-        <w:t>);</w:t>
+        <w:t xml:space="preserve">    </w:t>
+      </w:r>
+      <w:r>
+        <w:rPr>
+          <w:rFonts w:ascii="Consolas" w:eastAsia="Times New Roman" w:hAnsi="Consolas" w:cs="Times New Roman"/>
+          <w:color w:val="727C81"/>
+          <w:sz w:val="21"/>
+          <w:szCs w:val="21"/>
+        </w:rPr>
+        <w:t>// Turn off the lights</w:t>
       </w:r>
     </w:p>
     <w:p>
@@ -3511,7 +4208,17 @@
           <w:sz w:val="21"/>
           <w:szCs w:val="21"/>
         </w:rPr>
-        <w:t>display</w:t>
+        <w:t xml:space="preserve">    </w:t>
+      </w:r>
+      <w:proofErr w:type="spellStart"/>
+      <w:r>
+        <w:rPr>
+          <w:rFonts w:ascii="Consolas" w:eastAsia="Times New Roman" w:hAnsi="Consolas" w:cs="Times New Roman"/>
+          <w:color w:val="D4D4D4"/>
+          <w:sz w:val="21"/>
+          <w:szCs w:val="21"/>
+        </w:rPr>
+        <w:t>NeoPixel</w:t>
       </w:r>
       <w:r>
         <w:rPr>
@@ -3529,8 +4236,9 @@
           <w:sz w:val="21"/>
           <w:szCs w:val="21"/>
         </w:rPr>
-        <w:t>display</w:t>
-      </w:r>
+        <w:t>clear</w:t>
+      </w:r>
+      <w:proofErr w:type="spellEnd"/>
       <w:r>
         <w:rPr>
           <w:rFonts w:ascii="Consolas" w:eastAsia="Times New Roman" w:hAnsi="Consolas" w:cs="Times New Roman"/>
@@ -3548,6 +4256,15 @@
           <w:szCs w:val="21"/>
         </w:rPr>
         <w:t xml:space="preserve"> </w:t>
+      </w:r>
+      <w:r>
+        <w:rPr>
+          <w:rFonts w:ascii="Consolas" w:eastAsia="Times New Roman" w:hAnsi="Consolas" w:cs="Times New Roman"/>
+          <w:color w:val="727C81"/>
+          <w:sz w:val="21"/>
+          <w:szCs w:val="21"/>
+        </w:rPr>
+        <w:t>// Start the program with lights off</w:t>
       </w:r>
     </w:p>
     <w:p>
@@ -3560,9 +4277,128 @@
           <w:color w:val="D4D4D4"/>
           <w:sz w:val="21"/>
           <w:szCs w:val="21"/>
-          <w:rtl/>
-        </w:rPr>
-      </w:pPr>
+        </w:rPr>
+      </w:pPr>
+      <w:r>
+        <w:rPr>
+          <w:rFonts w:ascii="Consolas" w:eastAsia="Times New Roman" w:hAnsi="Consolas" w:cs="Times New Roman"/>
+          <w:color w:val="D4D4D4"/>
+          <w:sz w:val="21"/>
+          <w:szCs w:val="21"/>
+        </w:rPr>
+        <w:t xml:space="preserve">    </w:t>
+      </w:r>
+      <w:proofErr w:type="spellStart"/>
+      <w:r>
+        <w:rPr>
+          <w:rFonts w:ascii="Consolas" w:eastAsia="Times New Roman" w:hAnsi="Consolas" w:cs="Times New Roman"/>
+          <w:color w:val="D4D4D4"/>
+          <w:sz w:val="21"/>
+          <w:szCs w:val="21"/>
+        </w:rPr>
+        <w:t>NeoPixel</w:t>
+      </w:r>
+      <w:r>
+        <w:rPr>
+          <w:rFonts w:ascii="Consolas" w:eastAsia="Times New Roman" w:hAnsi="Consolas" w:cs="Times New Roman"/>
+          <w:color w:val="DCDCDC"/>
+          <w:sz w:val="21"/>
+          <w:szCs w:val="21"/>
+        </w:rPr>
+        <w:t>.</w:t>
+      </w:r>
+      <w:r>
+        <w:rPr>
+          <w:rFonts w:ascii="Consolas" w:eastAsia="Times New Roman" w:hAnsi="Consolas" w:cs="Times New Roman"/>
+          <w:color w:val="D4D4D4"/>
+          <w:sz w:val="21"/>
+          <w:szCs w:val="21"/>
+        </w:rPr>
+        <w:t>show</w:t>
+      </w:r>
+      <w:proofErr w:type="spellEnd"/>
+      <w:r>
+        <w:rPr>
+          <w:rFonts w:ascii="Consolas" w:eastAsia="Times New Roman" w:hAnsi="Consolas" w:cs="Times New Roman"/>
+          <w:color w:val="DCDCDC"/>
+          <w:sz w:val="21"/>
+          <w:szCs w:val="21"/>
+        </w:rPr>
+        <w:t>();</w:t>
+      </w:r>
+      <w:r>
+        <w:rPr>
+          <w:rFonts w:ascii="Consolas" w:eastAsia="Times New Roman" w:hAnsi="Consolas" w:cs="Times New Roman"/>
+          <w:color w:val="D4D4D4"/>
+          <w:sz w:val="21"/>
+          <w:szCs w:val="21"/>
+        </w:rPr>
+        <w:t xml:space="preserve"> </w:t>
+      </w:r>
+      <w:r>
+        <w:rPr>
+          <w:rFonts w:ascii="Consolas" w:eastAsia="Times New Roman" w:hAnsi="Consolas" w:cs="Times New Roman"/>
+          <w:color w:val="727C81"/>
+          <w:sz w:val="21"/>
+          <w:szCs w:val="21"/>
+        </w:rPr>
+        <w:t xml:space="preserve">// update to the </w:t>
+      </w:r>
+      <w:proofErr w:type="spellStart"/>
+      <w:r>
+        <w:rPr>
+          <w:rFonts w:ascii="Consolas" w:eastAsia="Times New Roman" w:hAnsi="Consolas" w:cs="Times New Roman"/>
+          <w:color w:val="727C81"/>
+          <w:sz w:val="21"/>
+          <w:szCs w:val="21"/>
+        </w:rPr>
+        <w:t>NeoPixel</w:t>
+      </w:r>
+      <w:proofErr w:type="spellEnd"/>
+      <w:r>
+        <w:rPr>
+          <w:rFonts w:ascii="Consolas" w:eastAsia="Times New Roman" w:hAnsi="Consolas" w:cs="Times New Roman"/>
+          <w:color w:val="727C81"/>
+          <w:sz w:val="21"/>
+          <w:szCs w:val="21"/>
+        </w:rPr>
+        <w:t xml:space="preserve"> Led Strip</w:t>
+      </w:r>
+    </w:p>
+    <w:p>
+      <w:pPr>
+        <w:shd w:val="clear" w:color="auto" w:fill="1E1E1E"/>
+        <w:bidi w:val="0"/>
+        <w:spacing w:after="0" w:line="285" w:lineRule="atLeast"/>
+        <w:rPr>
+          <w:rFonts w:ascii="Consolas" w:eastAsia="Times New Roman" w:hAnsi="Consolas" w:cs="Times New Roman"/>
+          <w:color w:val="D4D4D4"/>
+          <w:sz w:val="21"/>
+          <w:szCs w:val="21"/>
+        </w:rPr>
+      </w:pPr>
+    </w:p>
+    <w:p>
+      <w:pPr>
+        <w:shd w:val="clear" w:color="auto" w:fill="1E1E1E"/>
+        <w:bidi w:val="0"/>
+        <w:spacing w:after="0" w:line="285" w:lineRule="atLeast"/>
+        <w:rPr>
+          <w:rFonts w:ascii="Consolas" w:eastAsia="Times New Roman" w:hAnsi="Consolas" w:cs="Times New Roman"/>
+          <w:color w:val="D4D4D4"/>
+          <w:sz w:val="21"/>
+          <w:szCs w:val="21"/>
+        </w:rPr>
+      </w:pPr>
+      <w:r>
+        <w:rPr>
+          <w:rFonts w:ascii="Consolas" w:eastAsia="Times New Roman" w:hAnsi="Consolas" w:cs="Times New Roman"/>
+          <w:color w:val="D4D4D4"/>
+          <w:sz w:val="21"/>
+          <w:szCs w:val="21"/>
+        </w:rPr>
+        <w:t xml:space="preserve">  </w:t>
+      </w:r>
       <w:r>
         <w:rPr>
           <w:rFonts w:ascii="Consolas" w:eastAsia="Times New Roman" w:hAnsi="Consolas" w:cs="Times New Roman"/>
@@ -3575,14 +4411,61 @@
     </w:p>
     <w:p>
       <w:pPr>
-        <w:pStyle w:val="a9"/>
-        <w:ind w:left="360"/>
-        <w:rPr>
-          <w:rFonts w:ascii="Tahoma" w:hAnsi="Tahoma" w:cs="Tahoma"/>
-          <w:sz w:val="28"/>
-          <w:szCs w:val="28"/>
-        </w:rPr>
-      </w:pPr>
+        <w:shd w:val="clear" w:color="auto" w:fill="1E1E1E"/>
+        <w:bidi w:val="0"/>
+        <w:spacing w:after="0" w:line="285" w:lineRule="atLeast"/>
+        <w:rPr>
+          <w:rFonts w:ascii="Consolas" w:eastAsia="Times New Roman" w:hAnsi="Consolas" w:cs="Times New Roman"/>
+          <w:color w:val="D4D4D4"/>
+          <w:sz w:val="21"/>
+          <w:szCs w:val="21"/>
+        </w:rPr>
+      </w:pPr>
+      <w:r>
+        <w:rPr>
+          <w:rFonts w:ascii="Consolas" w:eastAsia="Times New Roman" w:hAnsi="Consolas" w:cs="Times New Roman"/>
+          <w:color w:val="DCDCDC"/>
+          <w:sz w:val="21"/>
+          <w:szCs w:val="21"/>
+        </w:rPr>
+        <w:t>}</w:t>
+      </w:r>
+    </w:p>
+    <w:p>
+      <w:pPr>
+        <w:shd w:val="clear" w:color="auto" w:fill="1E1E1E"/>
+        <w:bidi w:val="0"/>
+        <w:spacing w:after="0" w:line="285" w:lineRule="atLeast"/>
+        <w:rPr>
+          <w:rFonts w:ascii="Consolas" w:eastAsia="Times New Roman" w:hAnsi="Consolas" w:cs="Times New Roman"/>
+          <w:color w:val="D4D4D4"/>
+          <w:sz w:val="21"/>
+          <w:szCs w:val="21"/>
+        </w:rPr>
+      </w:pPr>
+    </w:p>
+    <w:p>
+      <w:pPr>
+        <w:shd w:val="clear" w:color="auto" w:fill="1E1E1E"/>
+        <w:bidi w:val="0"/>
+        <w:spacing w:after="0" w:line="285" w:lineRule="atLeast"/>
+        <w:rPr>
+          <w:rFonts w:ascii="Consolas" w:eastAsia="Times New Roman" w:hAnsi="Consolas" w:cs="Times New Roman"/>
+          <w:color w:val="D4D4D4"/>
+          <w:sz w:val="21"/>
+          <w:szCs w:val="21"/>
+          <w:rtl/>
+        </w:rPr>
+      </w:pPr>
+      <w:r>
+        <w:rPr>
+          <w:rFonts w:ascii="Consolas" w:eastAsia="Times New Roman" w:hAnsi="Consolas" w:cs="Times New Roman"/>
+          <w:color w:val="DCDCDC"/>
+          <w:sz w:val="21"/>
+          <w:szCs w:val="21"/>
+        </w:rPr>
+        <w:t>}</w:t>
+      </w:r>
     </w:p>
     <w:p>
       <w:pPr>
@@ -3606,6 +4489,7 @@
           <w:rFonts w:ascii="Tahoma" w:hAnsi="Tahoma" w:cs="Tahoma"/>
           <w:sz w:val="28"/>
           <w:szCs w:val="28"/>
+          <w:rtl/>
         </w:rPr>
       </w:pPr>
       <w:r>
@@ -3615,203 +4499,6 @@
           <w:szCs w:val="28"/>
           <w:rtl/>
         </w:rPr>
-        <w:t>סימולציית גלים</w:t>
-      </w:r>
-    </w:p>
-    <w:p>
-      <w:pPr>
-        <w:pStyle w:val="a9"/>
-        <w:ind w:left="360"/>
-        <w:jc w:val="center"/>
-        <w:rPr>
-          <w:rFonts w:ascii="Tahoma" w:hAnsi="Tahoma" w:cs="Tahoma"/>
-          <w:sz w:val="28"/>
-          <w:szCs w:val="28"/>
-        </w:rPr>
-      </w:pPr>
-      <w:r>
-        <w:rPr>
-          <w:rFonts w:ascii="Tahoma" w:hAnsi="Tahoma" w:cs="Tahoma"/>
-          <w:noProof/>
-          <w:sz w:val="28"/>
-          <w:szCs w:val="28"/>
-          <w14:ligatures w14:val="standardContextual"/>
-        </w:rPr>
-        <w:drawing>
-          <wp:inline distT="0" distB="0" distL="0" distR="0" wp14:anchorId="25B941CA" wp14:editId="4F1D9F99">
-            <wp:extent cx="5940425" cy="657225"/>
-            <wp:effectExtent l="0" t="0" r="3175" b="9525"/>
-            <wp:docPr id="787140441" name="תמונה 7"/>
-            <wp:cNvGraphicFramePr>
-              <a:graphicFrameLocks xmlns:a="http://schemas.openxmlformats.org/drawingml/2006/main" noChangeAspect="1"/>
-            </wp:cNvGraphicFramePr>
-            <a:graphic xmlns:a="http://schemas.openxmlformats.org/drawingml/2006/main">
-              <a:graphicData uri="http://schemas.openxmlformats.org/drawingml/2006/picture">
-                <pic:pic xmlns:pic="http://schemas.openxmlformats.org/drawingml/2006/picture">
-                  <pic:nvPicPr>
-                    <pic:cNvPr id="787140441" name="תמונה 787140441"/>
-                    <pic:cNvPicPr/>
-                  </pic:nvPicPr>
-                  <pic:blipFill>
-                    <a:blip r:embed="rId6" cstate="print">
-                      <a:extLst>
-                        <a:ext uri="{28A0092B-C50C-407E-A947-70E740481C1C}">
-                          <a14:useLocalDpi xmlns:a14="http://schemas.microsoft.com/office/drawing/2010/main" val="0"/>
-                        </a:ext>
-                      </a:extLst>
-                    </a:blip>
-                    <a:stretch>
-                      <a:fillRect/>
-                    </a:stretch>
-                  </pic:blipFill>
-                  <pic:spPr>
-                    <a:xfrm>
-                      <a:off x="0" y="0"/>
-                      <a:ext cx="5940425" cy="657225"/>
-                    </a:xfrm>
-                    <a:prstGeom prst="rect">
-                      <a:avLst/>
-                    </a:prstGeom>
-                  </pic:spPr>
-                </pic:pic>
-              </a:graphicData>
-            </a:graphic>
-          </wp:inline>
-        </w:drawing>
-      </w:r>
-      <w:r>
-        <w:rPr>
-          <w:rFonts w:ascii="Tahoma" w:hAnsi="Tahoma" w:cs="Tahoma"/>
-          <w:noProof/>
-          <w:sz w:val="28"/>
-          <w:szCs w:val="28"/>
-          <w14:ligatures w14:val="standardContextual"/>
-        </w:rPr>
-        <w:drawing>
-          <wp:inline distT="0" distB="0" distL="0" distR="0" wp14:anchorId="3E8099C8" wp14:editId="66986864">
-            <wp:extent cx="5940425" cy="521335"/>
-            <wp:effectExtent l="0" t="0" r="3175" b="0"/>
-            <wp:docPr id="1342240748" name="תמונה 8"/>
-            <wp:cNvGraphicFramePr>
-              <a:graphicFrameLocks xmlns:a="http://schemas.openxmlformats.org/drawingml/2006/main" noChangeAspect="1"/>
-            </wp:cNvGraphicFramePr>
-            <a:graphic xmlns:a="http://schemas.openxmlformats.org/drawingml/2006/main">
-              <a:graphicData uri="http://schemas.openxmlformats.org/drawingml/2006/picture">
-                <pic:pic xmlns:pic="http://schemas.openxmlformats.org/drawingml/2006/picture">
-                  <pic:nvPicPr>
-                    <pic:cNvPr id="1342240748" name="תמונה 1342240748"/>
-                    <pic:cNvPicPr/>
-                  </pic:nvPicPr>
-                  <pic:blipFill>
-                    <a:blip r:embed="rId7" cstate="print">
-                      <a:extLst>
-                        <a:ext uri="{28A0092B-C50C-407E-A947-70E740481C1C}">
-                          <a14:useLocalDpi xmlns:a14="http://schemas.microsoft.com/office/drawing/2010/main" val="0"/>
-                        </a:ext>
-                      </a:extLst>
-                    </a:blip>
-                    <a:stretch>
-                      <a:fillRect/>
-                    </a:stretch>
-                  </pic:blipFill>
-                  <pic:spPr>
-                    <a:xfrm>
-                      <a:off x="0" y="0"/>
-                      <a:ext cx="5940425" cy="521335"/>
-                    </a:xfrm>
-                    <a:prstGeom prst="rect">
-                      <a:avLst/>
-                    </a:prstGeom>
-                  </pic:spPr>
-                </pic:pic>
-              </a:graphicData>
-            </a:graphic>
-          </wp:inline>
-        </w:drawing>
-      </w:r>
-      <w:r>
-        <w:rPr>
-          <w:rFonts w:ascii="Tahoma" w:hAnsi="Tahoma" w:cs="Tahoma"/>
-          <w:noProof/>
-          <w:sz w:val="28"/>
-          <w:szCs w:val="28"/>
-          <w14:ligatures w14:val="standardContextual"/>
-        </w:rPr>
-        <w:drawing>
-          <wp:inline distT="0" distB="0" distL="0" distR="0" wp14:anchorId="7FE9C341" wp14:editId="45F48947">
-            <wp:extent cx="5940425" cy="565150"/>
-            <wp:effectExtent l="0" t="0" r="3175" b="6350"/>
-            <wp:docPr id="938795294" name="תמונה 9"/>
-            <wp:cNvGraphicFramePr>
-              <a:graphicFrameLocks xmlns:a="http://schemas.openxmlformats.org/drawingml/2006/main" noChangeAspect="1"/>
-            </wp:cNvGraphicFramePr>
-            <a:graphic xmlns:a="http://schemas.openxmlformats.org/drawingml/2006/main">
-              <a:graphicData uri="http://schemas.openxmlformats.org/drawingml/2006/picture">
-                <pic:pic xmlns:pic="http://schemas.openxmlformats.org/drawingml/2006/picture">
-                  <pic:nvPicPr>
-                    <pic:cNvPr id="938795294" name="תמונה 938795294"/>
-                    <pic:cNvPicPr/>
-                  </pic:nvPicPr>
-                  <pic:blipFill>
-                    <a:blip r:embed="rId8" cstate="print">
-                      <a:extLst>
-                        <a:ext uri="{28A0092B-C50C-407E-A947-70E740481C1C}">
-                          <a14:useLocalDpi xmlns:a14="http://schemas.microsoft.com/office/drawing/2010/main" val="0"/>
-                        </a:ext>
-                      </a:extLst>
-                    </a:blip>
-                    <a:stretch>
-                      <a:fillRect/>
-                    </a:stretch>
-                  </pic:blipFill>
-                  <pic:spPr>
-                    <a:xfrm>
-                      <a:off x="0" y="0"/>
-                      <a:ext cx="5940425" cy="565150"/>
-                    </a:xfrm>
-                    <a:prstGeom prst="rect">
-                      <a:avLst/>
-                    </a:prstGeom>
-                  </pic:spPr>
-                </pic:pic>
-              </a:graphicData>
-            </a:graphic>
-          </wp:inline>
-        </w:drawing>
-      </w:r>
-    </w:p>
-    <w:p>
-      <w:pPr>
-        <w:pStyle w:val="a9"/>
-        <w:ind w:left="360"/>
-        <w:rPr>
-          <w:rFonts w:ascii="Tahoma" w:hAnsi="Tahoma" w:cs="Tahoma"/>
-          <w:sz w:val="28"/>
-          <w:szCs w:val="28"/>
-        </w:rPr>
-      </w:pPr>
-    </w:p>
-    <w:p>
-      <w:pPr>
-        <w:pStyle w:val="a9"/>
-        <w:numPr>
-          <w:ilvl w:val="0"/>
-          <w:numId w:val="2"/>
-        </w:numPr>
-        <w:rPr>
-          <w:rFonts w:ascii="Tahoma" w:hAnsi="Tahoma" w:cs="Tahoma"/>
-          <w:sz w:val="28"/>
-          <w:szCs w:val="28"/>
-          <w:rtl/>
-        </w:rPr>
-      </w:pPr>
-      <w:r>
-        <w:rPr>
-          <w:rFonts w:ascii="Tahoma" w:hAnsi="Tahoma" w:cs="Tahoma"/>
-          <w:sz w:val="28"/>
-          <w:szCs w:val="28"/>
-          <w:rtl/>
-        </w:rPr>
         <w:t>סרטונים</w:t>
       </w:r>
     </w:p>
@@ -3829,21 +4516,11 @@
         </w:rPr>
         <w:t xml:space="preserve">ניסוי בסימולציה: </w:t>
       </w:r>
-      <w:hyperlink r:id="rId9" w:history="1">
-        <w:r>
-          <w:rPr>
-            <w:rStyle w:val="Hyperlink"/>
-            <w:rFonts w:ascii="Tahoma" w:hAnsi="Tahoma" w:cs="Tahoma"/>
-          </w:rPr>
-          <w:t>https://youtu.be/dQDVJ9cKHqA</w:t>
-        </w:r>
-      </w:hyperlink>
-    </w:p>
-    <w:p>
-      <w:pPr>
-        <w:rPr>
-          <w:rFonts w:ascii="Tahoma" w:hAnsi="Tahoma" w:cs="Tahoma"/>
-          <w:rtl/>
+    </w:p>
+    <w:p>
+      <w:pPr>
+        <w:rPr>
+          <w:rFonts w:ascii="Tahoma" w:hAnsi="Tahoma" w:cs="Tahoma" w:hint="cs"/>
         </w:rPr>
       </w:pPr>
       <w:r>
@@ -3853,17 +4530,9 @@
         </w:rPr>
         <w:t xml:space="preserve">ניסוי מעשי: </w:t>
       </w:r>
-      <w:hyperlink r:id="rId10" w:history="1">
-        <w:r>
-          <w:rPr>
-            <w:rStyle w:val="Hyperlink"/>
-            <w:rFonts w:ascii="Tahoma" w:hAnsi="Tahoma" w:cs="Tahoma"/>
-          </w:rPr>
-          <w:t>https://youtu.be/Ovb1L6_uEkc</w:t>
-        </w:r>
-      </w:hyperlink>
-    </w:p>
-    <w:p/>
+      <w:bookmarkStart w:id="1" w:name="_GoBack"/>
+      <w:bookmarkEnd w:id="1"/>
+    </w:p>
     <w:sectPr>
       <w:pgSz w:w="11906" w:h="16838"/>
       <w:pgMar w:top="1134" w:right="850" w:bottom="1134" w:left="1701" w:header="708" w:footer="708" w:gutter="0"/>
@@ -3875,7 +4544,7 @@
 </file>
 
 <file path=word/numbering.xml><?xml version="1.0" encoding="utf-8"?>
-<w:numbering xmlns:wpc="http://schemas.microsoft.com/office/word/2010/wordprocessingCanvas" xmlns:cx="http://schemas.microsoft.com/office/drawing/2014/chartex" xmlns:cx1="http://schemas.microsoft.com/office/drawing/2015/9/8/chartex" xmlns:cx2="http://schemas.microsoft.com/office/drawing/2015/10/21/chartex" xmlns:cx3="http://schemas.microsoft.com/office/drawing/2016/5/9/chartex" xmlns:cx4="http://schemas.microsoft.com/office/drawing/2016/5/10/chartex" xmlns:cx5="http://schemas.microsoft.com/office/drawing/2016/5/11/chartex" xmlns:cx6="http://schemas.microsoft.com/office/drawing/2016/5/12/chartex" xmlns:cx7="http://schemas.microsoft.com/office/drawing/2016/5/13/chartex" xmlns:cx8="http://schemas.microsoft.com/office/drawing/2016/5/14/chartex" xmlns:mc="http://schemas.openxmlformats.org/markup-compatibility/2006" xmlns:aink="http://schemas.microsoft.com/office/drawing/2016/ink" xmlns:am3d="http://schemas.microsoft.com/office/drawing/2017/model3d" xmlns:o="urn:schemas-microsoft-com:office:office" xmlns:oel="http://schemas.microsoft.com/office/2019/extlst" xmlns:r="http://schemas.openxmlformats.org/officeDocument/2006/relationships" xmlns:m="http://schemas.openxmlformats.org/officeDocument/2006/math" xmlns:v="urn:schemas-microsoft-com:vml" xmlns:wp14="http://schemas.microsoft.com/office/word/2010/wordprocessingDrawing" xmlns:wp="http://schemas.openxmlformats.org/drawingml/2006/wordprocessingDrawing" xmlns:w10="urn:schemas-microsoft-com:office:word" xmlns:w="http://schemas.openxmlformats.org/wordprocessingml/2006/main" xmlns:w14="http://schemas.microsoft.com/office/word/2010/wordml" xmlns:w15="http://schemas.microsoft.com/office/word/2012/wordml" xmlns:w16cex="http://schemas.microsoft.com/office/word/2018/wordml/cex" xmlns:w16cid="http://schemas.microsoft.com/office/word/2016/wordml/cid" xmlns:w16="http://schemas.microsoft.com/office/word/2018/wordml" xmlns:w16du="http://schemas.microsoft.com/office/word/2023/wordml/word16du" xmlns:w16sdtdh="http://schemas.microsoft.com/office/word/2020/wordml/sdtdatahash" xmlns:w16sdtfl="http://schemas.microsoft.com/office/word/2024/wordml/sdtformatlock" xmlns:w16se="http://schemas.microsoft.com/office/word/2015/wordml/symex" xmlns:wpg="http://schemas.microsoft.com/office/word/2010/wordprocessingGroup" xmlns:wpi="http://schemas.microsoft.com/office/word/2010/wordprocessingInk" xmlns:wne="http://schemas.microsoft.com/office/word/2006/wordml" xmlns:wps="http://schemas.microsoft.com/office/word/2010/wordprocessingShape" mc:Ignorable="w14 w15 w16se w16cid w16 w16cex w16sdtdh w16sdtfl w16du wp14">
+<w:numbering xmlns:wpc="http://schemas.microsoft.com/office/word/2010/wordprocessingCanvas" xmlns:cx="http://schemas.microsoft.com/office/drawing/2014/chartex" xmlns:cx1="http://schemas.microsoft.com/office/drawing/2015/9/8/chartex" xmlns:cx2="http://schemas.microsoft.com/office/drawing/2015/10/21/chartex" xmlns:cx3="http://schemas.microsoft.com/office/drawing/2016/5/9/chartex" xmlns:cx4="http://schemas.microsoft.com/office/drawing/2016/5/10/chartex" xmlns:cx5="http://schemas.microsoft.com/office/drawing/2016/5/11/chartex" xmlns:cx6="http://schemas.microsoft.com/office/drawing/2016/5/12/chartex" xmlns:cx7="http://schemas.microsoft.com/office/drawing/2016/5/13/chartex" xmlns:cx8="http://schemas.microsoft.com/office/drawing/2016/5/14/chartex" xmlns:mc="http://schemas.openxmlformats.org/markup-compatibility/2006" xmlns:aink="http://schemas.microsoft.com/office/drawing/2016/ink" xmlns:am3d="http://schemas.microsoft.com/office/drawing/2017/model3d" xmlns:o="urn:schemas-microsoft-com:office:office" xmlns:r="http://schemas.openxmlformats.org/officeDocument/2006/relationships" xmlns:m="http://schemas.openxmlformats.org/officeDocument/2006/math" xmlns:v="urn:schemas-microsoft-com:vml" xmlns:wp14="http://schemas.microsoft.com/office/word/2010/wordprocessingDrawing" xmlns:wp="http://schemas.openxmlformats.org/drawingml/2006/wordprocessingDrawing" xmlns:w10="urn:schemas-microsoft-com:office:word" xmlns:w="http://schemas.openxmlformats.org/wordprocessingml/2006/main" xmlns:w14="http://schemas.microsoft.com/office/word/2010/wordml" xmlns:w15="http://schemas.microsoft.com/office/word/2012/wordml" xmlns:w16cid="http://schemas.microsoft.com/office/word/2016/wordml/cid" xmlns:w16se="http://schemas.microsoft.com/office/word/2015/wordml/symex" xmlns:wpg="http://schemas.microsoft.com/office/word/2010/wordprocessingGroup" xmlns:wpi="http://schemas.microsoft.com/office/word/2010/wordprocessingInk" xmlns:wne="http://schemas.microsoft.com/office/word/2006/wordml" xmlns:wps="http://schemas.microsoft.com/office/word/2010/wordprocessingShape" mc:Ignorable="w14 w15 w16se w16cid wp14">
   <w:abstractNum w:abstractNumId="0" w15:restartNumberingAfterBreak="0">
     <w:nsid w:val="33005739"/>
     <w:multiLevelType w:val="hybridMultilevel"/>
@@ -4102,17 +4771,133 @@
       </w:rPr>
     </w:lvl>
   </w:abstractNum>
-  <w:num w:numId="1" w16cid:durableId="1125658191">
+  <w:abstractNum w:abstractNumId="2" w15:restartNumberingAfterBreak="0">
+    <w:nsid w:val="4DB85FE5"/>
+    <w:multiLevelType w:val="hybridMultilevel"/>
+    <w:tmpl w:val="2EAE48F8"/>
+    <w:lvl w:ilvl="0" w:tplc="04090001">
+      <w:start w:val="1"/>
+      <w:numFmt w:val="bullet"/>
+      <w:lvlText w:val=""/>
+      <w:lvlJc w:val="left"/>
+      <w:pPr>
+        <w:ind w:left="720" w:hanging="360"/>
+      </w:pPr>
+      <w:rPr>
+        <w:rFonts w:ascii="Symbol" w:hAnsi="Symbol" w:hint="default"/>
+      </w:rPr>
+    </w:lvl>
+    <w:lvl w:ilvl="1" w:tplc="04090003" w:tentative="1">
+      <w:start w:val="1"/>
+      <w:numFmt w:val="bullet"/>
+      <w:lvlText w:val="o"/>
+      <w:lvlJc w:val="left"/>
+      <w:pPr>
+        <w:ind w:left="1440" w:hanging="360"/>
+      </w:pPr>
+      <w:rPr>
+        <w:rFonts w:ascii="Courier New" w:hAnsi="Courier New" w:cs="Courier New" w:hint="default"/>
+      </w:rPr>
+    </w:lvl>
+    <w:lvl w:ilvl="2" w:tplc="04090005" w:tentative="1">
+      <w:start w:val="1"/>
+      <w:numFmt w:val="bullet"/>
+      <w:lvlText w:val=""/>
+      <w:lvlJc w:val="left"/>
+      <w:pPr>
+        <w:ind w:left="2160" w:hanging="360"/>
+      </w:pPr>
+      <w:rPr>
+        <w:rFonts w:ascii="Wingdings" w:hAnsi="Wingdings" w:hint="default"/>
+      </w:rPr>
+    </w:lvl>
+    <w:lvl w:ilvl="3" w:tplc="04090001" w:tentative="1">
+      <w:start w:val="1"/>
+      <w:numFmt w:val="bullet"/>
+      <w:lvlText w:val=""/>
+      <w:lvlJc w:val="left"/>
+      <w:pPr>
+        <w:ind w:left="2880" w:hanging="360"/>
+      </w:pPr>
+      <w:rPr>
+        <w:rFonts w:ascii="Symbol" w:hAnsi="Symbol" w:hint="default"/>
+      </w:rPr>
+    </w:lvl>
+    <w:lvl w:ilvl="4" w:tplc="04090003" w:tentative="1">
+      <w:start w:val="1"/>
+      <w:numFmt w:val="bullet"/>
+      <w:lvlText w:val="o"/>
+      <w:lvlJc w:val="left"/>
+      <w:pPr>
+        <w:ind w:left="3600" w:hanging="360"/>
+      </w:pPr>
+      <w:rPr>
+        <w:rFonts w:ascii="Courier New" w:hAnsi="Courier New" w:cs="Courier New" w:hint="default"/>
+      </w:rPr>
+    </w:lvl>
+    <w:lvl w:ilvl="5" w:tplc="04090005" w:tentative="1">
+      <w:start w:val="1"/>
+      <w:numFmt w:val="bullet"/>
+      <w:lvlText w:val=""/>
+      <w:lvlJc w:val="left"/>
+      <w:pPr>
+        <w:ind w:left="4320" w:hanging="360"/>
+      </w:pPr>
+      <w:rPr>
+        <w:rFonts w:ascii="Wingdings" w:hAnsi="Wingdings" w:hint="default"/>
+      </w:rPr>
+    </w:lvl>
+    <w:lvl w:ilvl="6" w:tplc="04090001" w:tentative="1">
+      <w:start w:val="1"/>
+      <w:numFmt w:val="bullet"/>
+      <w:lvlText w:val=""/>
+      <w:lvlJc w:val="left"/>
+      <w:pPr>
+        <w:ind w:left="5040" w:hanging="360"/>
+      </w:pPr>
+      <w:rPr>
+        <w:rFonts w:ascii="Symbol" w:hAnsi="Symbol" w:hint="default"/>
+      </w:rPr>
+    </w:lvl>
+    <w:lvl w:ilvl="7" w:tplc="04090003" w:tentative="1">
+      <w:start w:val="1"/>
+      <w:numFmt w:val="bullet"/>
+      <w:lvlText w:val="o"/>
+      <w:lvlJc w:val="left"/>
+      <w:pPr>
+        <w:ind w:left="5760" w:hanging="360"/>
+      </w:pPr>
+      <w:rPr>
+        <w:rFonts w:ascii="Courier New" w:hAnsi="Courier New" w:cs="Courier New" w:hint="default"/>
+      </w:rPr>
+    </w:lvl>
+    <w:lvl w:ilvl="8" w:tplc="04090005" w:tentative="1">
+      <w:start w:val="1"/>
+      <w:numFmt w:val="bullet"/>
+      <w:lvlText w:val=""/>
+      <w:lvlJc w:val="left"/>
+      <w:pPr>
+        <w:ind w:left="6480" w:hanging="360"/>
+      </w:pPr>
+      <w:rPr>
+        <w:rFonts w:ascii="Wingdings" w:hAnsi="Wingdings" w:hint="default"/>
+      </w:rPr>
+    </w:lvl>
+  </w:abstractNum>
+  <w:num w:numId="1">
     <w:abstractNumId w:val="0"/>
   </w:num>
-  <w:num w:numId="2" w16cid:durableId="2117870265">
+  <w:num w:numId="2">
     <w:abstractNumId w:val="1"/>
+  </w:num>
+  <w:num w:numId="3">
+    <w:abstractNumId w:val="2"/>
   </w:num>
 </w:numbering>
 </file>
 
 <file path=word/styles.xml><?xml version="1.0" encoding="utf-8"?>
-<w:styles xmlns:mc="http://schemas.openxmlformats.org/markup-compatibility/2006" xmlns:r="http://schemas.openxmlformats.org/officeDocument/2006/relationships" xmlns:w="http://schemas.openxmlformats.org/wordprocessingml/2006/main" xmlns:w14="http://schemas.microsoft.com/office/word/2010/wordml" xmlns:w15="http://schemas.microsoft.com/office/word/2012/wordml" xmlns:w16cex="http://schemas.microsoft.com/office/word/2018/wordml/cex" xmlns:w16cid="http://schemas.microsoft.com/office/word/2016/wordml/cid" xmlns:w16="http://schemas.microsoft.com/office/word/2018/wordml" xmlns:w16du="http://schemas.microsoft.com/office/word/2023/wordml/word16du" xmlns:w16sdtdh="http://schemas.microsoft.com/office/word/2020/wordml/sdtdatahash" xmlns:w16sdtfl="http://schemas.microsoft.com/office/word/2024/wordml/sdtformatlock" xmlns:w16se="http://schemas.microsoft.com/office/word/2015/wordml/symex" mc:Ignorable="w14 w15 w16se w16cid w16 w16cex w16sdtdh w16sdtfl w16du">
+<w:styles xmlns:mc="http://schemas.openxmlformats.org/markup-compatibility/2006" xmlns:r="http://schemas.openxmlformats.org/officeDocument/2006/relationships" xmlns:w="http://schemas.openxmlformats.org/wordprocessingml/2006/main" xmlns:w14="http://schemas.microsoft.com/office/word/2010/wordml" xmlns:w15="http://schemas.microsoft.com/office/word/2012/wordml" xmlns:w16cid="http://schemas.microsoft.com/office/word/2016/wordml/cid" xmlns:w16se="http://schemas.microsoft.com/office/word/2015/wordml/symex" mc:Ignorable="w14 w15 w16se w16cid">
   <w:docDefaults>
     <w:rPrDefault>
       <w:rPr>
@@ -4131,7 +4916,7 @@
       </w:pPr>
     </w:pPrDefault>
   </w:docDefaults>
-  <w:latentStyles w:defLockedState="0" w:defUIPriority="99" w:defSemiHidden="0" w:defUnhideWhenUsed="0" w:defQFormat="0" w:count="376">
+  <w:latentStyles w:defLockedState="0" w:defUIPriority="99" w:defSemiHidden="0" w:defUnhideWhenUsed="0" w:defQFormat="0" w:count="375">
     <w:lsdException w:name="Normal" w:uiPriority="0" w:qFormat="1"/>
     <w:lsdException w:name="heading 1" w:uiPriority="9" w:qFormat="1"/>
     <w:lsdException w:name="heading 2" w:semiHidden="1" w:uiPriority="9" w:unhideWhenUsed="1" w:qFormat="1"/>
@@ -4507,7 +5292,6 @@
     <w:lsdException w:name="Smart Hyperlink" w:semiHidden="1" w:unhideWhenUsed="1"/>
     <w:lsdException w:name="Hashtag" w:semiHidden="1" w:unhideWhenUsed="1"/>
     <w:lsdException w:name="Unresolved Mention" w:semiHidden="1" w:unhideWhenUsed="1"/>
-    <w:lsdException w:name="Smart Link" w:semiHidden="1" w:unhideWhenUsed="1"/>
   </w:latentStyles>
   <w:style w:type="paragraph" w:default="1" w:styleId="a">
     <w:name w:val="Normal"/>
